--- a/docs/project-documentation/Chapter_4_Design.docx
+++ b/docs/project-documentation/Chapter_4_Design.docx
@@ -2481,7 +2481,7 @@
           <wp:inline distT="0" distB="0" distL="0" distR="0">
             <wp:extent cx="5334000" cy="1781175"/>
             <wp:effectExtent t="0" r="0" b="0" l="0"/>
-            <wp:docPr id="1" name="incident_states.png" descr="Figure 9: Incident status workflow" title="Figure 9: Incident status workflow"/>
+            <wp:docPr id="2" name="incident_states.png" descr="Figure 9: Incident status workflow" title="Figure 9: Incident status workflow"/>
             <wp:cNvGraphicFramePr>
               <a:graphicFrameLocks xmlns:a="http://schemas.openxmlformats.org/drawingml/2006/main" noChangeAspect="1"/>
             </wp:cNvGraphicFramePr>
@@ -2579,7 +2579,7 @@
           <wp:inline distT="0" distB="0" distL="0" distR="0">
             <wp:extent cx="5905500" cy="4429125"/>
             <wp:effectExtent t="0" r="0" b="0" l="0"/>
-            <wp:docPr id="2" name="erd.png" descr="Figure 10: Entity relationship diagram (simplified)" title="Figure 10: Entity relationship diagram (simplified)"/>
+            <wp:docPr id="3" name="erd.png" descr="Figure 10: Entity relationship diagram (simplified)" title="Figure 10: Entity relationship diagram (simplified)"/>
             <wp:cNvGraphicFramePr>
               <a:graphicFrameLocks xmlns:a="http://schemas.openxmlformats.org/drawingml/2006/main" noChangeAspect="1"/>
             </wp:cNvGraphicFramePr>
@@ -10529,7 +10529,7 @@
           <wp:inline distT="0" distB="0" distL="0" distR="0">
             <wp:extent cx="5715000" cy="3114675"/>
             <wp:effectExtent t="0" r="0" b="0" l="0"/>
-            <wp:docPr id="3" name="dfd_level0.png" descr="Figure 2: Level 0 DFD (context diagram)" title="Figure 2: Level 0 DFD (context diagram)"/>
+            <wp:docPr id="4" name="dfd_level0.png" descr="Figure 2: Level 0 DFD (context diagram)" title="Figure 2: Level 0 DFD (context diagram)"/>
             <wp:cNvGraphicFramePr>
               <a:graphicFrameLocks xmlns:a="http://schemas.openxmlformats.org/drawingml/2006/main" noChangeAspect="1"/>
             </wp:cNvGraphicFramePr>
@@ -10600,7 +10600,7 @@
           <wp:inline distT="0" distB="0" distL="0" distR="0">
             <wp:extent cx="5715000" cy="3810000"/>
             <wp:effectExtent t="0" r="0" b="0" l="0"/>
-            <wp:docPr id="4" name="dfd_level1.png" descr="Figure 3: Level 1 DFD" title="Figure 3: Level 1 DFD"/>
+            <wp:docPr id="5" name="dfd_level1.png" descr="Figure 3: Level 1 DFD" title="Figure 3: Level 1 DFD"/>
             <wp:cNvGraphicFramePr>
               <a:graphicFrameLocks xmlns:a="http://schemas.openxmlformats.org/drawingml/2006/main" noChangeAspect="1"/>
             </wp:cNvGraphicFramePr>
@@ -10671,7 +10671,7 @@
           <wp:inline distT="0" distB="0" distL="0" distR="0">
             <wp:extent cx="5715000" cy="2857500"/>
             <wp:effectExtent t="0" r="0" b="0" l="0"/>
-            <wp:docPr id="5" name="dfd_level2_incident.png" descr="Figure 4: Level 2 DFD, process 5.0 Incident response" title="Figure 4: Level 2 DFD, process 5.0 Incident response"/>
+            <wp:docPr id="6" name="dfd_level2_incident.png" descr="Figure 4: Level 2 DFD, process 5.0 Incident response" title="Figure 4: Level 2 DFD, process 5.0 Incident response"/>
             <wp:cNvGraphicFramePr>
               <a:graphicFrameLocks xmlns:a="http://schemas.openxmlformats.org/drawingml/2006/main" noChangeAspect="1"/>
             </wp:cNvGraphicFramePr>
@@ -10742,7 +10742,7 @@
           <wp:inline distT="0" distB="0" distL="0" distR="0">
             <wp:extent cx="5715000" cy="2381250"/>
             <wp:effectExtent t="0" r="0" b="0" l="0"/>
-            <wp:docPr id="6" name="dfd_level2_quiz.png" descr="Figure 5: Level 2 DFD, process 3.0 Run quizzes" title="Figure 5: Level 2 DFD, process 3.0 Run quizzes"/>
+            <wp:docPr id="7" name="dfd_level2_quiz.png" descr="Figure 5: Level 2 DFD, process 3.0 Run quizzes" title="Figure 5: Level 2 DFD, process 3.0 Run quizzes"/>
             <wp:cNvGraphicFramePr>
               <a:graphicFrameLocks xmlns:a="http://schemas.openxmlformats.org/drawingml/2006/main" noChangeAspect="1"/>
             </wp:cNvGraphicFramePr>
@@ -10821,7 +10821,7 @@
           <wp:inline distT="0" distB="0" distL="0" distR="0">
             <wp:extent cx="5715000" cy="3810000"/>
             <wp:effectExtent t="0" r="0" b="0" l="0"/>
-            <wp:docPr id="7" name="use_case.png" descr="Figure 6: Use case diagram" title="Figure 6: Use case diagram"/>
+            <wp:docPr id="8" name="use_case.png" descr="Figure 6: Use case diagram" title="Figure 6: Use case diagram"/>
             <wp:cNvGraphicFramePr>
               <a:graphicFrameLocks xmlns:a="http://schemas.openxmlformats.org/drawingml/2006/main" noChangeAspect="1"/>
             </wp:cNvGraphicFramePr>
@@ -10892,7 +10892,7 @@
           <wp:inline distT="0" distB="0" distL="0" distR="0">
             <wp:extent cx="5905500" cy="4086225"/>
             <wp:effectExtent t="0" r="0" b="0" l="0"/>
-            <wp:docPr id="8" name="class_diagram.png" descr="Figure 7: Class diagram (principal domain classes)" title="Figure 7: Class diagram (principal domain classes)"/>
+            <wp:docPr id="9" name="class_diagram.png" descr="Figure 7: Class diagram (principal domain classes)" title="Figure 7: Class diagram (principal domain classes)"/>
             <wp:cNvGraphicFramePr>
               <a:graphicFrameLocks xmlns:a="http://schemas.openxmlformats.org/drawingml/2006/main" noChangeAspect="1"/>
             </wp:cNvGraphicFramePr>
@@ -10963,7 +10963,7 @@
           <wp:inline distT="0" distB="0" distL="0" distR="0">
             <wp:extent cx="5715000" cy="3333750"/>
             <wp:effectExtent t="0" r="0" b="0" l="0"/>
-            <wp:docPr id="9" name="sequence_incident.png" descr="Figure 8: Sequence diagram, reporting and handling an incident" title="Figure 8: Sequence diagram, reporting and handling an incident"/>
+            <wp:docPr id="10" name="sequence_incident.png" descr="Figure 8: Sequence diagram, reporting and handling an incident" title="Figure 8: Sequence diagram, reporting and handling an incident"/>
             <wp:cNvGraphicFramePr>
               <a:graphicFrameLocks xmlns:a="http://schemas.openxmlformats.org/drawingml/2006/main" noChangeAspect="1"/>
             </wp:cNvGraphicFramePr>

--- a/docs/project-documentation/Chapter_4_Design.docx
+++ b/docs/project-documentation/Chapter_4_Design.docx
@@ -211,7 +211,7 @@
         <w:spacing w:after="120" w:line="300"/>
       </w:pPr>
       <w:r>
-        <w:t xml:space="preserve">Inputs are collected with forms in the web and mobile apps. The server checks them again. The rules are: collect each item once, use lists wherever possible, show a message at the field, and never trust the client.</w:t>
+        <w:t xml:space="preserve">Inputs are collected with forms in the web app. The server checks them again. The rules are: collect each item once, use lists wherever possible, show a message at the field, and never trust the client.</w:t>
       </w:r>
     </w:p>
     <w:p>
@@ -799,7 +799,7 @@
                 <w:sz w:val="19"/>
                 <w:szCs w:val="19"/>
               </w:rPr>
-              <w:t xml:space="preserve">Alert</w:t>
+              <w:t xml:space="preserve">Lesson, quiz and simulation editing</w:t>
             </w:r>
           </w:p>
         </w:tc>
@@ -826,7 +826,7 @@
                 <w:sz w:val="19"/>
                 <w:szCs w:val="19"/>
               </w:rPr>
-              <w:t xml:space="preserve">title, text, priority, type, audience role, start, end</w:t>
+              <w:t xml:space="preserve">title, slug, content, category, difficulty, tags, questions and answers, red flags</w:t>
             </w:r>
           </w:p>
         </w:tc>
@@ -853,7 +853,7 @@
                 <w:sz w:val="19"/>
                 <w:szCs w:val="19"/>
               </w:rPr>
-              <w:t xml:space="preserve">Title and text required; priority and type from lists</w:t>
+              <w:t xml:space="preserve">Slug is unique; each question has a correct answer; required fields present</w:t>
             </w:r>
           </w:p>
         </w:tc>
@@ -885,7 +885,7 @@
                 <w:sz w:val="19"/>
                 <w:szCs w:val="19"/>
               </w:rPr>
-              <w:t xml:space="preserve">Lesson, quiz and simulation editing</w:t>
+              <w:t xml:space="preserve">Status change and assignment</w:t>
             </w:r>
           </w:p>
         </w:tc>
@@ -912,7 +912,7 @@
                 <w:sz w:val="19"/>
                 <w:szCs w:val="19"/>
               </w:rPr>
-              <w:t xml:space="preserve">title, slug, content, category, difficulty, tags, questions and answers, red flags</w:t>
+              <w:t xml:space="preserve">incident id, new status or administrator id, note</w:t>
             </w:r>
           </w:p>
         </w:tc>
@@ -939,93 +939,7 @@
                 <w:sz w:val="19"/>
                 <w:szCs w:val="19"/>
               </w:rPr>
-              <w:t xml:space="preserve">Slug is unique; each question has a correct answer; required fields present</w:t>
-            </w:r>
-          </w:p>
-        </w:tc>
-      </w:tr>
-      <w:tr>
-        <w:trPr>
-          <w:cantSplit/>
-        </w:trPr>
-        <w:tc>
-          <w:tcPr>
-            <w:tcW w:type="dxa" w:w="1900"/>
-            <w:tcBorders>
-              <w:top w:val="single" w:color="B8C2D0" w:sz="4"/>
-              <w:left w:val="single" w:color="B8C2D0" w:sz="4"/>
-              <w:bottom w:val="single" w:color="B8C2D0" w:sz="4"/>
-              <w:right w:val="single" w:color="B8C2D0" w:sz="4"/>
-            </w:tcBorders>
-            <w:shd w:fill="FFFFFF" w:color="auto" w:val="clear"/>
-            <w:tcMar>
-              <w:top w:type="dxa" w:w="60"/>
-              <w:left w:type="dxa" w:w="100"/>
-              <w:bottom w:type="dxa" w:w="60"/>
-              <w:right w:type="dxa" w:w="100"/>
-            </w:tcMar>
-          </w:tcPr>
-          <w:p>
-            <w:r>
-              <w:rPr>
-                <w:sz w:val="19"/>
-                <w:szCs w:val="19"/>
-              </w:rPr>
-              <w:t xml:space="preserve">Status change and assignment</w:t>
-            </w:r>
-          </w:p>
-        </w:tc>
-        <w:tc>
-          <w:tcPr>
-            <w:tcW w:type="dxa" w:w="3626"/>
-            <w:tcBorders>
-              <w:top w:val="single" w:color="B8C2D0" w:sz="4"/>
-              <w:left w:val="single" w:color="B8C2D0" w:sz="4"/>
-              <w:bottom w:val="single" w:color="B8C2D0" w:sz="4"/>
-              <w:right w:val="single" w:color="B8C2D0" w:sz="4"/>
-            </w:tcBorders>
-            <w:shd w:fill="FFFFFF" w:color="auto" w:val="clear"/>
-            <w:tcMar>
-              <w:top w:type="dxa" w:w="60"/>
-              <w:left w:type="dxa" w:w="100"/>
-              <w:bottom w:type="dxa" w:w="60"/>
-              <w:right w:type="dxa" w:w="100"/>
-            </w:tcMar>
-          </w:tcPr>
-          <w:p>
-            <w:r>
-              <w:rPr>
-                <w:sz w:val="19"/>
-                <w:szCs w:val="19"/>
-              </w:rPr>
-              <w:t xml:space="preserve">incident id, new status or officer id, note</w:t>
-            </w:r>
-          </w:p>
-        </w:tc>
-        <w:tc>
-          <w:tcPr>
-            <w:tcW w:type="dxa" w:w="3500"/>
-            <w:tcBorders>
-              <w:top w:val="single" w:color="B8C2D0" w:sz="4"/>
-              <w:left w:val="single" w:color="B8C2D0" w:sz="4"/>
-              <w:bottom w:val="single" w:color="B8C2D0" w:sz="4"/>
-              <w:right w:val="single" w:color="B8C2D0" w:sz="4"/>
-            </w:tcBorders>
-            <w:shd w:fill="FFFFFF" w:color="auto" w:val="clear"/>
-            <w:tcMar>
-              <w:top w:type="dxa" w:w="60"/>
-              <w:left w:type="dxa" w:w="100"/>
-              <w:bottom w:type="dxa" w:w="60"/>
-              <w:right w:type="dxa" w:w="100"/>
-            </w:tcMar>
-          </w:tcPr>
-          <w:p>
-            <w:r>
-              <w:rPr>
-                <w:sz w:val="19"/>
-                <w:szCs w:val="19"/>
-              </w:rPr>
-              <w:t xml:space="preserve">Officer role needed; assignee must be an officer or administrator</w:t>
+              <w:t xml:space="preserve">Administrator role needed; assignee must be an administrator</w:t>
             </w:r>
           </w:p>
         </w:tc>
@@ -1257,7 +1171,7 @@
                 <w:sz w:val="19"/>
                 <w:szCs w:val="19"/>
               </w:rPr>
-              <w:t xml:space="preserve">Security score, lesson progress, quiz and phishing results, open incidents, alerts</w:t>
+              <w:t xml:space="preserve">Security score, lesson progress, quiz and phishing results, open incidents</w:t>
             </w:r>
           </w:p>
         </w:tc>
@@ -1596,7 +1510,7 @@
                 <w:sz w:val="19"/>
                 <w:szCs w:val="19"/>
               </w:rPr>
-              <w:t xml:space="preserve">Reference number, status history, assigned officer</w:t>
+              <w:t xml:space="preserve">Reference number, status history, assigned administrator</w:t>
             </w:r>
           </w:p>
         </w:tc>
@@ -1736,7 +1650,7 @@
                 <w:sz w:val="19"/>
                 <w:szCs w:val="19"/>
               </w:rPr>
-              <w:t xml:space="preserve">Officer, administrator</w:t>
+              <w:t xml:space="preserve">Administrator</w:t>
             </w:r>
           </w:p>
         </w:tc>
@@ -1849,7 +1763,7 @@
                 <w:sz w:val="19"/>
                 <w:szCs w:val="19"/>
               </w:rPr>
-              <w:t xml:space="preserve">Officer, administrator</w:t>
+              <w:t xml:space="preserve">Administrator</w:t>
             </w:r>
           </w:p>
         </w:tc>
@@ -1908,7 +1822,7 @@
                 <w:sz w:val="19"/>
                 <w:szCs w:val="19"/>
               </w:rPr>
-              <w:t xml:space="preserve">Notification centre</w:t>
+              <w:t xml:space="preserve">Audit report</w:t>
             </w:r>
           </w:p>
         </w:tc>
@@ -1935,7 +1849,7 @@
                 <w:sz w:val="19"/>
                 <w:szCs w:val="19"/>
               </w:rPr>
-              <w:t xml:space="preserve">Unread and read alerts</w:t>
+              <w:t xml:space="preserve">Who did what, when, from which address</w:t>
             </w:r>
           </w:p>
         </w:tc>
@@ -1962,7 +1876,7 @@
                 <w:sz w:val="19"/>
                 <w:szCs w:val="19"/>
               </w:rPr>
-              <w:t xml:space="preserve">Users</w:t>
+              <w:t xml:space="preserve">Administrator</w:t>
             </w:r>
           </w:p>
         </w:tc>
@@ -1989,7 +1903,7 @@
                 <w:sz w:val="19"/>
                 <w:szCs w:val="19"/>
               </w:rPr>
-              <w:t xml:space="preserve">Screen and badge</w:t>
+              <w:t xml:space="preserve">Screen and CSV file</w:t>
             </w:r>
           </w:p>
         </w:tc>
@@ -2021,7 +1935,7 @@
                 <w:sz w:val="19"/>
                 <w:szCs w:val="19"/>
               </w:rPr>
-              <w:t xml:space="preserve">Audit report</w:t>
+              <w:t xml:space="preserve">API documents</w:t>
             </w:r>
           </w:p>
         </w:tc>
@@ -2048,7 +1962,7 @@
                 <w:sz w:val="19"/>
                 <w:szCs w:val="19"/>
               </w:rPr>
-              <w:t xml:space="preserve">Who did what, when, from which address</w:t>
+              <w:t xml:space="preserve">All endpoints and data formats</w:t>
             </w:r>
           </w:p>
         </w:tc>
@@ -2075,7 +1989,7 @@
                 <w:sz w:val="19"/>
                 <w:szCs w:val="19"/>
               </w:rPr>
-              <w:t xml:space="preserve">Officer, administrator</w:t>
+              <w:t xml:space="preserve">Developers</w:t>
             </w:r>
           </w:p>
         </w:tc>
@@ -2102,120 +2016,22 @@
                 <w:sz w:val="19"/>
                 <w:szCs w:val="19"/>
               </w:rPr>
-              <w:t xml:space="preserve">Screen and CSV file</w:t>
-            </w:r>
-          </w:p>
-        </w:tc>
-      </w:tr>
-      <w:tr>
-        <w:trPr>
-          <w:cantSplit/>
-        </w:trPr>
-        <w:tc>
-          <w:tcPr>
-            <w:tcW w:type="dxa" w:w="2100"/>
-            <w:tcBorders>
-              <w:top w:val="single" w:color="B8C2D0" w:sz="4"/>
-              <w:left w:val="single" w:color="B8C2D0" w:sz="4"/>
-              <w:bottom w:val="single" w:color="B8C2D0" w:sz="4"/>
-              <w:right w:val="single" w:color="B8C2D0" w:sz="4"/>
-            </w:tcBorders>
-            <w:shd w:fill="FFFFFF" w:color="auto" w:val="clear"/>
-            <w:tcMar>
-              <w:top w:type="dxa" w:w="60"/>
-              <w:left w:type="dxa" w:w="100"/>
-              <w:bottom w:type="dxa" w:w="60"/>
-              <w:right w:type="dxa" w:w="100"/>
-            </w:tcMar>
-          </w:tcPr>
-          <w:p>
-            <w:r>
-              <w:rPr>
-                <w:sz w:val="19"/>
-                <w:szCs w:val="19"/>
-              </w:rPr>
-              <w:t xml:space="preserve">API documents</w:t>
-            </w:r>
-          </w:p>
-        </w:tc>
-        <w:tc>
-          <w:tcPr>
-            <w:tcW w:type="dxa" w:w="3426"/>
-            <w:tcBorders>
-              <w:top w:val="single" w:color="B8C2D0" w:sz="4"/>
-              <w:left w:val="single" w:color="B8C2D0" w:sz="4"/>
-              <w:bottom w:val="single" w:color="B8C2D0" w:sz="4"/>
-              <w:right w:val="single" w:color="B8C2D0" w:sz="4"/>
-            </w:tcBorders>
-            <w:shd w:fill="FFFFFF" w:color="auto" w:val="clear"/>
-            <w:tcMar>
-              <w:top w:type="dxa" w:w="60"/>
-              <w:left w:type="dxa" w:w="100"/>
-              <w:bottom w:type="dxa" w:w="60"/>
-              <w:right w:type="dxa" w:w="100"/>
-            </w:tcMar>
-          </w:tcPr>
-          <w:p>
-            <w:r>
-              <w:rPr>
-                <w:sz w:val="19"/>
-                <w:szCs w:val="19"/>
-              </w:rPr>
-              <w:t xml:space="preserve">All endpoints and data formats</w:t>
-            </w:r>
-          </w:p>
-        </w:tc>
-        <w:tc>
-          <w:tcPr>
-            <w:tcW w:type="dxa" w:w="1500"/>
-            <w:tcBorders>
-              <w:top w:val="single" w:color="B8C2D0" w:sz="4"/>
-              <w:left w:val="single" w:color="B8C2D0" w:sz="4"/>
-              <w:bottom w:val="single" w:color="B8C2D0" w:sz="4"/>
-              <w:right w:val="single" w:color="B8C2D0" w:sz="4"/>
-            </w:tcBorders>
-            <w:shd w:fill="FFFFFF" w:color="auto" w:val="clear"/>
-            <w:tcMar>
-              <w:top w:type="dxa" w:w="60"/>
-              <w:left w:type="dxa" w:w="100"/>
-              <w:bottom w:type="dxa" w:w="60"/>
-              <w:right w:type="dxa" w:w="100"/>
-            </w:tcMar>
-          </w:tcPr>
-          <w:p>
-            <w:r>
-              <w:rPr>
-                <w:sz w:val="19"/>
-                <w:szCs w:val="19"/>
-              </w:rPr>
-              <w:t xml:space="preserve">Developers</w:t>
-            </w:r>
-          </w:p>
-        </w:tc>
-        <w:tc>
-          <w:tcPr>
-            <w:tcW w:type="dxa" w:w="2000"/>
-            <w:tcBorders>
-              <w:top w:val="single" w:color="B8C2D0" w:sz="4"/>
-              <w:left w:val="single" w:color="B8C2D0" w:sz="4"/>
-              <w:bottom w:val="single" w:color="B8C2D0" w:sz="4"/>
-              <w:right w:val="single" w:color="B8C2D0" w:sz="4"/>
-            </w:tcBorders>
-            <w:shd w:fill="FFFFFF" w:color="auto" w:val="clear"/>
-            <w:tcMar>
-              <w:top w:type="dxa" w:w="60"/>
-              <w:left w:type="dxa" w:w="100"/>
-              <w:bottom w:type="dxa" w:w="60"/>
-              <w:right w:type="dxa" w:w="100"/>
-            </w:tcMar>
-          </w:tcPr>
-          <w:p>
-            <w:r>
-              <w:rPr>
-                <w:sz w:val="19"/>
-                <w:szCs w:val="19"/>
-              </w:rPr>
-              <w:t xml:space="preserve">Swagger page</w:t>
+              <w:t xml:space="preserve">API documentation page (</w:t>
+            </w:r>
+            <w:r>
+              <w:rPr>
+                <w:rFonts w:ascii="Consolas" w:cs="Consolas" w:eastAsia="Consolas" w:hAnsi="Consolas"/>
+                <w:sz w:val="19"/>
+                <w:szCs w:val="19"/>
+              </w:rPr>
+              <w:t xml:space="preserve">/api/v1/docs/</w:t>
+            </w:r>
+            <w:r>
+              <w:rPr>
+                <w:sz w:val="19"/>
+                <w:szCs w:val="19"/>
+              </w:rPr>
+              <w:t xml:space="preserve">)</w:t>
             </w:r>
           </w:p>
         </w:tc>
@@ -2239,7 +2055,7 @@
         <w:spacing w:after="120" w:line="300"/>
       </w:pPr>
       <w:r>
-        <w:t xml:space="preserve">Business rules are kept in a service layer, so both apps use the same rules and the rules can be tested.</w:t>
+        <w:t xml:space="preserve">Business rules are kept in a service layer, so the rules are in one place and can be tested.</w:t>
       </w:r>
     </w:p>
     <w:p>
@@ -2895,7 +2711,7 @@
       <w:r>
         <w:drawing>
           <wp:inline distT="0" distB="0" distL="0" distR="0">
-            <wp:extent cx="5905500" cy="4238625"/>
+            <wp:extent cx="5905500" cy="3933825"/>
             <wp:effectExtent t="0" r="0" b="0" l="0"/>
             <wp:docPr id="7" name="erd.png" descr="Figure 4.5: Entity relationship diagram (simplified)" title="Figure 4.5: Entity relationship diagram (simplified)"/>
             <wp:cNvGraphicFramePr>
@@ -2920,7 +2736,7 @@
                   <pic:spPr bwMode="auto">
                     <a:xfrm>
                       <a:off x="0" y="0"/>
-                      <a:ext cx="5905500" cy="4238625"/>
+                      <a:ext cx="5905500" cy="3933825"/>
                     </a:xfrm>
                     <a:prstGeom prst="rect">
                       <a:avLst/>
@@ -3972,92 +3788,6 @@
                 <w:sz w:val="19"/>
                 <w:szCs w:val="19"/>
               </w:rPr>
-              <w:t xml:space="preserve">alerts, notifications</w:t>
-            </w:r>
-          </w:p>
-        </w:tc>
-        <w:tc>
-          <w:tcPr>
-            <w:tcW w:type="dxa" w:w="3326"/>
-            <w:tcBorders>
-              <w:top w:val="single" w:color="B8C2D0" w:sz="4"/>
-              <w:left w:val="single" w:color="B8C2D0" w:sz="4"/>
-              <w:bottom w:val="single" w:color="B8C2D0" w:sz="4"/>
-              <w:right w:val="single" w:color="B8C2D0" w:sz="4"/>
-            </w:tcBorders>
-            <w:shd w:fill="FFFFFF" w:color="auto" w:val="clear"/>
-            <w:tcMar>
-              <w:top w:type="dxa" w:w="60"/>
-              <w:left w:type="dxa" w:w="100"/>
-              <w:bottom w:type="dxa" w:w="60"/>
-              <w:right w:type="dxa" w:w="100"/>
-            </w:tcMar>
-          </w:tcPr>
-          <w:p>
-            <w:r>
-              <w:rPr>
-                <w:sz w:val="19"/>
-                <w:szCs w:val="19"/>
-              </w:rPr>
-              <w:t xml:space="preserve">Warnings and delivery to each user</w:t>
-            </w:r>
-          </w:p>
-        </w:tc>
-        <w:tc>
-          <w:tcPr>
-            <w:tcW w:type="dxa" w:w="2700"/>
-            <w:tcBorders>
-              <w:top w:val="single" w:color="B8C2D0" w:sz="4"/>
-              <w:left w:val="single" w:color="B8C2D0" w:sz="4"/>
-              <w:bottom w:val="single" w:color="B8C2D0" w:sz="4"/>
-              <w:right w:val="single" w:color="B8C2D0" w:sz="4"/>
-            </w:tcBorders>
-            <w:shd w:fill="FFFFFF" w:color="auto" w:val="clear"/>
-            <w:tcMar>
-              <w:top w:type="dxa" w:w="60"/>
-              <w:left w:type="dxa" w:w="100"/>
-              <w:bottom w:type="dxa" w:w="60"/>
-              <w:right w:type="dxa" w:w="100"/>
-            </w:tcMar>
-          </w:tcPr>
-          <w:p>
-            <w:r>
-              <w:rPr>
-                <w:sz w:val="19"/>
-                <w:szCs w:val="19"/>
-              </w:rPr>
-              <w:t xml:space="preserve">A notification links one user to one alert (unique pair)</w:t>
-            </w:r>
-          </w:p>
-        </w:tc>
-      </w:tr>
-      <w:tr>
-        <w:trPr>
-          <w:cantSplit/>
-        </w:trPr>
-        <w:tc>
-          <w:tcPr>
-            <w:tcW w:type="dxa" w:w="3000"/>
-            <w:tcBorders>
-              <w:top w:val="single" w:color="B8C2D0" w:sz="4"/>
-              <w:left w:val="single" w:color="B8C2D0" w:sz="4"/>
-              <w:bottom w:val="single" w:color="B8C2D0" w:sz="4"/>
-              <w:right w:val="single" w:color="B8C2D0" w:sz="4"/>
-            </w:tcBorders>
-            <w:shd w:fill="FFFFFF" w:color="auto" w:val="clear"/>
-            <w:tcMar>
-              <w:top w:type="dxa" w:w="60"/>
-              <w:left w:type="dxa" w:w="100"/>
-              <w:bottom w:type="dxa" w:w="60"/>
-              <w:right w:type="dxa" w:w="100"/>
-            </w:tcMar>
-          </w:tcPr>
-          <w:p>
-            <w:r>
-              <w:rPr>
-                <w:sz w:val="19"/>
-                <w:szCs w:val="19"/>
-              </w:rPr>
               <w:t xml:space="preserve">audit_logs</w:t>
             </w:r>
           </w:p>
@@ -4778,7 +4508,7 @@
                 <w:sz w:val="19"/>
                 <w:szCs w:val="19"/>
               </w:rPr>
-              <w:t xml:space="preserve">Optional</w:t>
+              <w:t xml:space="preserve">Not required</w:t>
             </w:r>
           </w:p>
         </w:tc>
@@ -6038,7 +5768,7 @@
                 <w:sz w:val="19"/>
                 <w:szCs w:val="19"/>
               </w:rPr>
-              <w:t xml:space="preserve">Foreign key to users.id; may be empty</w:t>
+              <w:t xml:space="preserve">Foreign key to users.id; empty until assigned</w:t>
             </w:r>
           </w:p>
         </w:tc>
@@ -7228,7 +6958,7 @@
         <w:pStyle w:val="Heading3"/>
       </w:pPr>
       <w:r>
-        <w:t xml:space="preserve">alerts, notifications and audit_logs</w:t>
+        <w:t xml:space="preserve">audit_logs</w:t>
       </w:r>
     </w:p>
     <w:p>
@@ -7244,7 +6974,7 @@
           <w:sz w:val="19"/>
           <w:szCs w:val="19"/>
         </w:rPr>
-        <w:t xml:space="preserve">Table 4.7: Tables alerts, notifications and audit_logs</w:t>
+        <w:t xml:space="preserve">Table 4.7: Table audit_logs</w:t>
       </w:r>
     </w:p>
     <w:tbl>
@@ -7386,522 +7116,6 @@
                 <w:sz w:val="19"/>
                 <w:szCs w:val="19"/>
               </w:rPr>
-              <w:t xml:space="preserve">alerts.title, body</w:t>
-            </w:r>
-          </w:p>
-        </w:tc>
-        <w:tc>
-          <w:tcPr>
-            <w:tcW w:type="dxa" w:w="2300"/>
-            <w:tcBorders>
-              <w:top w:val="single" w:color="B8C2D0" w:sz="4"/>
-              <w:left w:val="single" w:color="B8C2D0" w:sz="4"/>
-              <w:bottom w:val="single" w:color="B8C2D0" w:sz="4"/>
-              <w:right w:val="single" w:color="B8C2D0" w:sz="4"/>
-            </w:tcBorders>
-            <w:shd w:fill="FFFFFF" w:color="auto" w:val="clear"/>
-            <w:tcMar>
-              <w:top w:type="dxa" w:w="60"/>
-              <w:left w:type="dxa" w:w="100"/>
-              <w:bottom w:type="dxa" w:w="60"/>
-              <w:right w:type="dxa" w:w="100"/>
-            </w:tcMar>
-          </w:tcPr>
-          <w:p>
-            <w:r>
-              <w:rPr>
-                <w:sz w:val="19"/>
-                <w:szCs w:val="19"/>
-              </w:rPr>
-              <w:t xml:space="preserve">VARCHAR(220), LONGTEXT</w:t>
-            </w:r>
-          </w:p>
-        </w:tc>
-        <w:tc>
-          <w:tcPr>
-            <w:tcW w:type="dxa" w:w="3126"/>
-            <w:tcBorders>
-              <w:top w:val="single" w:color="B8C2D0" w:sz="4"/>
-              <w:left w:val="single" w:color="B8C2D0" w:sz="4"/>
-              <w:bottom w:val="single" w:color="B8C2D0" w:sz="4"/>
-              <w:right w:val="single" w:color="B8C2D0" w:sz="4"/>
-            </w:tcBorders>
-            <w:shd w:fill="FFFFFF" w:color="auto" w:val="clear"/>
-            <w:tcMar>
-              <w:top w:type="dxa" w:w="60"/>
-              <w:left w:type="dxa" w:w="100"/>
-              <w:bottom w:type="dxa" w:w="60"/>
-              <w:right w:type="dxa" w:w="100"/>
-            </w:tcMar>
-          </w:tcPr>
-          <w:p>
-            <w:r>
-              <w:rPr>
-                <w:sz w:val="19"/>
-                <w:szCs w:val="19"/>
-              </w:rPr>
-              <w:t xml:space="preserve">Required</w:t>
-            </w:r>
-          </w:p>
-        </w:tc>
-      </w:tr>
-      <w:tr>
-        <w:trPr>
-          <w:cantSplit/>
-        </w:trPr>
-        <w:tc>
-          <w:tcPr>
-            <w:tcW w:type="dxa" w:w="3600"/>
-            <w:tcBorders>
-              <w:top w:val="single" w:color="B8C2D0" w:sz="4"/>
-              <w:left w:val="single" w:color="B8C2D0" w:sz="4"/>
-              <w:bottom w:val="single" w:color="B8C2D0" w:sz="4"/>
-              <w:right w:val="single" w:color="B8C2D0" w:sz="4"/>
-            </w:tcBorders>
-            <w:shd w:fill="FFFFFF" w:color="auto" w:val="clear"/>
-            <w:tcMar>
-              <w:top w:type="dxa" w:w="60"/>
-              <w:left w:type="dxa" w:w="100"/>
-              <w:bottom w:type="dxa" w:w="60"/>
-              <w:right w:type="dxa" w:w="100"/>
-            </w:tcMar>
-          </w:tcPr>
-          <w:p>
-            <w:r>
-              <w:rPr>
-                <w:sz w:val="19"/>
-                <w:szCs w:val="19"/>
-              </w:rPr>
-              <w:t xml:space="preserve">alerts.priority, alert_type</w:t>
-            </w:r>
-          </w:p>
-        </w:tc>
-        <w:tc>
-          <w:tcPr>
-            <w:tcW w:type="dxa" w:w="2300"/>
-            <w:tcBorders>
-              <w:top w:val="single" w:color="B8C2D0" w:sz="4"/>
-              <w:left w:val="single" w:color="B8C2D0" w:sz="4"/>
-              <w:bottom w:val="single" w:color="B8C2D0" w:sz="4"/>
-              <w:right w:val="single" w:color="B8C2D0" w:sz="4"/>
-            </w:tcBorders>
-            <w:shd w:fill="FFFFFF" w:color="auto" w:val="clear"/>
-            <w:tcMar>
-              <w:top w:type="dxa" w:w="60"/>
-              <w:left w:type="dxa" w:w="100"/>
-              <w:bottom w:type="dxa" w:w="60"/>
-              <w:right w:type="dxa" w:w="100"/>
-            </w:tcMar>
-          </w:tcPr>
-          <w:p>
-            <w:r>
-              <w:rPr>
-                <w:sz w:val="19"/>
-                <w:szCs w:val="19"/>
-              </w:rPr>
-              <w:t xml:space="preserve">VARCHAR</w:t>
-            </w:r>
-          </w:p>
-        </w:tc>
-        <w:tc>
-          <w:tcPr>
-            <w:tcW w:type="dxa" w:w="3126"/>
-            <w:tcBorders>
-              <w:top w:val="single" w:color="B8C2D0" w:sz="4"/>
-              <w:left w:val="single" w:color="B8C2D0" w:sz="4"/>
-              <w:bottom w:val="single" w:color="B8C2D0" w:sz="4"/>
-              <w:right w:val="single" w:color="B8C2D0" w:sz="4"/>
-            </w:tcBorders>
-            <w:shd w:fill="FFFFFF" w:color="auto" w:val="clear"/>
-            <w:tcMar>
-              <w:top w:type="dxa" w:w="60"/>
-              <w:left w:type="dxa" w:w="100"/>
-              <w:bottom w:type="dxa" w:w="60"/>
-              <w:right w:type="dxa" w:w="100"/>
-            </w:tcMar>
-          </w:tcPr>
-          <w:p>
-            <w:r>
-              <w:rPr>
-                <w:sz w:val="19"/>
-                <w:szCs w:val="19"/>
-              </w:rPr>
-              <w:t xml:space="preserve">priority: info, medium, high, critical; type: announcement, threat_advisory, daily_tip</w:t>
-            </w:r>
-          </w:p>
-        </w:tc>
-      </w:tr>
-      <w:tr>
-        <w:trPr>
-          <w:cantSplit/>
-        </w:trPr>
-        <w:tc>
-          <w:tcPr>
-            <w:tcW w:type="dxa" w:w="3600"/>
-            <w:tcBorders>
-              <w:top w:val="single" w:color="B8C2D0" w:sz="4"/>
-              <w:left w:val="single" w:color="B8C2D0" w:sz="4"/>
-              <w:bottom w:val="single" w:color="B8C2D0" w:sz="4"/>
-              <w:right w:val="single" w:color="B8C2D0" w:sz="4"/>
-            </w:tcBorders>
-            <w:shd w:fill="FFFFFF" w:color="auto" w:val="clear"/>
-            <w:tcMar>
-              <w:top w:type="dxa" w:w="60"/>
-              <w:left w:type="dxa" w:w="100"/>
-              <w:bottom w:type="dxa" w:w="60"/>
-              <w:right w:type="dxa" w:w="100"/>
-            </w:tcMar>
-          </w:tcPr>
-          <w:p>
-            <w:r>
-              <w:rPr>
-                <w:sz w:val="19"/>
-                <w:szCs w:val="19"/>
-              </w:rPr>
-              <w:t xml:space="preserve">alerts.audience_role</w:t>
-            </w:r>
-          </w:p>
-        </w:tc>
-        <w:tc>
-          <w:tcPr>
-            <w:tcW w:type="dxa" w:w="2300"/>
-            <w:tcBorders>
-              <w:top w:val="single" w:color="B8C2D0" w:sz="4"/>
-              <w:left w:val="single" w:color="B8C2D0" w:sz="4"/>
-              <w:bottom w:val="single" w:color="B8C2D0" w:sz="4"/>
-              <w:right w:val="single" w:color="B8C2D0" w:sz="4"/>
-            </w:tcBorders>
-            <w:shd w:fill="FFFFFF" w:color="auto" w:val="clear"/>
-            <w:tcMar>
-              <w:top w:type="dxa" w:w="60"/>
-              <w:left w:type="dxa" w:w="100"/>
-              <w:bottom w:type="dxa" w:w="60"/>
-              <w:right w:type="dxa" w:w="100"/>
-            </w:tcMar>
-          </w:tcPr>
-          <w:p>
-            <w:r>
-              <w:rPr>
-                <w:sz w:val="19"/>
-                <w:szCs w:val="19"/>
-              </w:rPr>
-              <w:t xml:space="preserve">VARCHAR(40)</w:t>
-            </w:r>
-          </w:p>
-        </w:tc>
-        <w:tc>
-          <w:tcPr>
-            <w:tcW w:type="dxa" w:w="3126"/>
-            <w:tcBorders>
-              <w:top w:val="single" w:color="B8C2D0" w:sz="4"/>
-              <w:left w:val="single" w:color="B8C2D0" w:sz="4"/>
-              <w:bottom w:val="single" w:color="B8C2D0" w:sz="4"/>
-              <w:right w:val="single" w:color="B8C2D0" w:sz="4"/>
-            </w:tcBorders>
-            <w:shd w:fill="FFFFFF" w:color="auto" w:val="clear"/>
-            <w:tcMar>
-              <w:top w:type="dxa" w:w="60"/>
-              <w:left w:type="dxa" w:w="100"/>
-              <w:bottom w:type="dxa" w:w="60"/>
-              <w:right w:type="dxa" w:w="100"/>
-            </w:tcMar>
-          </w:tcPr>
-          <w:p>
-            <w:r>
-              <w:rPr>
-                <w:sz w:val="19"/>
-                <w:szCs w:val="19"/>
-              </w:rPr>
-              <w:t xml:space="preserve">Empty means all users</w:t>
-            </w:r>
-          </w:p>
-        </w:tc>
-      </w:tr>
-      <w:tr>
-        <w:trPr>
-          <w:cantSplit/>
-        </w:trPr>
-        <w:tc>
-          <w:tcPr>
-            <w:tcW w:type="dxa" w:w="3600"/>
-            <w:tcBorders>
-              <w:top w:val="single" w:color="B8C2D0" w:sz="4"/>
-              <w:left w:val="single" w:color="B8C2D0" w:sz="4"/>
-              <w:bottom w:val="single" w:color="B8C2D0" w:sz="4"/>
-              <w:right w:val="single" w:color="B8C2D0" w:sz="4"/>
-            </w:tcBorders>
-            <w:shd w:fill="FFFFFF" w:color="auto" w:val="clear"/>
-            <w:tcMar>
-              <w:top w:type="dxa" w:w="60"/>
-              <w:left w:type="dxa" w:w="100"/>
-              <w:bottom w:type="dxa" w:w="60"/>
-              <w:right w:type="dxa" w:w="100"/>
-            </w:tcMar>
-          </w:tcPr>
-          <w:p>
-            <w:r>
-              <w:rPr>
-                <w:sz w:val="19"/>
-                <w:szCs w:val="19"/>
-              </w:rPr>
-              <w:t xml:space="preserve">alerts.starts_at, expires_at, is_active</w:t>
-            </w:r>
-          </w:p>
-        </w:tc>
-        <w:tc>
-          <w:tcPr>
-            <w:tcW w:type="dxa" w:w="2300"/>
-            <w:tcBorders>
-              <w:top w:val="single" w:color="B8C2D0" w:sz="4"/>
-              <w:left w:val="single" w:color="B8C2D0" w:sz="4"/>
-              <w:bottom w:val="single" w:color="B8C2D0" w:sz="4"/>
-              <w:right w:val="single" w:color="B8C2D0" w:sz="4"/>
-            </w:tcBorders>
-            <w:shd w:fill="FFFFFF" w:color="auto" w:val="clear"/>
-            <w:tcMar>
-              <w:top w:type="dxa" w:w="60"/>
-              <w:left w:type="dxa" w:w="100"/>
-              <w:bottom w:type="dxa" w:w="60"/>
-              <w:right w:type="dxa" w:w="100"/>
-            </w:tcMar>
-          </w:tcPr>
-          <w:p>
-            <w:r>
-              <w:rPr>
-                <w:sz w:val="19"/>
-                <w:szCs w:val="19"/>
-              </w:rPr>
-              <w:t xml:space="preserve">DATETIME, DATETIME, BOOLEAN</w:t>
-            </w:r>
-          </w:p>
-        </w:tc>
-        <w:tc>
-          <w:tcPr>
-            <w:tcW w:type="dxa" w:w="3126"/>
-            <w:tcBorders>
-              <w:top w:val="single" w:color="B8C2D0" w:sz="4"/>
-              <w:left w:val="single" w:color="B8C2D0" w:sz="4"/>
-              <w:bottom w:val="single" w:color="B8C2D0" w:sz="4"/>
-              <w:right w:val="single" w:color="B8C2D0" w:sz="4"/>
-            </w:tcBorders>
-            <w:shd w:fill="FFFFFF" w:color="auto" w:val="clear"/>
-            <w:tcMar>
-              <w:top w:type="dxa" w:w="60"/>
-              <w:left w:type="dxa" w:w="100"/>
-              <w:bottom w:type="dxa" w:w="60"/>
-              <w:right w:type="dxa" w:w="100"/>
-            </w:tcMar>
-          </w:tcPr>
-          <w:p>
-            <w:r>
-              <w:rPr>
-                <w:sz w:val="19"/>
-                <w:szCs w:val="19"/>
-              </w:rPr>
-              <w:t xml:space="preserve">Show window</w:t>
-            </w:r>
-          </w:p>
-        </w:tc>
-      </w:tr>
-      <w:tr>
-        <w:trPr>
-          <w:cantSplit/>
-        </w:trPr>
-        <w:tc>
-          <w:tcPr>
-            <w:tcW w:type="dxa" w:w="3600"/>
-            <w:tcBorders>
-              <w:top w:val="single" w:color="B8C2D0" w:sz="4"/>
-              <w:left w:val="single" w:color="B8C2D0" w:sz="4"/>
-              <w:bottom w:val="single" w:color="B8C2D0" w:sz="4"/>
-              <w:right w:val="single" w:color="B8C2D0" w:sz="4"/>
-            </w:tcBorders>
-            <w:shd w:fill="FFFFFF" w:color="auto" w:val="clear"/>
-            <w:tcMar>
-              <w:top w:type="dxa" w:w="60"/>
-              <w:left w:type="dxa" w:w="100"/>
-              <w:bottom w:type="dxa" w:w="60"/>
-              <w:right w:type="dxa" w:w="100"/>
-            </w:tcMar>
-          </w:tcPr>
-          <w:p>
-            <w:r>
-              <w:rPr>
-                <w:sz w:val="19"/>
-                <w:szCs w:val="19"/>
-              </w:rPr>
-              <w:t xml:space="preserve">notifications.user_id, alert_id</w:t>
-            </w:r>
-          </w:p>
-        </w:tc>
-        <w:tc>
-          <w:tcPr>
-            <w:tcW w:type="dxa" w:w="2300"/>
-            <w:tcBorders>
-              <w:top w:val="single" w:color="B8C2D0" w:sz="4"/>
-              <w:left w:val="single" w:color="B8C2D0" w:sz="4"/>
-              <w:bottom w:val="single" w:color="B8C2D0" w:sz="4"/>
-              <w:right w:val="single" w:color="B8C2D0" w:sz="4"/>
-            </w:tcBorders>
-            <w:shd w:fill="FFFFFF" w:color="auto" w:val="clear"/>
-            <w:tcMar>
-              <w:top w:type="dxa" w:w="60"/>
-              <w:left w:type="dxa" w:w="100"/>
-              <w:bottom w:type="dxa" w:w="60"/>
-              <w:right w:type="dxa" w:w="100"/>
-            </w:tcMar>
-          </w:tcPr>
-          <w:p>
-            <w:r>
-              <w:rPr>
-                <w:sz w:val="19"/>
-                <w:szCs w:val="19"/>
-              </w:rPr>
-              <w:t xml:space="preserve">BIGINT</w:t>
-            </w:r>
-          </w:p>
-        </w:tc>
-        <w:tc>
-          <w:tcPr>
-            <w:tcW w:type="dxa" w:w="3126"/>
-            <w:tcBorders>
-              <w:top w:val="single" w:color="B8C2D0" w:sz="4"/>
-              <w:left w:val="single" w:color="B8C2D0" w:sz="4"/>
-              <w:bottom w:val="single" w:color="B8C2D0" w:sz="4"/>
-              <w:right w:val="single" w:color="B8C2D0" w:sz="4"/>
-            </w:tcBorders>
-            <w:shd w:fill="FFFFFF" w:color="auto" w:val="clear"/>
-            <w:tcMar>
-              <w:top w:type="dxa" w:w="60"/>
-              <w:left w:type="dxa" w:w="100"/>
-              <w:bottom w:type="dxa" w:w="60"/>
-              <w:right w:type="dxa" w:w="100"/>
-            </w:tcMar>
-          </w:tcPr>
-          <w:p>
-            <w:r>
-              <w:rPr>
-                <w:sz w:val="19"/>
-                <w:szCs w:val="19"/>
-              </w:rPr>
-              <w:t xml:space="preserve">Unique pair</w:t>
-            </w:r>
-          </w:p>
-        </w:tc>
-      </w:tr>
-      <w:tr>
-        <w:trPr>
-          <w:cantSplit/>
-        </w:trPr>
-        <w:tc>
-          <w:tcPr>
-            <w:tcW w:type="dxa" w:w="3600"/>
-            <w:tcBorders>
-              <w:top w:val="single" w:color="B8C2D0" w:sz="4"/>
-              <w:left w:val="single" w:color="B8C2D0" w:sz="4"/>
-              <w:bottom w:val="single" w:color="B8C2D0" w:sz="4"/>
-              <w:right w:val="single" w:color="B8C2D0" w:sz="4"/>
-            </w:tcBorders>
-            <w:shd w:fill="FFFFFF" w:color="auto" w:val="clear"/>
-            <w:tcMar>
-              <w:top w:type="dxa" w:w="60"/>
-              <w:left w:type="dxa" w:w="100"/>
-              <w:bottom w:type="dxa" w:w="60"/>
-              <w:right w:type="dxa" w:w="100"/>
-            </w:tcMar>
-          </w:tcPr>
-          <w:p>
-            <w:r>
-              <w:rPr>
-                <w:sz w:val="19"/>
-                <w:szCs w:val="19"/>
-              </w:rPr>
-              <w:t xml:space="preserve">notifications.is_read, read_at</w:t>
-            </w:r>
-          </w:p>
-        </w:tc>
-        <w:tc>
-          <w:tcPr>
-            <w:tcW w:type="dxa" w:w="2300"/>
-            <w:tcBorders>
-              <w:top w:val="single" w:color="B8C2D0" w:sz="4"/>
-              <w:left w:val="single" w:color="B8C2D0" w:sz="4"/>
-              <w:bottom w:val="single" w:color="B8C2D0" w:sz="4"/>
-              <w:right w:val="single" w:color="B8C2D0" w:sz="4"/>
-            </w:tcBorders>
-            <w:shd w:fill="FFFFFF" w:color="auto" w:val="clear"/>
-            <w:tcMar>
-              <w:top w:type="dxa" w:w="60"/>
-              <w:left w:type="dxa" w:w="100"/>
-              <w:bottom w:type="dxa" w:w="60"/>
-              <w:right w:type="dxa" w:w="100"/>
-            </w:tcMar>
-          </w:tcPr>
-          <w:p>
-            <w:r>
-              <w:rPr>
-                <w:sz w:val="19"/>
-                <w:szCs w:val="19"/>
-              </w:rPr>
-              <w:t xml:space="preserve">BOOLEAN, DATETIME</w:t>
-            </w:r>
-          </w:p>
-        </w:tc>
-        <w:tc>
-          <w:tcPr>
-            <w:tcW w:type="dxa" w:w="3126"/>
-            <w:tcBorders>
-              <w:top w:val="single" w:color="B8C2D0" w:sz="4"/>
-              <w:left w:val="single" w:color="B8C2D0" w:sz="4"/>
-              <w:bottom w:val="single" w:color="B8C2D0" w:sz="4"/>
-              <w:right w:val="single" w:color="B8C2D0" w:sz="4"/>
-            </w:tcBorders>
-            <w:shd w:fill="FFFFFF" w:color="auto" w:val="clear"/>
-            <w:tcMar>
-              <w:top w:type="dxa" w:w="60"/>
-              <w:left w:type="dxa" w:w="100"/>
-              <w:bottom w:type="dxa" w:w="60"/>
-              <w:right w:type="dxa" w:w="100"/>
-            </w:tcMar>
-          </w:tcPr>
-          <w:p>
-            <w:r>
-              <w:rPr>
-                <w:sz w:val="19"/>
-                <w:szCs w:val="19"/>
-              </w:rPr>
-              <w:t xml:space="preserve">Read state</w:t>
-            </w:r>
-          </w:p>
-        </w:tc>
-      </w:tr>
-      <w:tr>
-        <w:trPr>
-          <w:cantSplit/>
-        </w:trPr>
-        <w:tc>
-          <w:tcPr>
-            <w:tcW w:type="dxa" w:w="3600"/>
-            <w:tcBorders>
-              <w:top w:val="single" w:color="B8C2D0" w:sz="4"/>
-              <w:left w:val="single" w:color="B8C2D0" w:sz="4"/>
-              <w:bottom w:val="single" w:color="B8C2D0" w:sz="4"/>
-              <w:right w:val="single" w:color="B8C2D0" w:sz="4"/>
-            </w:tcBorders>
-            <w:shd w:fill="FFFFFF" w:color="auto" w:val="clear"/>
-            <w:tcMar>
-              <w:top w:type="dxa" w:w="60"/>
-              <w:left w:type="dxa" w:w="100"/>
-              <w:bottom w:type="dxa" w:w="60"/>
-              <w:right w:type="dxa" w:w="100"/>
-            </w:tcMar>
-          </w:tcPr>
-          <w:p>
-            <w:r>
-              <w:rPr>
-                <w:sz w:val="19"/>
-                <w:szCs w:val="19"/>
-              </w:rPr>
               <w:t xml:space="preserve">audit_logs.actor_id, action, resource_type, resource_id</w:t>
             </w:r>
           </w:p>
@@ -8388,7 +7602,7 @@
                 <w:sz w:val="19"/>
                 <w:szCs w:val="19"/>
               </w:rPr>
-              <w:t xml:space="preserve">staticfiles/</w:t>
+              <w:t xml:space="preserve">.env</w:t>
             </w:r>
           </w:p>
         </w:tc>
@@ -8415,7 +7629,7 @@
                 <w:sz w:val="19"/>
                 <w:szCs w:val="19"/>
               </w:rPr>
-              <w:t xml:space="preserve">Built static files served by WhiteNoise</w:t>
+              <w:t xml:space="preserve">Settings: secret key, debug flag, database type, allowed hosts, CORS origins, token lifetimes</w:t>
             </w:r>
           </w:p>
         </w:tc>
@@ -8442,7 +7656,22 @@
                 <w:sz w:val="19"/>
                 <w:szCs w:val="19"/>
               </w:rPr>
-              <w:t xml:space="preserve">Rebuilt on each deployment</w:t>
+              <w:t xml:space="preserve">Not stored in version control; </w:t>
+            </w:r>
+            <w:r>
+              <w:rPr>
+                <w:rFonts w:ascii="Consolas" w:cs="Consolas" w:eastAsia="Consolas" w:hAnsi="Consolas"/>
+                <w:sz w:val="19"/>
+                <w:szCs w:val="19"/>
+              </w:rPr>
+              <w:t xml:space="preserve">.env.example</w:t>
+            </w:r>
+            <w:r>
+              <w:rPr>
+                <w:sz w:val="19"/>
+                <w:szCs w:val="19"/>
+              </w:rPr>
+              <w:t xml:space="preserve"> is supplied</w:t>
             </w:r>
           </w:p>
         </w:tc>
@@ -8474,7 +7703,7 @@
                 <w:sz w:val="19"/>
                 <w:szCs w:val="19"/>
               </w:rPr>
-              <w:t xml:space="preserve">.env</w:t>
+              <w:t xml:space="preserve">docs/</w:t>
             </w:r>
           </w:p>
         </w:tc>
@@ -8501,7 +7730,7 @@
                 <w:sz w:val="19"/>
                 <w:szCs w:val="19"/>
               </w:rPr>
-              <w:t xml:space="preserve">Settings: secret key, debug flag, database type, allowed hosts, CORS origins, token lifetimes</w:t>
+              <w:t xml:space="preserve">Schema, API map, architecture notes and this documentation</w:t>
             </w:r>
           </w:p>
         </w:tc>
@@ -8528,194 +7757,7 @@
                 <w:sz w:val="19"/>
                 <w:szCs w:val="19"/>
               </w:rPr>
-              <w:t xml:space="preserve">Not stored in version control; </w:t>
-            </w:r>
-            <w:r>
-              <w:rPr>
-                <w:rFonts w:ascii="Consolas" w:cs="Consolas" w:eastAsia="Consolas" w:hAnsi="Consolas"/>
-                <w:sz w:val="19"/>
-                <w:szCs w:val="19"/>
-              </w:rPr>
-              <w:t xml:space="preserve">.env.example</w:t>
-            </w:r>
-            <w:r>
-              <w:rPr>
-                <w:sz w:val="19"/>
-                <w:szCs w:val="19"/>
-              </w:rPr>
-              <w:t xml:space="preserve"> is supplied</w:t>
-            </w:r>
-          </w:p>
-        </w:tc>
-      </w:tr>
-      <w:tr>
-        <w:trPr>
-          <w:cantSplit/>
-        </w:trPr>
-        <w:tc>
-          <w:tcPr>
-            <w:tcW w:type="dxa" w:w="2400"/>
-            <w:tcBorders>
-              <w:top w:val="single" w:color="B8C2D0" w:sz="4"/>
-              <w:left w:val="single" w:color="B8C2D0" w:sz="4"/>
-              <w:bottom w:val="single" w:color="B8C2D0" w:sz="4"/>
-              <w:right w:val="single" w:color="B8C2D0" w:sz="4"/>
-            </w:tcBorders>
-            <w:shd w:fill="FFFFFF" w:color="auto" w:val="clear"/>
-            <w:tcMar>
-              <w:top w:type="dxa" w:w="60"/>
-              <w:left w:type="dxa" w:w="100"/>
-              <w:bottom w:type="dxa" w:w="60"/>
-              <w:right w:type="dxa" w:w="100"/>
-            </w:tcMar>
-          </w:tcPr>
-          <w:p>
-            <w:r>
-              <w:rPr>
-                <w:sz w:val="19"/>
-                <w:szCs w:val="19"/>
-              </w:rPr>
-              <w:t xml:space="preserve">docs/</w:t>
-            </w:r>
-          </w:p>
-        </w:tc>
-        <w:tc>
-          <w:tcPr>
-            <w:tcW w:type="dxa" w:w="3626"/>
-            <w:tcBorders>
-              <w:top w:val="single" w:color="B8C2D0" w:sz="4"/>
-              <w:left w:val="single" w:color="B8C2D0" w:sz="4"/>
-              <w:bottom w:val="single" w:color="B8C2D0" w:sz="4"/>
-              <w:right w:val="single" w:color="B8C2D0" w:sz="4"/>
-            </w:tcBorders>
-            <w:shd w:fill="FFFFFF" w:color="auto" w:val="clear"/>
-            <w:tcMar>
-              <w:top w:type="dxa" w:w="60"/>
-              <w:left w:type="dxa" w:w="100"/>
-              <w:bottom w:type="dxa" w:w="60"/>
-              <w:right w:type="dxa" w:w="100"/>
-            </w:tcMar>
-          </w:tcPr>
-          <w:p>
-            <w:r>
-              <w:rPr>
-                <w:sz w:val="19"/>
-                <w:szCs w:val="19"/>
-              </w:rPr>
-              <w:t xml:space="preserve">Schema, API map, architecture notes and this documentation</w:t>
-            </w:r>
-          </w:p>
-        </w:tc>
-        <w:tc>
-          <w:tcPr>
-            <w:tcW w:type="dxa" w:w="3000"/>
-            <w:tcBorders>
-              <w:top w:val="single" w:color="B8C2D0" w:sz="4"/>
-              <w:left w:val="single" w:color="B8C2D0" w:sz="4"/>
-              <w:bottom w:val="single" w:color="B8C2D0" w:sz="4"/>
-              <w:right w:val="single" w:color="B8C2D0" w:sz="4"/>
-            </w:tcBorders>
-            <w:shd w:fill="FFFFFF" w:color="auto" w:val="clear"/>
-            <w:tcMar>
-              <w:top w:type="dxa" w:w="60"/>
-              <w:left w:type="dxa" w:w="100"/>
-              <w:bottom w:type="dxa" w:w="60"/>
-              <w:right w:type="dxa" w:w="100"/>
-            </w:tcMar>
-          </w:tcPr>
-          <w:p>
-            <w:r>
-              <w:rPr>
-                <w:sz w:val="19"/>
-                <w:szCs w:val="19"/>
-              </w:rPr>
               <w:t xml:space="preserve">Kept with the code</w:t>
-            </w:r>
-          </w:p>
-        </w:tc>
-      </w:tr>
-      <w:tr>
-        <w:trPr>
-          <w:cantSplit/>
-        </w:trPr>
-        <w:tc>
-          <w:tcPr>
-            <w:tcW w:type="dxa" w:w="2400"/>
-            <w:tcBorders>
-              <w:top w:val="single" w:color="B8C2D0" w:sz="4"/>
-              <w:left w:val="single" w:color="B8C2D0" w:sz="4"/>
-              <w:bottom w:val="single" w:color="B8C2D0" w:sz="4"/>
-              <w:right w:val="single" w:color="B8C2D0" w:sz="4"/>
-            </w:tcBorders>
-            <w:shd w:fill="FFFFFF" w:color="auto" w:val="clear"/>
-            <w:tcMar>
-              <w:top w:type="dxa" w:w="60"/>
-              <w:left w:type="dxa" w:w="100"/>
-              <w:bottom w:type="dxa" w:w="60"/>
-              <w:right w:type="dxa" w:w="100"/>
-            </w:tcMar>
-          </w:tcPr>
-          <w:p>
-            <w:r>
-              <w:rPr>
-                <w:sz w:val="19"/>
-                <w:szCs w:val="19"/>
-              </w:rPr>
-              <w:t xml:space="preserve">Phone secure storage</w:t>
-            </w:r>
-          </w:p>
-        </w:tc>
-        <w:tc>
-          <w:tcPr>
-            <w:tcW w:type="dxa" w:w="3626"/>
-            <w:tcBorders>
-              <w:top w:val="single" w:color="B8C2D0" w:sz="4"/>
-              <w:left w:val="single" w:color="B8C2D0" w:sz="4"/>
-              <w:bottom w:val="single" w:color="B8C2D0" w:sz="4"/>
-              <w:right w:val="single" w:color="B8C2D0" w:sz="4"/>
-            </w:tcBorders>
-            <w:shd w:fill="FFFFFF" w:color="auto" w:val="clear"/>
-            <w:tcMar>
-              <w:top w:type="dxa" w:w="60"/>
-              <w:left w:type="dxa" w:w="100"/>
-              <w:bottom w:type="dxa" w:w="60"/>
-              <w:right w:type="dxa" w:w="100"/>
-            </w:tcMar>
-          </w:tcPr>
-          <w:p>
-            <w:r>
-              <w:rPr>
-                <w:sz w:val="19"/>
-                <w:szCs w:val="19"/>
-              </w:rPr>
-              <w:t xml:space="preserve">Access and refresh tokens on the mobile app</w:t>
-            </w:r>
-          </w:p>
-        </w:tc>
-        <w:tc>
-          <w:tcPr>
-            <w:tcW w:type="dxa" w:w="3000"/>
-            <w:tcBorders>
-              <w:top w:val="single" w:color="B8C2D0" w:sz="4"/>
-              <w:left w:val="single" w:color="B8C2D0" w:sz="4"/>
-              <w:bottom w:val="single" w:color="B8C2D0" w:sz="4"/>
-              <w:right w:val="single" w:color="B8C2D0" w:sz="4"/>
-            </w:tcBorders>
-            <w:shd w:fill="FFFFFF" w:color="auto" w:val="clear"/>
-            <w:tcMar>
-              <w:top w:type="dxa" w:w="60"/>
-              <w:left w:type="dxa" w:w="100"/>
-              <w:bottom w:type="dxa" w:w="60"/>
-              <w:right w:type="dxa" w:w="100"/>
-            </w:tcMar>
-          </w:tcPr>
-          <w:p>
-            <w:r>
-              <w:rPr>
-                <w:sz w:val="19"/>
-                <w:szCs w:val="19"/>
-              </w:rPr>
-              <w:t xml:space="preserve">Stored in the phone's encrypted store (flutter_secure_storage)</w:t>
             </w:r>
           </w:p>
         </w:tc>
@@ -8820,26 +7862,6 @@
       </w:r>
       <w:r>
         <w:t xml:space="preserve"> confirmation boxes before deleting; a warning when leaving a form with unsaved changes.</w:t>
-      </w:r>
-    </w:p>
-    <w:p>
-      <w:pPr>
-        <w:pStyle w:val="ListParagraph"/>
-        <w:numPr>
-          <w:ilvl w:val="0"/>
-          <w:numId w:val="2"/>
-        </w:numPr>
-        <w:spacing w:after="60" w:line="288"/>
-      </w:pPr>
-      <w:r>
-        <w:rPr>
-          <w:b/>
-          <w:bCs/>
-        </w:rPr>
-        <w:t xml:space="preserve">Access and fit:</w:t>
-      </w:r>
-      <w:r>
-        <w:t xml:space="preserve"> readable contrast, controls that work with a keyboard, and layouts that fit phones and computers.</w:t>
       </w:r>
     </w:p>
     <w:p>
@@ -9431,15 +8453,7 @@
                 <w:sz w:val="19"/>
                 <w:szCs w:val="19"/>
               </w:rPr>
-              <w:t xml:space="preserve">, Incident detail, Alerts </w:t>
-            </w:r>
-            <w:r>
-              <w:rPr>
-                <w:rFonts w:ascii="Consolas" w:cs="Consolas" w:eastAsia="Consolas" w:hAnsi="Consolas"/>
-                <w:sz w:val="19"/>
-                <w:szCs w:val="19"/>
-              </w:rPr>
-              <w:t xml:space="preserve">/alerts</w:t>
+              <w:t xml:space="preserve">, Incident detail</w:t>
             </w:r>
           </w:p>
         </w:tc>
@@ -9498,7 +8512,7 @@
                 <w:sz w:val="19"/>
                 <w:szCs w:val="19"/>
               </w:rPr>
-              <w:t xml:space="preserve">Respond (staff)</w:t>
+              <w:t xml:space="preserve">Respond (admin)</w:t>
             </w:r>
           </w:p>
         </w:tc>
@@ -9575,7 +8589,7 @@
                 <w:sz w:val="19"/>
                 <w:szCs w:val="19"/>
               </w:rPr>
-              <w:t xml:space="preserve">Officer, administrator</w:t>
+              <w:t xml:space="preserve">Administrator</w:t>
             </w:r>
           </w:p>
         </w:tc>
@@ -9684,7 +8698,7 @@
                 <w:sz w:val="19"/>
                 <w:szCs w:val="19"/>
               </w:rPr>
-              <w:t xml:space="preserve">Administrator (audit log also officer)</w:t>
+              <w:t xml:space="preserve">Administrator</w:t>
             </w:r>
           </w:p>
         </w:tc>
@@ -9791,26 +8805,18 @@
     </w:p>
     <w:p>
       <w:pPr>
+        <w:pStyle w:val="Heading2"/>
+      </w:pPr>
+      <w:r>
+        <w:t xml:space="preserve">4.4.3 Screen designs</w:t>
+      </w:r>
+    </w:p>
+    <w:p>
+      <w:pPr>
         <w:spacing w:after="120" w:line="300"/>
       </w:pPr>
       <w:r>
-        <w:t xml:space="preserve">The mobile app has a bottom bar with five items: Home, Learn, Incidents, Alerts and Account.</w:t>
-      </w:r>
-    </w:p>
-    <w:p>
-      <w:pPr>
-        <w:pStyle w:val="Heading2"/>
-      </w:pPr>
-      <w:r>
-        <w:t xml:space="preserve">4.4.3 Screen designs</w:t>
-      </w:r>
-    </w:p>
-    <w:p>
-      <w:pPr>
-        <w:spacing w:after="120" w:line="300"/>
-      </w:pPr>
-      <w:r>
-        <w:t xml:space="preserve">All screens after login share one layout. A left menu shows the grouped navigation. A top bar shows the organisation name, the security score and the alert bell. The main area shows the page. The figures below are screens of the finished system.</w:t>
+        <w:t xml:space="preserve">All screens after login share one layout. A left menu shows the grouped navigation. A top bar shows the organisation name, and the security score. The main area shows the page. The figures below are screens of the finished system.</w:t>
       </w:r>
     </w:p>
     <w:p>
@@ -10544,7 +9550,7 @@
         <w:pStyle w:val="Heading3"/>
       </w:pPr>
       <w:r>
-        <w:t xml:space="preserve">Alerts</w:t>
+        <w:t xml:space="preserve">Administrator screens: incidents and analytics</w:t>
       </w:r>
     </w:p>
     <w:p>
@@ -10552,7 +9558,7 @@
         <w:spacing w:after="120" w:line="300"/>
       </w:pPr>
       <w:r>
-        <w:t xml:space="preserve">The alert list shows warnings with priority badges. Users can mark one alert or all alerts as read.</w:t>
+        <w:t xml:space="preserve">The SOC queue shows incidents in columns by status, sorted by priority. The incident page has a manage panel to assign an administrator, change the status and add a note. The analytics page shows organisation charts.</w:t>
       </w:r>
     </w:p>
     <w:p>
@@ -10566,7 +9572,7 @@
           <wp:inline distT="0" distB="0" distL="0" distR="0">
             <wp:extent cx="5334000" cy="3333750"/>
             <wp:effectExtent t="0" r="0" b="0" l="0"/>
-            <wp:docPr id="18" name="11_alerts.png" descr="Figure 4.16: Alerts and notifications" title="Figure 4.16: Alerts and notifications"/>
+            <wp:docPr id="18" name="12_soc_queue.png" descr="Figure 4.16: SOC queue" title="Figure 4.16: SOC queue"/>
             <wp:cNvGraphicFramePr>
               <a:graphicFrameLocks xmlns:a="http://schemas.openxmlformats.org/drawingml/2006/main" noChangeAspect="1"/>
             </wp:cNvGraphicFramePr>
@@ -10615,23 +9621,7 @@
           <w:sz w:val="18"/>
           <w:szCs w:val="18"/>
         </w:rPr>
-        <w:t xml:space="preserve">Figure 4.16: Alerts and notifications</w:t>
-      </w:r>
-    </w:p>
-    <w:p>
-      <w:pPr>
-        <w:pStyle w:val="Heading3"/>
-      </w:pPr>
-      <w:r>
-        <w:t xml:space="preserve">Officer screens</w:t>
-      </w:r>
-    </w:p>
-    <w:p>
-      <w:pPr>
-        <w:spacing w:after="120" w:line="300"/>
-      </w:pPr>
-      <w:r>
-        <w:t xml:space="preserve">The SOC queue shows incidents in columns by status, sorted by priority. The incident page has a manage panel to assign an officer, change the status and add a note. The analytics page shows organisation charts.</w:t>
+        <w:t xml:space="preserve">Figure 4.16: SOC queue</w:t>
       </w:r>
     </w:p>
     <w:p>
@@ -10645,7 +9635,7 @@
           <wp:inline distT="0" distB="0" distL="0" distR="0">
             <wp:extent cx="5334000" cy="3333750"/>
             <wp:effectExtent t="0" r="0" b="0" l="0"/>
-            <wp:docPr id="19" name="12_soc_queue.png" descr="Figure 4.17: SOC queue" title="Figure 4.17: SOC queue"/>
+            <wp:docPr id="19" name="17_incident_manage.png" descr="Figure 4.17: Incident page with the manage panel" title="Figure 4.17: Incident page with the manage panel"/>
             <wp:cNvGraphicFramePr>
               <a:graphicFrameLocks xmlns:a="http://schemas.openxmlformats.org/drawingml/2006/main" noChangeAspect="1"/>
             </wp:cNvGraphicFramePr>
@@ -10694,7 +9684,7 @@
           <w:sz w:val="18"/>
           <w:szCs w:val="18"/>
         </w:rPr>
-        <w:t xml:space="preserve">Figure 4.17: SOC queue</w:t>
+        <w:t xml:space="preserve">Figure 4.17: Incident page with the manage panel</w:t>
       </w:r>
     </w:p>
     <w:p>
@@ -10708,7 +9698,7 @@
           <wp:inline distT="0" distB="0" distL="0" distR="0">
             <wp:extent cx="5334000" cy="3333750"/>
             <wp:effectExtent t="0" r="0" b="0" l="0"/>
-            <wp:docPr id="20" name="17_incident_manage.png" descr="Figure 4.18: Incident page with the manage panel (officer view)" title="Figure 4.18: Incident page with the manage panel (officer view)"/>
+            <wp:docPr id="20" name="13_analytics.png" descr="Figure 4.18: Organisation analytics" title="Figure 4.18: Organisation analytics"/>
             <wp:cNvGraphicFramePr>
               <a:graphicFrameLocks xmlns:a="http://schemas.openxmlformats.org/drawingml/2006/main" noChangeAspect="1"/>
             </wp:cNvGraphicFramePr>
@@ -10757,7 +9747,7 @@
           <w:sz w:val="18"/>
           <w:szCs w:val="18"/>
         </w:rPr>
-        <w:t xml:space="preserve">Figure 4.18: Incident page with the manage panel (officer view)</w:t>
+        <w:t xml:space="preserve">Figure 4.18: Organisation analytics</w:t>
       </w:r>
     </w:p>
     <w:p>
@@ -10771,7 +9761,7 @@
           <wp:inline distT="0" distB="0" distL="0" distR="0">
             <wp:extent cx="5334000" cy="3333750"/>
             <wp:effectExtent t="0" r="0" b="0" l="0"/>
-            <wp:docPr id="21" name="13_analytics.png" descr="Figure 4.19: Organisation analytics" title="Figure 4.19: Organisation analytics"/>
+            <wp:docPr id="21" name="14_audit_log.png" descr="Figure 4.19: Audit log" title="Figure 4.19: Audit log"/>
             <wp:cNvGraphicFramePr>
               <a:graphicFrameLocks xmlns:a="http://schemas.openxmlformats.org/drawingml/2006/main" noChangeAspect="1"/>
             </wp:cNvGraphicFramePr>
@@ -10820,7 +9810,23 @@
           <w:sz w:val="18"/>
           <w:szCs w:val="18"/>
         </w:rPr>
-        <w:t xml:space="preserve">Figure 4.19: Organisation analytics</w:t>
+        <w:t xml:space="preserve">Figure 4.19: Audit log</w:t>
+      </w:r>
+    </w:p>
+    <w:p>
+      <w:pPr>
+        <w:pStyle w:val="Heading3"/>
+      </w:pPr>
+      <w:r>
+        <w:t xml:space="preserve">Administrator screens</w:t>
+      </w:r>
+    </w:p>
+    <w:p>
+      <w:pPr>
+        <w:spacing w:after="120" w:line="300"/>
+      </w:pPr>
+      <w:r>
+        <w:t xml:space="preserve">Administrators manage users and roles and write lessons, quizzes, simulations and categories. Editor pages warn the user about unsaved changes.</w:t>
       </w:r>
     </w:p>
     <w:p>
@@ -10834,7 +9840,7 @@
           <wp:inline distT="0" distB="0" distL="0" distR="0">
             <wp:extent cx="5334000" cy="3333750"/>
             <wp:effectExtent t="0" r="0" b="0" l="0"/>
-            <wp:docPr id="22" name="14_audit_log.png" descr="Figure 4.20: Audit log" title="Figure 4.20: Audit log"/>
+            <wp:docPr id="22" name="15_admin_users.png" descr="Figure 4.20: User management" title="Figure 4.20: User management"/>
             <wp:cNvGraphicFramePr>
               <a:graphicFrameLocks xmlns:a="http://schemas.openxmlformats.org/drawingml/2006/main" noChangeAspect="1"/>
             </wp:cNvGraphicFramePr>
@@ -10883,23 +9889,7 @@
           <w:sz w:val="18"/>
           <w:szCs w:val="18"/>
         </w:rPr>
-        <w:t xml:space="preserve">Figure 4.20: Audit log</w:t>
-      </w:r>
-    </w:p>
-    <w:p>
-      <w:pPr>
-        <w:pStyle w:val="Heading3"/>
-      </w:pPr>
-      <w:r>
-        <w:t xml:space="preserve">Administrator screens</w:t>
-      </w:r>
-    </w:p>
-    <w:p>
-      <w:pPr>
-        <w:spacing w:after="120" w:line="300"/>
-      </w:pPr>
-      <w:r>
-        <w:t xml:space="preserve">Administrators manage users and roles and write lessons, quizzes, simulations and categories. Editor pages warn the user about unsaved changes.</w:t>
+        <w:t xml:space="preserve">Figure 4.20: User management</w:t>
       </w:r>
     </w:p>
     <w:p>
@@ -10913,7 +9903,7 @@
           <wp:inline distT="0" distB="0" distL="0" distR="0">
             <wp:extent cx="5334000" cy="3333750"/>
             <wp:effectExtent t="0" r="0" b="0" l="0"/>
-            <wp:docPr id="23" name="15_admin_users.png" descr="Figure 4.21: User management" title="Figure 4.21: User management"/>
+            <wp:docPr id="23" name="16_content_library.png" descr="Figure 4.21: Content library" title="Figure 4.21: Content library"/>
             <wp:cNvGraphicFramePr>
               <a:graphicFrameLocks xmlns:a="http://schemas.openxmlformats.org/drawingml/2006/main" noChangeAspect="1"/>
             </wp:cNvGraphicFramePr>
@@ -10962,7 +9952,1134 @@
           <w:sz w:val="18"/>
           <w:szCs w:val="18"/>
         </w:rPr>
-        <w:t xml:space="preserve">Figure 4.21: User management</w:t>
+        <w:t xml:space="preserve">Figure 4.21: Content library</w:t>
+      </w:r>
+    </w:p>
+    <w:p>
+      <w:pPr>
+        <w:pStyle w:val="Heading1"/>
+      </w:pPr>
+      <w:r>
+        <w:t xml:space="preserve">4.5 Design of System Controls</w:t>
+      </w:r>
+    </w:p>
+    <w:p>
+      <w:pPr>
+        <w:keepNext/>
+        <w:spacing w:after="60" w:before="120"/>
+      </w:pPr>
+      <w:r>
+        <w:rPr>
+          <w:b/>
+          <w:bCs/>
+          <w:color w:val="555555"/>
+          <w:sz w:val="19"/>
+          <w:szCs w:val="19"/>
+        </w:rPr>
+        <w:t xml:space="preserve">Table 4.10: System controls</w:t>
+      </w:r>
+    </w:p>
+    <w:tbl>
+      <w:tblPr>
+        <w:tblW w:type="dxa" w:w="9026"/>
+        <w:tblBorders>
+          <w:top w:val="single" w:color="auto" w:sz="4"/>
+          <w:left w:val="single" w:color="auto" w:sz="4"/>
+          <w:bottom w:val="single" w:color="auto" w:sz="4"/>
+          <w:right w:val="single" w:color="auto" w:sz="4"/>
+          <w:insideH w:val="single" w:color="auto" w:sz="4"/>
+          <w:insideV w:val="single" w:color="auto" w:sz="4"/>
+        </w:tblBorders>
+      </w:tblPr>
+      <w:tblGrid>
+        <w:gridCol w:w="2000"/>
+        <w:gridCol w:w="4626"/>
+        <w:gridCol w:w="2400"/>
+      </w:tblGrid>
+      <w:tr>
+        <w:trPr>
+          <w:tblHeader/>
+        </w:trPr>
+        <w:tc>
+          <w:tcPr>
+            <w:tcW w:type="dxa" w:w="2000"/>
+            <w:tcBorders>
+              <w:top w:val="single" w:color="B8C2D0" w:sz="4"/>
+              <w:left w:val="single" w:color="B8C2D0" w:sz="4"/>
+              <w:bottom w:val="single" w:color="B8C2D0" w:sz="4"/>
+              <w:right w:val="single" w:color="B8C2D0" w:sz="4"/>
+            </w:tcBorders>
+            <w:shd w:fill="1F3A5F" w:color="auto" w:val="clear"/>
+            <w:tcMar>
+              <w:top w:type="dxa" w:w="60"/>
+              <w:left w:type="dxa" w:w="100"/>
+              <w:bottom w:type="dxa" w:w="60"/>
+              <w:right w:type="dxa" w:w="100"/>
+            </w:tcMar>
+          </w:tcPr>
+          <w:p>
+            <w:r>
+              <w:rPr>
+                <w:b/>
+                <w:bCs/>
+                <w:color w:val="FFFFFF"/>
+                <w:sz w:val="19"/>
+                <w:szCs w:val="19"/>
+              </w:rPr>
+              <w:t xml:space="preserve">Type of control</w:t>
+            </w:r>
+          </w:p>
+        </w:tc>
+        <w:tc>
+          <w:tcPr>
+            <w:tcW w:type="dxa" w:w="4626"/>
+            <w:tcBorders>
+              <w:top w:val="single" w:color="B8C2D0" w:sz="4"/>
+              <w:left w:val="single" w:color="B8C2D0" w:sz="4"/>
+              <w:bottom w:val="single" w:color="B8C2D0" w:sz="4"/>
+              <w:right w:val="single" w:color="B8C2D0" w:sz="4"/>
+            </w:tcBorders>
+            <w:shd w:fill="1F3A5F" w:color="auto" w:val="clear"/>
+            <w:tcMar>
+              <w:top w:type="dxa" w:w="60"/>
+              <w:left w:type="dxa" w:w="100"/>
+              <w:bottom w:type="dxa" w:w="60"/>
+              <w:right w:type="dxa" w:w="100"/>
+            </w:tcMar>
+          </w:tcPr>
+          <w:p>
+            <w:r>
+              <w:rPr>
+                <w:b/>
+                <w:bCs/>
+                <w:color w:val="FFFFFF"/>
+                <w:sz w:val="19"/>
+                <w:szCs w:val="19"/>
+              </w:rPr>
+              <w:t xml:space="preserve">Control</w:t>
+            </w:r>
+          </w:p>
+        </w:tc>
+        <w:tc>
+          <w:tcPr>
+            <w:tcW w:type="dxa" w:w="2400"/>
+            <w:tcBorders>
+              <w:top w:val="single" w:color="B8C2D0" w:sz="4"/>
+              <w:left w:val="single" w:color="B8C2D0" w:sz="4"/>
+              <w:bottom w:val="single" w:color="B8C2D0" w:sz="4"/>
+              <w:right w:val="single" w:color="B8C2D0" w:sz="4"/>
+            </w:tcBorders>
+            <w:shd w:fill="1F3A5F" w:color="auto" w:val="clear"/>
+            <w:tcMar>
+              <w:top w:type="dxa" w:w="60"/>
+              <w:left w:type="dxa" w:w="100"/>
+              <w:bottom w:type="dxa" w:w="60"/>
+              <w:right w:type="dxa" w:w="100"/>
+            </w:tcMar>
+          </w:tcPr>
+          <w:p>
+            <w:r>
+              <w:rPr>
+                <w:b/>
+                <w:bCs/>
+                <w:color w:val="FFFFFF"/>
+                <w:sz w:val="19"/>
+                <w:szCs w:val="19"/>
+              </w:rPr>
+              <w:t xml:space="preserve">Where it is done</w:t>
+            </w:r>
+          </w:p>
+        </w:tc>
+      </w:tr>
+      <w:tr>
+        <w:trPr>
+          <w:cantSplit/>
+        </w:trPr>
+        <w:tc>
+          <w:tcPr>
+            <w:tcW w:type="dxa" w:w="2000"/>
+            <w:tcBorders>
+              <w:top w:val="single" w:color="B8C2D0" w:sz="4"/>
+              <w:left w:val="single" w:color="B8C2D0" w:sz="4"/>
+              <w:bottom w:val="single" w:color="B8C2D0" w:sz="4"/>
+              <w:right w:val="single" w:color="B8C2D0" w:sz="4"/>
+            </w:tcBorders>
+            <w:shd w:fill="FFFFFF" w:color="auto" w:val="clear"/>
+            <w:tcMar>
+              <w:top w:type="dxa" w:w="60"/>
+              <w:left w:type="dxa" w:w="100"/>
+              <w:bottom w:type="dxa" w:w="60"/>
+              <w:right w:type="dxa" w:w="100"/>
+            </w:tcMar>
+          </w:tcPr>
+          <w:p>
+            <w:r>
+              <w:rPr>
+                <w:sz w:val="19"/>
+                <w:szCs w:val="19"/>
+              </w:rPr>
+              <w:t xml:space="preserve">Authentication</w:t>
+            </w:r>
+          </w:p>
+        </w:tc>
+        <w:tc>
+          <w:tcPr>
+            <w:tcW w:type="dxa" w:w="4626"/>
+            <w:tcBorders>
+              <w:top w:val="single" w:color="B8C2D0" w:sz="4"/>
+              <w:left w:val="single" w:color="B8C2D0" w:sz="4"/>
+              <w:bottom w:val="single" w:color="B8C2D0" w:sz="4"/>
+              <w:right w:val="single" w:color="B8C2D0" w:sz="4"/>
+            </w:tcBorders>
+            <w:shd w:fill="FFFFFF" w:color="auto" w:val="clear"/>
+            <w:tcMar>
+              <w:top w:type="dxa" w:w="60"/>
+              <w:left w:type="dxa" w:w="100"/>
+              <w:bottom w:type="dxa" w:w="60"/>
+              <w:right w:type="dxa" w:w="100"/>
+            </w:tcMar>
+          </w:tcPr>
+          <w:p>
+            <w:r>
+              <w:rPr>
+                <w:sz w:val="19"/>
+                <w:szCs w:val="19"/>
+              </w:rPr>
+              <w:t xml:space="preserve">JWT access token (20 minutes) and rotating refresh token (7 days); old refresh tokens are blocked; logout ends the session</w:t>
+            </w:r>
+          </w:p>
+        </w:tc>
+        <w:tc>
+          <w:tcPr>
+            <w:tcW w:type="dxa" w:w="2400"/>
+            <w:tcBorders>
+              <w:top w:val="single" w:color="B8C2D0" w:sz="4"/>
+              <w:left w:val="single" w:color="B8C2D0" w:sz="4"/>
+              <w:bottom w:val="single" w:color="B8C2D0" w:sz="4"/>
+              <w:right w:val="single" w:color="B8C2D0" w:sz="4"/>
+            </w:tcBorders>
+            <w:shd w:fill="FFFFFF" w:color="auto" w:val="clear"/>
+            <w:tcMar>
+              <w:top w:type="dxa" w:w="60"/>
+              <w:left w:type="dxa" w:w="100"/>
+              <w:bottom w:type="dxa" w:w="60"/>
+              <w:right w:type="dxa" w:w="100"/>
+            </w:tcMar>
+          </w:tcPr>
+          <w:p>
+            <w:r>
+              <w:rPr>
+                <w:sz w:val="19"/>
+                <w:szCs w:val="19"/>
+              </w:rPr>
+              <w:t xml:space="preserve">users app, Simple JWT settings</w:t>
+            </w:r>
+          </w:p>
+        </w:tc>
+      </w:tr>
+      <w:tr>
+        <w:trPr>
+          <w:cantSplit/>
+        </w:trPr>
+        <w:tc>
+          <w:tcPr>
+            <w:tcW w:type="dxa" w:w="2000"/>
+            <w:tcBorders>
+              <w:top w:val="single" w:color="B8C2D0" w:sz="4"/>
+              <w:left w:val="single" w:color="B8C2D0" w:sz="4"/>
+              <w:bottom w:val="single" w:color="B8C2D0" w:sz="4"/>
+              <w:right w:val="single" w:color="B8C2D0" w:sz="4"/>
+            </w:tcBorders>
+            <w:shd w:fill="FFFFFF" w:color="auto" w:val="clear"/>
+            <w:tcMar>
+              <w:top w:type="dxa" w:w="60"/>
+              <w:left w:type="dxa" w:w="100"/>
+              <w:bottom w:type="dxa" w:w="60"/>
+              <w:right w:type="dxa" w:w="100"/>
+            </w:tcMar>
+          </w:tcPr>
+          <w:p>
+            <w:r>
+              <w:rPr>
+                <w:sz w:val="19"/>
+                <w:szCs w:val="19"/>
+              </w:rPr>
+              <w:t xml:space="preserve">Authorisation</w:t>
+            </w:r>
+          </w:p>
+        </w:tc>
+        <w:tc>
+          <w:tcPr>
+            <w:tcW w:type="dxa" w:w="4626"/>
+            <w:tcBorders>
+              <w:top w:val="single" w:color="B8C2D0" w:sz="4"/>
+              <w:left w:val="single" w:color="B8C2D0" w:sz="4"/>
+              <w:bottom w:val="single" w:color="B8C2D0" w:sz="4"/>
+              <w:right w:val="single" w:color="B8C2D0" w:sz="4"/>
+            </w:tcBorders>
+            <w:shd w:fill="FFFFFF" w:color="auto" w:val="clear"/>
+            <w:tcMar>
+              <w:top w:type="dxa" w:w="60"/>
+              <w:left w:type="dxa" w:w="100"/>
+              <w:bottom w:type="dxa" w:w="60"/>
+              <w:right w:type="dxa" w:w="100"/>
+            </w:tcMar>
+          </w:tcPr>
+          <w:p>
+            <w:r>
+              <w:rPr>
+                <w:sz w:val="19"/>
+                <w:szCs w:val="19"/>
+              </w:rPr>
+              <w:t xml:space="preserve">Role checks on every view (IsSystemAdmin, IsAdminOrReadOnly); users reach only their own records; a user cannot change their own role</w:t>
+            </w:r>
+          </w:p>
+        </w:tc>
+        <w:tc>
+          <w:tcPr>
+            <w:tcW w:type="dxa" w:w="2400"/>
+            <w:tcBorders>
+              <w:top w:val="single" w:color="B8C2D0" w:sz="4"/>
+              <w:left w:val="single" w:color="B8C2D0" w:sz="4"/>
+              <w:bottom w:val="single" w:color="B8C2D0" w:sz="4"/>
+              <w:right w:val="single" w:color="B8C2D0" w:sz="4"/>
+            </w:tcBorders>
+            <w:shd w:fill="FFFFFF" w:color="auto" w:val="clear"/>
+            <w:tcMar>
+              <w:top w:type="dxa" w:w="60"/>
+              <w:left w:type="dxa" w:w="100"/>
+              <w:bottom w:type="dxa" w:w="60"/>
+              <w:right w:type="dxa" w:w="100"/>
+            </w:tcMar>
+          </w:tcPr>
+          <w:p>
+            <w:r>
+              <w:rPr>
+                <w:sz w:val="19"/>
+                <w:szCs w:val="19"/>
+              </w:rPr>
+              <w:t xml:space="preserve">common/permissions.py</w:t>
+            </w:r>
+          </w:p>
+        </w:tc>
+      </w:tr>
+      <w:tr>
+        <w:trPr>
+          <w:cantSplit/>
+        </w:trPr>
+        <w:tc>
+          <w:tcPr>
+            <w:tcW w:type="dxa" w:w="2000"/>
+            <w:tcBorders>
+              <w:top w:val="single" w:color="B8C2D0" w:sz="4"/>
+              <w:left w:val="single" w:color="B8C2D0" w:sz="4"/>
+              <w:bottom w:val="single" w:color="B8C2D0" w:sz="4"/>
+              <w:right w:val="single" w:color="B8C2D0" w:sz="4"/>
+            </w:tcBorders>
+            <w:shd w:fill="FFFFFF" w:color="auto" w:val="clear"/>
+            <w:tcMar>
+              <w:top w:type="dxa" w:w="60"/>
+              <w:left w:type="dxa" w:w="100"/>
+              <w:bottom w:type="dxa" w:w="60"/>
+              <w:right w:type="dxa" w:w="100"/>
+            </w:tcMar>
+          </w:tcPr>
+          <w:p>
+            <w:r>
+              <w:rPr>
+                <w:sz w:val="19"/>
+                <w:szCs w:val="19"/>
+              </w:rPr>
+              <w:t xml:space="preserve">Input controls</w:t>
+            </w:r>
+          </w:p>
+        </w:tc>
+        <w:tc>
+          <w:tcPr>
+            <w:tcW w:type="dxa" w:w="4626"/>
+            <w:tcBorders>
+              <w:top w:val="single" w:color="B8C2D0" w:sz="4"/>
+              <w:left w:val="single" w:color="B8C2D0" w:sz="4"/>
+              <w:bottom w:val="single" w:color="B8C2D0" w:sz="4"/>
+              <w:right w:val="single" w:color="B8C2D0" w:sz="4"/>
+            </w:tcBorders>
+            <w:shd w:fill="FFFFFF" w:color="auto" w:val="clear"/>
+            <w:tcMar>
+              <w:top w:type="dxa" w:w="60"/>
+              <w:left w:type="dxa" w:w="100"/>
+              <w:bottom w:type="dxa" w:w="60"/>
+              <w:right w:type="dxa" w:w="100"/>
+            </w:tcMar>
+          </w:tcPr>
+          <w:p>
+            <w:r>
+              <w:rPr>
+                <w:sz w:val="19"/>
+                <w:szCs w:val="19"/>
+              </w:rPr>
+              <w:t xml:space="preserve">Server-side checks in serializers, strong-password rules, unique constraints, fixed choices</w:t>
+            </w:r>
+          </w:p>
+        </w:tc>
+        <w:tc>
+          <w:tcPr>
+            <w:tcW w:type="dxa" w:w="2400"/>
+            <w:tcBorders>
+              <w:top w:val="single" w:color="B8C2D0" w:sz="4"/>
+              <w:left w:val="single" w:color="B8C2D0" w:sz="4"/>
+              <w:bottom w:val="single" w:color="B8C2D0" w:sz="4"/>
+              <w:right w:val="single" w:color="B8C2D0" w:sz="4"/>
+            </w:tcBorders>
+            <w:shd w:fill="FFFFFF" w:color="auto" w:val="clear"/>
+            <w:tcMar>
+              <w:top w:type="dxa" w:w="60"/>
+              <w:left w:type="dxa" w:w="100"/>
+              <w:bottom w:type="dxa" w:w="60"/>
+              <w:right w:type="dxa" w:w="100"/>
+            </w:tcMar>
+          </w:tcPr>
+          <w:p>
+            <w:r>
+              <w:rPr>
+                <w:sz w:val="19"/>
+                <w:szCs w:val="19"/>
+              </w:rPr>
+              <w:t xml:space="preserve">serializers and models</w:t>
+            </w:r>
+          </w:p>
+        </w:tc>
+      </w:tr>
+      <w:tr>
+        <w:trPr>
+          <w:cantSplit/>
+        </w:trPr>
+        <w:tc>
+          <w:tcPr>
+            <w:tcW w:type="dxa" w:w="2000"/>
+            <w:tcBorders>
+              <w:top w:val="single" w:color="B8C2D0" w:sz="4"/>
+              <w:left w:val="single" w:color="B8C2D0" w:sz="4"/>
+              <w:bottom w:val="single" w:color="B8C2D0" w:sz="4"/>
+              <w:right w:val="single" w:color="B8C2D0" w:sz="4"/>
+            </w:tcBorders>
+            <w:shd w:fill="FFFFFF" w:color="auto" w:val="clear"/>
+            <w:tcMar>
+              <w:top w:type="dxa" w:w="60"/>
+              <w:left w:type="dxa" w:w="100"/>
+              <w:bottom w:type="dxa" w:w="60"/>
+              <w:right w:type="dxa" w:w="100"/>
+            </w:tcMar>
+          </w:tcPr>
+          <w:p>
+            <w:r>
+              <w:rPr>
+                <w:sz w:val="19"/>
+                <w:szCs w:val="19"/>
+              </w:rPr>
+              <w:t xml:space="preserve">File upload controls</w:t>
+            </w:r>
+          </w:p>
+        </w:tc>
+        <w:tc>
+          <w:tcPr>
+            <w:tcW w:type="dxa" w:w="4626"/>
+            <w:tcBorders>
+              <w:top w:val="single" w:color="B8C2D0" w:sz="4"/>
+              <w:left w:val="single" w:color="B8C2D0" w:sz="4"/>
+              <w:bottom w:val="single" w:color="B8C2D0" w:sz="4"/>
+              <w:right w:val="single" w:color="B8C2D0" w:sz="4"/>
+            </w:tcBorders>
+            <w:shd w:fill="FFFFFF" w:color="auto" w:val="clear"/>
+            <w:tcMar>
+              <w:top w:type="dxa" w:w="60"/>
+              <w:left w:type="dxa" w:w="100"/>
+              <w:bottom w:type="dxa" w:w="60"/>
+              <w:right w:type="dxa" w:w="100"/>
+            </w:tcMar>
+          </w:tcPr>
+          <w:p>
+            <w:r>
+              <w:rPr>
+                <w:sz w:val="19"/>
+                <w:szCs w:val="19"/>
+              </w:rPr>
+              <w:t xml:space="preserve">Type allow-list, 10 MB limit, random stored name</w:t>
+            </w:r>
+          </w:p>
+        </w:tc>
+        <w:tc>
+          <w:tcPr>
+            <w:tcW w:type="dxa" w:w="2400"/>
+            <w:tcBorders>
+              <w:top w:val="single" w:color="B8C2D0" w:sz="4"/>
+              <w:left w:val="single" w:color="B8C2D0" w:sz="4"/>
+              <w:bottom w:val="single" w:color="B8C2D0" w:sz="4"/>
+              <w:right w:val="single" w:color="B8C2D0" w:sz="4"/>
+            </w:tcBorders>
+            <w:shd w:fill="FFFFFF" w:color="auto" w:val="clear"/>
+            <w:tcMar>
+              <w:top w:type="dxa" w:w="60"/>
+              <w:left w:type="dxa" w:w="100"/>
+              <w:bottom w:type="dxa" w:w="60"/>
+              <w:right w:type="dxa" w:w="100"/>
+            </w:tcMar>
+          </w:tcPr>
+          <w:p>
+            <w:r>
+              <w:rPr>
+                <w:sz w:val="19"/>
+                <w:szCs w:val="19"/>
+              </w:rPr>
+              <w:t xml:space="preserve">common/validators.py and the incident serializer</w:t>
+            </w:r>
+          </w:p>
+        </w:tc>
+      </w:tr>
+      <w:tr>
+        <w:trPr>
+          <w:cantSplit/>
+        </w:trPr>
+        <w:tc>
+          <w:tcPr>
+            <w:tcW w:type="dxa" w:w="2000"/>
+            <w:tcBorders>
+              <w:top w:val="single" w:color="B8C2D0" w:sz="4"/>
+              <w:left w:val="single" w:color="B8C2D0" w:sz="4"/>
+              <w:bottom w:val="single" w:color="B8C2D0" w:sz="4"/>
+              <w:right w:val="single" w:color="B8C2D0" w:sz="4"/>
+            </w:tcBorders>
+            <w:shd w:fill="FFFFFF" w:color="auto" w:val="clear"/>
+            <w:tcMar>
+              <w:top w:type="dxa" w:w="60"/>
+              <w:left w:type="dxa" w:w="100"/>
+              <w:bottom w:type="dxa" w:w="60"/>
+              <w:right w:type="dxa" w:w="100"/>
+            </w:tcMar>
+          </w:tcPr>
+          <w:p>
+            <w:r>
+              <w:rPr>
+                <w:sz w:val="19"/>
+                <w:szCs w:val="19"/>
+              </w:rPr>
+              <w:t xml:space="preserve">Brute-force protection</w:t>
+            </w:r>
+          </w:p>
+        </w:tc>
+        <w:tc>
+          <w:tcPr>
+            <w:tcW w:type="dxa" w:w="4626"/>
+            <w:tcBorders>
+              <w:top w:val="single" w:color="B8C2D0" w:sz="4"/>
+              <w:left w:val="single" w:color="B8C2D0" w:sz="4"/>
+              <w:bottom w:val="single" w:color="B8C2D0" w:sz="4"/>
+              <w:right w:val="single" w:color="B8C2D0" w:sz="4"/>
+            </w:tcBorders>
+            <w:shd w:fill="FFFFFF" w:color="auto" w:val="clear"/>
+            <w:tcMar>
+              <w:top w:type="dxa" w:w="60"/>
+              <w:left w:type="dxa" w:w="100"/>
+              <w:bottom w:type="dxa" w:w="60"/>
+              <w:right w:type="dxa" w:w="100"/>
+            </w:tcMar>
+          </w:tcPr>
+          <w:p>
+            <w:r>
+              <w:rPr>
+                <w:sz w:val="19"/>
+                <w:szCs w:val="19"/>
+              </w:rPr>
+              <w:t xml:space="preserve">Failed-login counter, refusal of deactivated accounts, 10 a minute limit on login and reset, 60 a minute for anonymous users</w:t>
+            </w:r>
+          </w:p>
+        </w:tc>
+        <w:tc>
+          <w:tcPr>
+            <w:tcW w:type="dxa" w:w="2400"/>
+            <w:tcBorders>
+              <w:top w:val="single" w:color="B8C2D0" w:sz="4"/>
+              <w:left w:val="single" w:color="B8C2D0" w:sz="4"/>
+              <w:bottom w:val="single" w:color="B8C2D0" w:sz="4"/>
+              <w:right w:val="single" w:color="B8C2D0" w:sz="4"/>
+            </w:tcBorders>
+            <w:shd w:fill="FFFFFF" w:color="auto" w:val="clear"/>
+            <w:tcMar>
+              <w:top w:type="dxa" w:w="60"/>
+              <w:left w:type="dxa" w:w="100"/>
+              <w:bottom w:type="dxa" w:w="60"/>
+              <w:right w:type="dxa" w:w="100"/>
+            </w:tcMar>
+          </w:tcPr>
+          <w:p>
+            <w:r>
+              <w:rPr>
+                <w:sz w:val="19"/>
+                <w:szCs w:val="19"/>
+              </w:rPr>
+              <w:t xml:space="preserve">users views, DRF throttling</w:t>
+            </w:r>
+          </w:p>
+        </w:tc>
+      </w:tr>
+      <w:tr>
+        <w:trPr>
+          <w:cantSplit/>
+        </w:trPr>
+        <w:tc>
+          <w:tcPr>
+            <w:tcW w:type="dxa" w:w="2000"/>
+            <w:tcBorders>
+              <w:top w:val="single" w:color="B8C2D0" w:sz="4"/>
+              <w:left w:val="single" w:color="B8C2D0" w:sz="4"/>
+              <w:bottom w:val="single" w:color="B8C2D0" w:sz="4"/>
+              <w:right w:val="single" w:color="B8C2D0" w:sz="4"/>
+            </w:tcBorders>
+            <w:shd w:fill="FFFFFF" w:color="auto" w:val="clear"/>
+            <w:tcMar>
+              <w:top w:type="dxa" w:w="60"/>
+              <w:left w:type="dxa" w:w="100"/>
+              <w:bottom w:type="dxa" w:w="60"/>
+              <w:right w:type="dxa" w:w="100"/>
+            </w:tcMar>
+          </w:tcPr>
+          <w:p>
+            <w:r>
+              <w:rPr>
+                <w:sz w:val="19"/>
+                <w:szCs w:val="19"/>
+              </w:rPr>
+              <w:t xml:space="preserve">Processing controls</w:t>
+            </w:r>
+          </w:p>
+        </w:tc>
+        <w:tc>
+          <w:tcPr>
+            <w:tcW w:type="dxa" w:w="4626"/>
+            <w:tcBorders>
+              <w:top w:val="single" w:color="B8C2D0" w:sz="4"/>
+              <w:left w:val="single" w:color="B8C2D0" w:sz="4"/>
+              <w:bottom w:val="single" w:color="B8C2D0" w:sz="4"/>
+              <w:right w:val="single" w:color="B8C2D0" w:sz="4"/>
+            </w:tcBorders>
+            <w:shd w:fill="FFFFFF" w:color="auto" w:val="clear"/>
+            <w:tcMar>
+              <w:top w:type="dxa" w:w="60"/>
+              <w:left w:type="dxa" w:w="100"/>
+              <w:bottom w:type="dxa" w:w="60"/>
+              <w:right w:type="dxa" w:w="100"/>
+            </w:tcMar>
+          </w:tcPr>
+          <w:p>
+            <w:r>
+              <w:rPr>
+                <w:sz w:val="19"/>
+                <w:szCs w:val="19"/>
+              </w:rPr>
+              <w:t xml:space="preserve">Attempt limits at start and at submit; scores are worked out only on the server; status values are checked; reference numbers are made once</w:t>
+            </w:r>
+          </w:p>
+        </w:tc>
+        <w:tc>
+          <w:tcPr>
+            <w:tcW w:type="dxa" w:w="2400"/>
+            <w:tcBorders>
+              <w:top w:val="single" w:color="B8C2D0" w:sz="4"/>
+              <w:left w:val="single" w:color="B8C2D0" w:sz="4"/>
+              <w:bottom w:val="single" w:color="B8C2D0" w:sz="4"/>
+              <w:right w:val="single" w:color="B8C2D0" w:sz="4"/>
+            </w:tcBorders>
+            <w:shd w:fill="FFFFFF" w:color="auto" w:val="clear"/>
+            <w:tcMar>
+              <w:top w:type="dxa" w:w="60"/>
+              <w:left w:type="dxa" w:w="100"/>
+              <w:bottom w:type="dxa" w:w="60"/>
+              <w:right w:type="dxa" w:w="100"/>
+            </w:tcMar>
+          </w:tcPr>
+          <w:p>
+            <w:r>
+              <w:rPr>
+                <w:sz w:val="19"/>
+                <w:szCs w:val="19"/>
+              </w:rPr>
+              <w:t xml:space="preserve">quizzes and incidents code</w:t>
+            </w:r>
+          </w:p>
+        </w:tc>
+      </w:tr>
+      <w:tr>
+        <w:trPr>
+          <w:cantSplit/>
+        </w:trPr>
+        <w:tc>
+          <w:tcPr>
+            <w:tcW w:type="dxa" w:w="2000"/>
+            <w:tcBorders>
+              <w:top w:val="single" w:color="B8C2D0" w:sz="4"/>
+              <w:left w:val="single" w:color="B8C2D0" w:sz="4"/>
+              <w:bottom w:val="single" w:color="B8C2D0" w:sz="4"/>
+              <w:right w:val="single" w:color="B8C2D0" w:sz="4"/>
+            </w:tcBorders>
+            <w:shd w:fill="FFFFFF" w:color="auto" w:val="clear"/>
+            <w:tcMar>
+              <w:top w:type="dxa" w:w="60"/>
+              <w:left w:type="dxa" w:w="100"/>
+              <w:bottom w:type="dxa" w:w="60"/>
+              <w:right w:type="dxa" w:w="100"/>
+            </w:tcMar>
+          </w:tcPr>
+          <w:p>
+            <w:r>
+              <w:rPr>
+                <w:sz w:val="19"/>
+                <w:szCs w:val="19"/>
+              </w:rPr>
+              <w:t xml:space="preserve">Audit controls</w:t>
+            </w:r>
+          </w:p>
+        </w:tc>
+        <w:tc>
+          <w:tcPr>
+            <w:tcW w:type="dxa" w:w="4626"/>
+            <w:tcBorders>
+              <w:top w:val="single" w:color="B8C2D0" w:sz="4"/>
+              <w:left w:val="single" w:color="B8C2D0" w:sz="4"/>
+              <w:bottom w:val="single" w:color="B8C2D0" w:sz="4"/>
+              <w:right w:val="single" w:color="B8C2D0" w:sz="4"/>
+            </w:tcBorders>
+            <w:shd w:fill="FFFFFF" w:color="auto" w:val="clear"/>
+            <w:tcMar>
+              <w:top w:type="dxa" w:w="60"/>
+              <w:left w:type="dxa" w:w="100"/>
+              <w:bottom w:type="dxa" w:w="60"/>
+              <w:right w:type="dxa" w:w="100"/>
+            </w:tcMar>
+          </w:tcPr>
+          <w:p>
+            <w:r>
+              <w:rPr>
+                <w:sz w:val="19"/>
+                <w:szCs w:val="19"/>
+              </w:rPr>
+              <w:t xml:space="preserve">A middleware logs every signed-in data-changing request; the audit model cannot be edited through the API</w:t>
+            </w:r>
+          </w:p>
+        </w:tc>
+        <w:tc>
+          <w:tcPr>
+            <w:tcW w:type="dxa" w:w="2400"/>
+            <w:tcBorders>
+              <w:top w:val="single" w:color="B8C2D0" w:sz="4"/>
+              <w:left w:val="single" w:color="B8C2D0" w:sz="4"/>
+              <w:bottom w:val="single" w:color="B8C2D0" w:sz="4"/>
+              <w:right w:val="single" w:color="B8C2D0" w:sz="4"/>
+            </w:tcBorders>
+            <w:shd w:fill="FFFFFF" w:color="auto" w:val="clear"/>
+            <w:tcMar>
+              <w:top w:type="dxa" w:w="60"/>
+              <w:left w:type="dxa" w:w="100"/>
+              <w:bottom w:type="dxa" w:w="60"/>
+              <w:right w:type="dxa" w:w="100"/>
+            </w:tcMar>
+          </w:tcPr>
+          <w:p>
+            <w:r>
+              <w:rPr>
+                <w:sz w:val="19"/>
+                <w:szCs w:val="19"/>
+              </w:rPr>
+              <w:t xml:space="preserve">audit app</w:t>
+            </w:r>
+          </w:p>
+        </w:tc>
+      </w:tr>
+      <w:tr>
+        <w:trPr>
+          <w:cantSplit/>
+        </w:trPr>
+        <w:tc>
+          <w:tcPr>
+            <w:tcW w:type="dxa" w:w="2000"/>
+            <w:tcBorders>
+              <w:top w:val="single" w:color="B8C2D0" w:sz="4"/>
+              <w:left w:val="single" w:color="B8C2D0" w:sz="4"/>
+              <w:bottom w:val="single" w:color="B8C2D0" w:sz="4"/>
+              <w:right w:val="single" w:color="B8C2D0" w:sz="4"/>
+            </w:tcBorders>
+            <w:shd w:fill="FFFFFF" w:color="auto" w:val="clear"/>
+            <w:tcMar>
+              <w:top w:type="dxa" w:w="60"/>
+              <w:left w:type="dxa" w:w="100"/>
+              <w:bottom w:type="dxa" w:w="60"/>
+              <w:right w:type="dxa" w:w="100"/>
+            </w:tcMar>
+          </w:tcPr>
+          <w:p>
+            <w:r>
+              <w:rPr>
+                <w:sz w:val="19"/>
+                <w:szCs w:val="19"/>
+              </w:rPr>
+              <w:t xml:space="preserve">Transport and browser controls</w:t>
+            </w:r>
+          </w:p>
+        </w:tc>
+        <w:tc>
+          <w:tcPr>
+            <w:tcW w:type="dxa" w:w="4626"/>
+            <w:tcBorders>
+              <w:top w:val="single" w:color="B8C2D0" w:sz="4"/>
+              <w:left w:val="single" w:color="B8C2D0" w:sz="4"/>
+              <w:bottom w:val="single" w:color="B8C2D0" w:sz="4"/>
+              <w:right w:val="single" w:color="B8C2D0" w:sz="4"/>
+            </w:tcBorders>
+            <w:shd w:fill="FFFFFF" w:color="auto" w:val="clear"/>
+            <w:tcMar>
+              <w:top w:type="dxa" w:w="60"/>
+              <w:left w:type="dxa" w:w="100"/>
+              <w:bottom w:type="dxa" w:w="60"/>
+              <w:right w:type="dxa" w:w="100"/>
+            </w:tcMar>
+          </w:tcPr>
+          <w:p>
+            <w:r>
+              <w:rPr>
+                <w:sz w:val="19"/>
+                <w:szCs w:val="19"/>
+              </w:rPr>
+              <w:t xml:space="preserve">CORS limited to chosen origins; list of allowed hosts</w:t>
+            </w:r>
+          </w:p>
+        </w:tc>
+        <w:tc>
+          <w:tcPr>
+            <w:tcW w:type="dxa" w:w="2400"/>
+            <w:tcBorders>
+              <w:top w:val="single" w:color="B8C2D0" w:sz="4"/>
+              <w:left w:val="single" w:color="B8C2D0" w:sz="4"/>
+              <w:bottom w:val="single" w:color="B8C2D0" w:sz="4"/>
+              <w:right w:val="single" w:color="B8C2D0" w:sz="4"/>
+            </w:tcBorders>
+            <w:shd w:fill="FFFFFF" w:color="auto" w:val="clear"/>
+            <w:tcMar>
+              <w:top w:type="dxa" w:w="60"/>
+              <w:left w:type="dxa" w:w="100"/>
+              <w:bottom w:type="dxa" w:w="60"/>
+              <w:right w:type="dxa" w:w="100"/>
+            </w:tcMar>
+          </w:tcPr>
+          <w:p>
+            <w:r>
+              <w:rPr>
+                <w:sz w:val="19"/>
+                <w:szCs w:val="19"/>
+              </w:rPr>
+              <w:t xml:space="preserve">settings</w:t>
+            </w:r>
+          </w:p>
+        </w:tc>
+      </w:tr>
+      <w:tr>
+        <w:trPr>
+          <w:cantSplit/>
+        </w:trPr>
+        <w:tc>
+          <w:tcPr>
+            <w:tcW w:type="dxa" w:w="2000"/>
+            <w:tcBorders>
+              <w:top w:val="single" w:color="B8C2D0" w:sz="4"/>
+              <w:left w:val="single" w:color="B8C2D0" w:sz="4"/>
+              <w:bottom w:val="single" w:color="B8C2D0" w:sz="4"/>
+              <w:right w:val="single" w:color="B8C2D0" w:sz="4"/>
+            </w:tcBorders>
+            <w:shd w:fill="FFFFFF" w:color="auto" w:val="clear"/>
+            <w:tcMar>
+              <w:top w:type="dxa" w:w="60"/>
+              <w:left w:type="dxa" w:w="100"/>
+              <w:bottom w:type="dxa" w:w="60"/>
+              <w:right w:type="dxa" w:w="100"/>
+            </w:tcMar>
+          </w:tcPr>
+          <w:p>
+            <w:r>
+              <w:rPr>
+                <w:sz w:val="19"/>
+                <w:szCs w:val="19"/>
+              </w:rPr>
+              <w:t xml:space="preserve">Privacy</w:t>
+            </w:r>
+          </w:p>
+        </w:tc>
+        <w:tc>
+          <w:tcPr>
+            <w:tcW w:type="dxa" w:w="4626"/>
+            <w:tcBorders>
+              <w:top w:val="single" w:color="B8C2D0" w:sz="4"/>
+              <w:left w:val="single" w:color="B8C2D0" w:sz="4"/>
+              <w:bottom w:val="single" w:color="B8C2D0" w:sz="4"/>
+              <w:right w:val="single" w:color="B8C2D0" w:sz="4"/>
+            </w:tcBorders>
+            <w:shd w:fill="FFFFFF" w:color="auto" w:val="clear"/>
+            <w:tcMar>
+              <w:top w:type="dxa" w:w="60"/>
+              <w:left w:type="dxa" w:w="100"/>
+              <w:bottom w:type="dxa" w:w="60"/>
+              <w:right w:type="dxa" w:w="100"/>
+            </w:tcMar>
+          </w:tcPr>
+          <w:p>
+            <w:r>
+              <w:rPr>
+                <w:sz w:val="19"/>
+                <w:szCs w:val="19"/>
+              </w:rPr>
+              <w:t xml:space="preserve">Users see only their own incidents, attempts and results; a reset request for an unknown e-mail gives the same answer as for a known one</w:t>
+            </w:r>
+          </w:p>
+        </w:tc>
+        <w:tc>
+          <w:tcPr>
+            <w:tcW w:type="dxa" w:w="2400"/>
+            <w:tcBorders>
+              <w:top w:val="single" w:color="B8C2D0" w:sz="4"/>
+              <w:left w:val="single" w:color="B8C2D0" w:sz="4"/>
+              <w:bottom w:val="single" w:color="B8C2D0" w:sz="4"/>
+              <w:right w:val="single" w:color="B8C2D0" w:sz="4"/>
+            </w:tcBorders>
+            <w:shd w:fill="FFFFFF" w:color="auto" w:val="clear"/>
+            <w:tcMar>
+              <w:top w:type="dxa" w:w="60"/>
+              <w:left w:type="dxa" w:w="100"/>
+              <w:bottom w:type="dxa" w:w="60"/>
+              <w:right w:type="dxa" w:w="100"/>
+            </w:tcMar>
+          </w:tcPr>
+          <w:p>
+            <w:r>
+              <w:rPr>
+                <w:sz w:val="19"/>
+                <w:szCs w:val="19"/>
+              </w:rPr>
+              <w:t xml:space="preserve">view queries</w:t>
+            </w:r>
+          </w:p>
+        </w:tc>
+      </w:tr>
+      <w:tr>
+        <w:trPr>
+          <w:cantSplit/>
+        </w:trPr>
+        <w:tc>
+          <w:tcPr>
+            <w:tcW w:type="dxa" w:w="2000"/>
+            <w:tcBorders>
+              <w:top w:val="single" w:color="B8C2D0" w:sz="4"/>
+              <w:left w:val="single" w:color="B8C2D0" w:sz="4"/>
+              <w:bottom w:val="single" w:color="B8C2D0" w:sz="4"/>
+              <w:right w:val="single" w:color="B8C2D0" w:sz="4"/>
+            </w:tcBorders>
+            <w:shd w:fill="FFFFFF" w:color="auto" w:val="clear"/>
+            <w:tcMar>
+              <w:top w:type="dxa" w:w="60"/>
+              <w:left w:type="dxa" w:w="100"/>
+              <w:bottom w:type="dxa" w:w="60"/>
+              <w:right w:type="dxa" w:w="100"/>
+            </w:tcMar>
+          </w:tcPr>
+          <w:p>
+            <w:r>
+              <w:rPr>
+                <w:sz w:val="19"/>
+                <w:szCs w:val="19"/>
+              </w:rPr>
+              <w:t xml:space="preserve">Error handling</w:t>
+            </w:r>
+          </w:p>
+        </w:tc>
+        <w:tc>
+          <w:tcPr>
+            <w:tcW w:type="dxa" w:w="4626"/>
+            <w:tcBorders>
+              <w:top w:val="single" w:color="B8C2D0" w:sz="4"/>
+              <w:left w:val="single" w:color="B8C2D0" w:sz="4"/>
+              <w:bottom w:val="single" w:color="B8C2D0" w:sz="4"/>
+              <w:right w:val="single" w:color="B8C2D0" w:sz="4"/>
+            </w:tcBorders>
+            <w:shd w:fill="FFFFFF" w:color="auto" w:val="clear"/>
+            <w:tcMar>
+              <w:top w:type="dxa" w:w="60"/>
+              <w:left w:type="dxa" w:w="100"/>
+              <w:bottom w:type="dxa" w:w="60"/>
+              <w:right w:type="dxa" w:w="100"/>
+            </w:tcMar>
+          </w:tcPr>
+          <w:p>
+            <w:r>
+              <w:rPr>
+                <w:sz w:val="19"/>
+                <w:szCs w:val="19"/>
+              </w:rPr>
+              <w:t xml:space="preserve">A custom handler returns one JSON error format with no stack trace</w:t>
+            </w:r>
+          </w:p>
+        </w:tc>
+        <w:tc>
+          <w:tcPr>
+            <w:tcW w:type="dxa" w:w="2400"/>
+            <w:tcBorders>
+              <w:top w:val="single" w:color="B8C2D0" w:sz="4"/>
+              <w:left w:val="single" w:color="B8C2D0" w:sz="4"/>
+              <w:bottom w:val="single" w:color="B8C2D0" w:sz="4"/>
+              <w:right w:val="single" w:color="B8C2D0" w:sz="4"/>
+            </w:tcBorders>
+            <w:shd w:fill="FFFFFF" w:color="auto" w:val="clear"/>
+            <w:tcMar>
+              <w:top w:type="dxa" w:w="60"/>
+              <w:left w:type="dxa" w:w="100"/>
+              <w:bottom w:type="dxa" w:w="60"/>
+              <w:right w:type="dxa" w:w="100"/>
+            </w:tcMar>
+          </w:tcPr>
+          <w:p>
+            <w:r>
+              <w:rPr>
+                <w:sz w:val="19"/>
+                <w:szCs w:val="19"/>
+              </w:rPr>
+              <w:t xml:space="preserve">common/exceptions.py</w:t>
+            </w:r>
+          </w:p>
+        </w:tc>
+      </w:tr>
+      <w:tr>
+        <w:trPr>
+          <w:cantSplit/>
+        </w:trPr>
+        <w:tc>
+          <w:tcPr>
+            <w:tcW w:type="dxa" w:w="2000"/>
+            <w:tcBorders>
+              <w:top w:val="single" w:color="B8C2D0" w:sz="4"/>
+              <w:left w:val="single" w:color="B8C2D0" w:sz="4"/>
+              <w:bottom w:val="single" w:color="B8C2D0" w:sz="4"/>
+              <w:right w:val="single" w:color="B8C2D0" w:sz="4"/>
+            </w:tcBorders>
+            <w:shd w:fill="FFFFFF" w:color="auto" w:val="clear"/>
+            <w:tcMar>
+              <w:top w:type="dxa" w:w="60"/>
+              <w:left w:type="dxa" w:w="100"/>
+              <w:bottom w:type="dxa" w:w="60"/>
+              <w:right w:type="dxa" w:w="100"/>
+            </w:tcMar>
+          </w:tcPr>
+          <w:p>
+            <w:r>
+              <w:rPr>
+                <w:sz w:val="19"/>
+                <w:szCs w:val="19"/>
+              </w:rPr>
+              <w:t xml:space="preserve">Environment control</w:t>
+            </w:r>
+          </w:p>
+        </w:tc>
+        <w:tc>
+          <w:tcPr>
+            <w:tcW w:type="dxa" w:w="4626"/>
+            <w:tcBorders>
+              <w:top w:val="single" w:color="B8C2D0" w:sz="4"/>
+              <w:left w:val="single" w:color="B8C2D0" w:sz="4"/>
+              <w:bottom w:val="single" w:color="B8C2D0" w:sz="4"/>
+              <w:right w:val="single" w:color="B8C2D0" w:sz="4"/>
+            </w:tcBorders>
+            <w:shd w:fill="FFFFFF" w:color="auto" w:val="clear"/>
+            <w:tcMar>
+              <w:top w:type="dxa" w:w="60"/>
+              <w:left w:type="dxa" w:w="100"/>
+              <w:bottom w:type="dxa" w:w="60"/>
+              <w:right w:type="dxa" w:w="100"/>
+            </w:tcMar>
+          </w:tcPr>
+          <w:p>
+            <w:r>
+              <w:rPr>
+                <w:sz w:val="19"/>
+                <w:szCs w:val="19"/>
+              </w:rPr>
+              <w:t xml:space="preserve">Secrets are kept in </w:t>
+            </w:r>
+            <w:r>
+              <w:rPr>
+                <w:rFonts w:ascii="Consolas" w:cs="Consolas" w:eastAsia="Consolas" w:hAnsi="Consolas"/>
+                <w:sz w:val="19"/>
+                <w:szCs w:val="19"/>
+              </w:rPr>
+              <w:t xml:space="preserve">.env</w:t>
+            </w:r>
+            <w:r>
+              <w:rPr>
+                <w:sz w:val="19"/>
+                <w:szCs w:val="19"/>
+              </w:rPr>
+              <w:t xml:space="preserve"> and not committed; debug is off in production</w:t>
+            </w:r>
+          </w:p>
+        </w:tc>
+        <w:tc>
+          <w:tcPr>
+            <w:tcW w:type="dxa" w:w="2400"/>
+            <w:tcBorders>
+              <w:top w:val="single" w:color="B8C2D0" w:sz="4"/>
+              <w:left w:val="single" w:color="B8C2D0" w:sz="4"/>
+              <w:bottom w:val="single" w:color="B8C2D0" w:sz="4"/>
+              <w:right w:val="single" w:color="B8C2D0" w:sz="4"/>
+            </w:tcBorders>
+            <w:shd w:fill="FFFFFF" w:color="auto" w:val="clear"/>
+            <w:tcMar>
+              <w:top w:type="dxa" w:w="60"/>
+              <w:left w:type="dxa" w:w="100"/>
+              <w:bottom w:type="dxa" w:w="60"/>
+              <w:right w:type="dxa" w:w="100"/>
+            </w:tcMar>
+          </w:tcPr>
+          <w:p>
+            <w:r>
+              <w:rPr>
+                <w:sz w:val="19"/>
+                <w:szCs w:val="19"/>
+              </w:rPr>
+              <w:t xml:space="preserve">Configuration</w:t>
+            </w:r>
+          </w:p>
+        </w:tc>
+      </w:tr>
+    </w:tbl>
+    <w:p>
+      <w:pPr>
+        <w:spacing w:after="120"/>
+      </w:pPr>
+    </w:p>
+    <w:p>
+      <w:pPr>
+        <w:pStyle w:val="Heading1"/>
+      </w:pPr>
+      <w:r>
+        <w:t xml:space="preserve">4.6 Data Flow Diagrams up to Level 2</w:t>
+      </w:r>
+    </w:p>
+    <w:p>
+      <w:pPr>
+        <w:spacing w:after="120" w:line="300"/>
+      </w:pPr>
+      <w:r>
+        <w:t xml:space="preserve">In the diagrams, rectangles are external entities, ellipses are processes, open-ended bars are data stores and arrows are data flows.</w:t>
+      </w:r>
+    </w:p>
+    <w:p>
+      <w:pPr>
+        <w:pStyle w:val="Heading2"/>
+      </w:pPr>
+      <w:r>
+        <w:t xml:space="preserve">4.6.1 Level 0 (context diagram)</w:t>
       </w:r>
     </w:p>
     <w:p>
@@ -10974,9 +11091,9 @@
       <w:r>
         <w:drawing>
           <wp:inline distT="0" distB="0" distL="0" distR="0">
-            <wp:extent cx="5334000" cy="3333750"/>
+            <wp:extent cx="5715000" cy="2600325"/>
             <wp:effectExtent t="0" r="0" b="0" l="0"/>
-            <wp:docPr id="24" name="16_content_library.png" descr="Figure 4.22: Content library" title="Figure 4.22: Content library"/>
+            <wp:docPr id="24" name="dfd_level0.png" descr="Figure 4.22: Level 0 DFD (context diagram)" title="Figure 4.22: Level 0 DFD (context diagram)"/>
             <wp:cNvGraphicFramePr>
               <a:graphicFrameLocks xmlns:a="http://schemas.openxmlformats.org/drawingml/2006/main" noChangeAspect="1"/>
             </wp:cNvGraphicFramePr>
@@ -10999,7 +11116,7 @@
                   <pic:spPr bwMode="auto">
                     <a:xfrm>
                       <a:off x="0" y="0"/>
-                      <a:ext cx="5334000" cy="3333750"/>
+                      <a:ext cx="5715000" cy="2600325"/>
                     </a:xfrm>
                     <a:prstGeom prst="rect">
                       <a:avLst/>
@@ -11025,1212 +11142,7 @@
           <w:sz w:val="18"/>
           <w:szCs w:val="18"/>
         </w:rPr>
-        <w:t xml:space="preserve">Figure 4.22: Content library</w:t>
-      </w:r>
-    </w:p>
-    <w:p>
-      <w:pPr>
-        <w:pStyle w:val="Heading1"/>
-      </w:pPr>
-      <w:r>
-        <w:t xml:space="preserve">4.5 Design of System Controls</w:t>
-      </w:r>
-    </w:p>
-    <w:p>
-      <w:pPr>
-        <w:keepNext/>
-        <w:spacing w:after="60" w:before="120"/>
-      </w:pPr>
-      <w:r>
-        <w:rPr>
-          <w:b/>
-          <w:bCs/>
-          <w:color w:val="555555"/>
-          <w:sz w:val="19"/>
-          <w:szCs w:val="19"/>
-        </w:rPr>
-        <w:t xml:space="preserve">Table 4.10: System controls</w:t>
-      </w:r>
-    </w:p>
-    <w:tbl>
-      <w:tblPr>
-        <w:tblW w:type="dxa" w:w="9026"/>
-        <w:tblBorders>
-          <w:top w:val="single" w:color="auto" w:sz="4"/>
-          <w:left w:val="single" w:color="auto" w:sz="4"/>
-          <w:bottom w:val="single" w:color="auto" w:sz="4"/>
-          <w:right w:val="single" w:color="auto" w:sz="4"/>
-          <w:insideH w:val="single" w:color="auto" w:sz="4"/>
-          <w:insideV w:val="single" w:color="auto" w:sz="4"/>
-        </w:tblBorders>
-      </w:tblPr>
-      <w:tblGrid>
-        <w:gridCol w:w="2000"/>
-        <w:gridCol w:w="4626"/>
-        <w:gridCol w:w="2400"/>
-      </w:tblGrid>
-      <w:tr>
-        <w:trPr>
-          <w:tblHeader/>
-        </w:trPr>
-        <w:tc>
-          <w:tcPr>
-            <w:tcW w:type="dxa" w:w="2000"/>
-            <w:tcBorders>
-              <w:top w:val="single" w:color="B8C2D0" w:sz="4"/>
-              <w:left w:val="single" w:color="B8C2D0" w:sz="4"/>
-              <w:bottom w:val="single" w:color="B8C2D0" w:sz="4"/>
-              <w:right w:val="single" w:color="B8C2D0" w:sz="4"/>
-            </w:tcBorders>
-            <w:shd w:fill="1F3A5F" w:color="auto" w:val="clear"/>
-            <w:tcMar>
-              <w:top w:type="dxa" w:w="60"/>
-              <w:left w:type="dxa" w:w="100"/>
-              <w:bottom w:type="dxa" w:w="60"/>
-              <w:right w:type="dxa" w:w="100"/>
-            </w:tcMar>
-          </w:tcPr>
-          <w:p>
-            <w:r>
-              <w:rPr>
-                <w:b/>
-                <w:bCs/>
-                <w:color w:val="FFFFFF"/>
-                <w:sz w:val="19"/>
-                <w:szCs w:val="19"/>
-              </w:rPr>
-              <w:t xml:space="preserve">Type of control</w:t>
-            </w:r>
-          </w:p>
-        </w:tc>
-        <w:tc>
-          <w:tcPr>
-            <w:tcW w:type="dxa" w:w="4626"/>
-            <w:tcBorders>
-              <w:top w:val="single" w:color="B8C2D0" w:sz="4"/>
-              <w:left w:val="single" w:color="B8C2D0" w:sz="4"/>
-              <w:bottom w:val="single" w:color="B8C2D0" w:sz="4"/>
-              <w:right w:val="single" w:color="B8C2D0" w:sz="4"/>
-            </w:tcBorders>
-            <w:shd w:fill="1F3A5F" w:color="auto" w:val="clear"/>
-            <w:tcMar>
-              <w:top w:type="dxa" w:w="60"/>
-              <w:left w:type="dxa" w:w="100"/>
-              <w:bottom w:type="dxa" w:w="60"/>
-              <w:right w:type="dxa" w:w="100"/>
-            </w:tcMar>
-          </w:tcPr>
-          <w:p>
-            <w:r>
-              <w:rPr>
-                <w:b/>
-                <w:bCs/>
-                <w:color w:val="FFFFFF"/>
-                <w:sz w:val="19"/>
-                <w:szCs w:val="19"/>
-              </w:rPr>
-              <w:t xml:space="preserve">Control</w:t>
-            </w:r>
-          </w:p>
-        </w:tc>
-        <w:tc>
-          <w:tcPr>
-            <w:tcW w:type="dxa" w:w="2400"/>
-            <w:tcBorders>
-              <w:top w:val="single" w:color="B8C2D0" w:sz="4"/>
-              <w:left w:val="single" w:color="B8C2D0" w:sz="4"/>
-              <w:bottom w:val="single" w:color="B8C2D0" w:sz="4"/>
-              <w:right w:val="single" w:color="B8C2D0" w:sz="4"/>
-            </w:tcBorders>
-            <w:shd w:fill="1F3A5F" w:color="auto" w:val="clear"/>
-            <w:tcMar>
-              <w:top w:type="dxa" w:w="60"/>
-              <w:left w:type="dxa" w:w="100"/>
-              <w:bottom w:type="dxa" w:w="60"/>
-              <w:right w:type="dxa" w:w="100"/>
-            </w:tcMar>
-          </w:tcPr>
-          <w:p>
-            <w:r>
-              <w:rPr>
-                <w:b/>
-                <w:bCs/>
-                <w:color w:val="FFFFFF"/>
-                <w:sz w:val="19"/>
-                <w:szCs w:val="19"/>
-              </w:rPr>
-              <w:t xml:space="preserve">Where it is done</w:t>
-            </w:r>
-          </w:p>
-        </w:tc>
-      </w:tr>
-      <w:tr>
-        <w:trPr>
-          <w:cantSplit/>
-        </w:trPr>
-        <w:tc>
-          <w:tcPr>
-            <w:tcW w:type="dxa" w:w="2000"/>
-            <w:tcBorders>
-              <w:top w:val="single" w:color="B8C2D0" w:sz="4"/>
-              <w:left w:val="single" w:color="B8C2D0" w:sz="4"/>
-              <w:bottom w:val="single" w:color="B8C2D0" w:sz="4"/>
-              <w:right w:val="single" w:color="B8C2D0" w:sz="4"/>
-            </w:tcBorders>
-            <w:shd w:fill="FFFFFF" w:color="auto" w:val="clear"/>
-            <w:tcMar>
-              <w:top w:type="dxa" w:w="60"/>
-              <w:left w:type="dxa" w:w="100"/>
-              <w:bottom w:type="dxa" w:w="60"/>
-              <w:right w:type="dxa" w:w="100"/>
-            </w:tcMar>
-          </w:tcPr>
-          <w:p>
-            <w:r>
-              <w:rPr>
-                <w:sz w:val="19"/>
-                <w:szCs w:val="19"/>
-              </w:rPr>
-              <w:t xml:space="preserve">Authentication</w:t>
-            </w:r>
-          </w:p>
-        </w:tc>
-        <w:tc>
-          <w:tcPr>
-            <w:tcW w:type="dxa" w:w="4626"/>
-            <w:tcBorders>
-              <w:top w:val="single" w:color="B8C2D0" w:sz="4"/>
-              <w:left w:val="single" w:color="B8C2D0" w:sz="4"/>
-              <w:bottom w:val="single" w:color="B8C2D0" w:sz="4"/>
-              <w:right w:val="single" w:color="B8C2D0" w:sz="4"/>
-            </w:tcBorders>
-            <w:shd w:fill="FFFFFF" w:color="auto" w:val="clear"/>
-            <w:tcMar>
-              <w:top w:type="dxa" w:w="60"/>
-              <w:left w:type="dxa" w:w="100"/>
-              <w:bottom w:type="dxa" w:w="60"/>
-              <w:right w:type="dxa" w:w="100"/>
-            </w:tcMar>
-          </w:tcPr>
-          <w:p>
-            <w:r>
-              <w:rPr>
-                <w:sz w:val="19"/>
-                <w:szCs w:val="19"/>
-              </w:rPr>
-              <w:t xml:space="preserve">JWT access token (20 minutes) and rotating refresh token (7 days); old refresh tokens are blocked; logout ends the session</w:t>
-            </w:r>
-          </w:p>
-        </w:tc>
-        <w:tc>
-          <w:tcPr>
-            <w:tcW w:type="dxa" w:w="2400"/>
-            <w:tcBorders>
-              <w:top w:val="single" w:color="B8C2D0" w:sz="4"/>
-              <w:left w:val="single" w:color="B8C2D0" w:sz="4"/>
-              <w:bottom w:val="single" w:color="B8C2D0" w:sz="4"/>
-              <w:right w:val="single" w:color="B8C2D0" w:sz="4"/>
-            </w:tcBorders>
-            <w:shd w:fill="FFFFFF" w:color="auto" w:val="clear"/>
-            <w:tcMar>
-              <w:top w:type="dxa" w:w="60"/>
-              <w:left w:type="dxa" w:w="100"/>
-              <w:bottom w:type="dxa" w:w="60"/>
-              <w:right w:type="dxa" w:w="100"/>
-            </w:tcMar>
-          </w:tcPr>
-          <w:p>
-            <w:r>
-              <w:rPr>
-                <w:sz w:val="19"/>
-                <w:szCs w:val="19"/>
-              </w:rPr>
-              <w:t xml:space="preserve">users app, Simple JWT settings</w:t>
-            </w:r>
-          </w:p>
-        </w:tc>
-      </w:tr>
-      <w:tr>
-        <w:trPr>
-          <w:cantSplit/>
-        </w:trPr>
-        <w:tc>
-          <w:tcPr>
-            <w:tcW w:type="dxa" w:w="2000"/>
-            <w:tcBorders>
-              <w:top w:val="single" w:color="B8C2D0" w:sz="4"/>
-              <w:left w:val="single" w:color="B8C2D0" w:sz="4"/>
-              <w:bottom w:val="single" w:color="B8C2D0" w:sz="4"/>
-              <w:right w:val="single" w:color="B8C2D0" w:sz="4"/>
-            </w:tcBorders>
-            <w:shd w:fill="FFFFFF" w:color="auto" w:val="clear"/>
-            <w:tcMar>
-              <w:top w:type="dxa" w:w="60"/>
-              <w:left w:type="dxa" w:w="100"/>
-              <w:bottom w:type="dxa" w:w="60"/>
-              <w:right w:type="dxa" w:w="100"/>
-            </w:tcMar>
-          </w:tcPr>
-          <w:p>
-            <w:r>
-              <w:rPr>
-                <w:sz w:val="19"/>
-                <w:szCs w:val="19"/>
-              </w:rPr>
-              <w:t xml:space="preserve">Authorisation</w:t>
-            </w:r>
-          </w:p>
-        </w:tc>
-        <w:tc>
-          <w:tcPr>
-            <w:tcW w:type="dxa" w:w="4626"/>
-            <w:tcBorders>
-              <w:top w:val="single" w:color="B8C2D0" w:sz="4"/>
-              <w:left w:val="single" w:color="B8C2D0" w:sz="4"/>
-              <w:bottom w:val="single" w:color="B8C2D0" w:sz="4"/>
-              <w:right w:val="single" w:color="B8C2D0" w:sz="4"/>
-            </w:tcBorders>
-            <w:shd w:fill="FFFFFF" w:color="auto" w:val="clear"/>
-            <w:tcMar>
-              <w:top w:type="dxa" w:w="60"/>
-              <w:left w:type="dxa" w:w="100"/>
-              <w:bottom w:type="dxa" w:w="60"/>
-              <w:right w:type="dxa" w:w="100"/>
-            </w:tcMar>
-          </w:tcPr>
-          <w:p>
-            <w:r>
-              <w:rPr>
-                <w:sz w:val="19"/>
-                <w:szCs w:val="19"/>
-              </w:rPr>
-              <w:t xml:space="preserve">Role checks on every view (IsSystemAdmin, IsCyberOfficer, IsAdminOrReadOnly, IsOwnerOrOfficer); a user cannot change their own role</w:t>
-            </w:r>
-          </w:p>
-        </w:tc>
-        <w:tc>
-          <w:tcPr>
-            <w:tcW w:type="dxa" w:w="2400"/>
-            <w:tcBorders>
-              <w:top w:val="single" w:color="B8C2D0" w:sz="4"/>
-              <w:left w:val="single" w:color="B8C2D0" w:sz="4"/>
-              <w:bottom w:val="single" w:color="B8C2D0" w:sz="4"/>
-              <w:right w:val="single" w:color="B8C2D0" w:sz="4"/>
-            </w:tcBorders>
-            <w:shd w:fill="FFFFFF" w:color="auto" w:val="clear"/>
-            <w:tcMar>
-              <w:top w:type="dxa" w:w="60"/>
-              <w:left w:type="dxa" w:w="100"/>
-              <w:bottom w:type="dxa" w:w="60"/>
-              <w:right w:type="dxa" w:w="100"/>
-            </w:tcMar>
-          </w:tcPr>
-          <w:p>
-            <w:r>
-              <w:rPr>
-                <w:sz w:val="19"/>
-                <w:szCs w:val="19"/>
-              </w:rPr>
-              <w:t xml:space="preserve">common/permissions.py</w:t>
-            </w:r>
-          </w:p>
-        </w:tc>
-      </w:tr>
-      <w:tr>
-        <w:trPr>
-          <w:cantSplit/>
-        </w:trPr>
-        <w:tc>
-          <w:tcPr>
-            <w:tcW w:type="dxa" w:w="2000"/>
-            <w:tcBorders>
-              <w:top w:val="single" w:color="B8C2D0" w:sz="4"/>
-              <w:left w:val="single" w:color="B8C2D0" w:sz="4"/>
-              <w:bottom w:val="single" w:color="B8C2D0" w:sz="4"/>
-              <w:right w:val="single" w:color="B8C2D0" w:sz="4"/>
-            </w:tcBorders>
-            <w:shd w:fill="FFFFFF" w:color="auto" w:val="clear"/>
-            <w:tcMar>
-              <w:top w:type="dxa" w:w="60"/>
-              <w:left w:type="dxa" w:w="100"/>
-              <w:bottom w:type="dxa" w:w="60"/>
-              <w:right w:type="dxa" w:w="100"/>
-            </w:tcMar>
-          </w:tcPr>
-          <w:p>
-            <w:r>
-              <w:rPr>
-                <w:sz w:val="19"/>
-                <w:szCs w:val="19"/>
-              </w:rPr>
-              <w:t xml:space="preserve">Input controls</w:t>
-            </w:r>
-          </w:p>
-        </w:tc>
-        <w:tc>
-          <w:tcPr>
-            <w:tcW w:type="dxa" w:w="4626"/>
-            <w:tcBorders>
-              <w:top w:val="single" w:color="B8C2D0" w:sz="4"/>
-              <w:left w:val="single" w:color="B8C2D0" w:sz="4"/>
-              <w:bottom w:val="single" w:color="B8C2D0" w:sz="4"/>
-              <w:right w:val="single" w:color="B8C2D0" w:sz="4"/>
-            </w:tcBorders>
-            <w:shd w:fill="FFFFFF" w:color="auto" w:val="clear"/>
-            <w:tcMar>
-              <w:top w:type="dxa" w:w="60"/>
-              <w:left w:type="dxa" w:w="100"/>
-              <w:bottom w:type="dxa" w:w="60"/>
-              <w:right w:type="dxa" w:w="100"/>
-            </w:tcMar>
-          </w:tcPr>
-          <w:p>
-            <w:r>
-              <w:rPr>
-                <w:sz w:val="19"/>
-                <w:szCs w:val="19"/>
-              </w:rPr>
-              <w:t xml:space="preserve">Server-side checks in serializers, strong-password rules, unique constraints, fixed choices</w:t>
-            </w:r>
-          </w:p>
-        </w:tc>
-        <w:tc>
-          <w:tcPr>
-            <w:tcW w:type="dxa" w:w="2400"/>
-            <w:tcBorders>
-              <w:top w:val="single" w:color="B8C2D0" w:sz="4"/>
-              <w:left w:val="single" w:color="B8C2D0" w:sz="4"/>
-              <w:bottom w:val="single" w:color="B8C2D0" w:sz="4"/>
-              <w:right w:val="single" w:color="B8C2D0" w:sz="4"/>
-            </w:tcBorders>
-            <w:shd w:fill="FFFFFF" w:color="auto" w:val="clear"/>
-            <w:tcMar>
-              <w:top w:type="dxa" w:w="60"/>
-              <w:left w:type="dxa" w:w="100"/>
-              <w:bottom w:type="dxa" w:w="60"/>
-              <w:right w:type="dxa" w:w="100"/>
-            </w:tcMar>
-          </w:tcPr>
-          <w:p>
-            <w:r>
-              <w:rPr>
-                <w:sz w:val="19"/>
-                <w:szCs w:val="19"/>
-              </w:rPr>
-              <w:t xml:space="preserve">serializers and models</w:t>
-            </w:r>
-          </w:p>
-        </w:tc>
-      </w:tr>
-      <w:tr>
-        <w:trPr>
-          <w:cantSplit/>
-        </w:trPr>
-        <w:tc>
-          <w:tcPr>
-            <w:tcW w:type="dxa" w:w="2000"/>
-            <w:tcBorders>
-              <w:top w:val="single" w:color="B8C2D0" w:sz="4"/>
-              <w:left w:val="single" w:color="B8C2D0" w:sz="4"/>
-              <w:bottom w:val="single" w:color="B8C2D0" w:sz="4"/>
-              <w:right w:val="single" w:color="B8C2D0" w:sz="4"/>
-            </w:tcBorders>
-            <w:shd w:fill="FFFFFF" w:color="auto" w:val="clear"/>
-            <w:tcMar>
-              <w:top w:type="dxa" w:w="60"/>
-              <w:left w:type="dxa" w:w="100"/>
-              <w:bottom w:type="dxa" w:w="60"/>
-              <w:right w:type="dxa" w:w="100"/>
-            </w:tcMar>
-          </w:tcPr>
-          <w:p>
-            <w:r>
-              <w:rPr>
-                <w:sz w:val="19"/>
-                <w:szCs w:val="19"/>
-              </w:rPr>
-              <w:t xml:space="preserve">File upload controls</w:t>
-            </w:r>
-          </w:p>
-        </w:tc>
-        <w:tc>
-          <w:tcPr>
-            <w:tcW w:type="dxa" w:w="4626"/>
-            <w:tcBorders>
-              <w:top w:val="single" w:color="B8C2D0" w:sz="4"/>
-              <w:left w:val="single" w:color="B8C2D0" w:sz="4"/>
-              <w:bottom w:val="single" w:color="B8C2D0" w:sz="4"/>
-              <w:right w:val="single" w:color="B8C2D0" w:sz="4"/>
-            </w:tcBorders>
-            <w:shd w:fill="FFFFFF" w:color="auto" w:val="clear"/>
-            <w:tcMar>
-              <w:top w:type="dxa" w:w="60"/>
-              <w:left w:type="dxa" w:w="100"/>
-              <w:bottom w:type="dxa" w:w="60"/>
-              <w:right w:type="dxa" w:w="100"/>
-            </w:tcMar>
-          </w:tcPr>
-          <w:p>
-            <w:r>
-              <w:rPr>
-                <w:sz w:val="19"/>
-                <w:szCs w:val="19"/>
-              </w:rPr>
-              <w:t xml:space="preserve">Type allow-list, 10 MB limit, random stored name</w:t>
-            </w:r>
-          </w:p>
-        </w:tc>
-        <w:tc>
-          <w:tcPr>
-            <w:tcW w:type="dxa" w:w="2400"/>
-            <w:tcBorders>
-              <w:top w:val="single" w:color="B8C2D0" w:sz="4"/>
-              <w:left w:val="single" w:color="B8C2D0" w:sz="4"/>
-              <w:bottom w:val="single" w:color="B8C2D0" w:sz="4"/>
-              <w:right w:val="single" w:color="B8C2D0" w:sz="4"/>
-            </w:tcBorders>
-            <w:shd w:fill="FFFFFF" w:color="auto" w:val="clear"/>
-            <w:tcMar>
-              <w:top w:type="dxa" w:w="60"/>
-              <w:left w:type="dxa" w:w="100"/>
-              <w:bottom w:type="dxa" w:w="60"/>
-              <w:right w:type="dxa" w:w="100"/>
-            </w:tcMar>
-          </w:tcPr>
-          <w:p>
-            <w:r>
-              <w:rPr>
-                <w:sz w:val="19"/>
-                <w:szCs w:val="19"/>
-              </w:rPr>
-              <w:t xml:space="preserve">common/validators.py and the incident serializer</w:t>
-            </w:r>
-          </w:p>
-        </w:tc>
-      </w:tr>
-      <w:tr>
-        <w:trPr>
-          <w:cantSplit/>
-        </w:trPr>
-        <w:tc>
-          <w:tcPr>
-            <w:tcW w:type="dxa" w:w="2000"/>
-            <w:tcBorders>
-              <w:top w:val="single" w:color="B8C2D0" w:sz="4"/>
-              <w:left w:val="single" w:color="B8C2D0" w:sz="4"/>
-              <w:bottom w:val="single" w:color="B8C2D0" w:sz="4"/>
-              <w:right w:val="single" w:color="B8C2D0" w:sz="4"/>
-            </w:tcBorders>
-            <w:shd w:fill="FFFFFF" w:color="auto" w:val="clear"/>
-            <w:tcMar>
-              <w:top w:type="dxa" w:w="60"/>
-              <w:left w:type="dxa" w:w="100"/>
-              <w:bottom w:type="dxa" w:w="60"/>
-              <w:right w:type="dxa" w:w="100"/>
-            </w:tcMar>
-          </w:tcPr>
-          <w:p>
-            <w:r>
-              <w:rPr>
-                <w:sz w:val="19"/>
-                <w:szCs w:val="19"/>
-              </w:rPr>
-              <w:t xml:space="preserve">Brute-force protection</w:t>
-            </w:r>
-          </w:p>
-        </w:tc>
-        <w:tc>
-          <w:tcPr>
-            <w:tcW w:type="dxa" w:w="4626"/>
-            <w:tcBorders>
-              <w:top w:val="single" w:color="B8C2D0" w:sz="4"/>
-              <w:left w:val="single" w:color="B8C2D0" w:sz="4"/>
-              <w:bottom w:val="single" w:color="B8C2D0" w:sz="4"/>
-              <w:right w:val="single" w:color="B8C2D0" w:sz="4"/>
-            </w:tcBorders>
-            <w:shd w:fill="FFFFFF" w:color="auto" w:val="clear"/>
-            <w:tcMar>
-              <w:top w:type="dxa" w:w="60"/>
-              <w:left w:type="dxa" w:w="100"/>
-              <w:bottom w:type="dxa" w:w="60"/>
-              <w:right w:type="dxa" w:w="100"/>
-            </w:tcMar>
-          </w:tcPr>
-          <w:p>
-            <w:r>
-              <w:rPr>
-                <w:sz w:val="19"/>
-                <w:szCs w:val="19"/>
-              </w:rPr>
-              <w:t xml:space="preserve">Failed-login counter, refusal of deactivated accounts, 10 a minute limit on login and reset, 60 a minute for anonymous users</w:t>
-            </w:r>
-          </w:p>
-        </w:tc>
-        <w:tc>
-          <w:tcPr>
-            <w:tcW w:type="dxa" w:w="2400"/>
-            <w:tcBorders>
-              <w:top w:val="single" w:color="B8C2D0" w:sz="4"/>
-              <w:left w:val="single" w:color="B8C2D0" w:sz="4"/>
-              <w:bottom w:val="single" w:color="B8C2D0" w:sz="4"/>
-              <w:right w:val="single" w:color="B8C2D0" w:sz="4"/>
-            </w:tcBorders>
-            <w:shd w:fill="FFFFFF" w:color="auto" w:val="clear"/>
-            <w:tcMar>
-              <w:top w:type="dxa" w:w="60"/>
-              <w:left w:type="dxa" w:w="100"/>
-              <w:bottom w:type="dxa" w:w="60"/>
-              <w:right w:type="dxa" w:w="100"/>
-            </w:tcMar>
-          </w:tcPr>
-          <w:p>
-            <w:r>
-              <w:rPr>
-                <w:sz w:val="19"/>
-                <w:szCs w:val="19"/>
-              </w:rPr>
-              <w:t xml:space="preserve">users views, DRF throttling</w:t>
-            </w:r>
-          </w:p>
-        </w:tc>
-      </w:tr>
-      <w:tr>
-        <w:trPr>
-          <w:cantSplit/>
-        </w:trPr>
-        <w:tc>
-          <w:tcPr>
-            <w:tcW w:type="dxa" w:w="2000"/>
-            <w:tcBorders>
-              <w:top w:val="single" w:color="B8C2D0" w:sz="4"/>
-              <w:left w:val="single" w:color="B8C2D0" w:sz="4"/>
-              <w:bottom w:val="single" w:color="B8C2D0" w:sz="4"/>
-              <w:right w:val="single" w:color="B8C2D0" w:sz="4"/>
-            </w:tcBorders>
-            <w:shd w:fill="FFFFFF" w:color="auto" w:val="clear"/>
-            <w:tcMar>
-              <w:top w:type="dxa" w:w="60"/>
-              <w:left w:type="dxa" w:w="100"/>
-              <w:bottom w:type="dxa" w:w="60"/>
-              <w:right w:type="dxa" w:w="100"/>
-            </w:tcMar>
-          </w:tcPr>
-          <w:p>
-            <w:r>
-              <w:rPr>
-                <w:sz w:val="19"/>
-                <w:szCs w:val="19"/>
-              </w:rPr>
-              <w:t xml:space="preserve">Processing controls</w:t>
-            </w:r>
-          </w:p>
-        </w:tc>
-        <w:tc>
-          <w:tcPr>
-            <w:tcW w:type="dxa" w:w="4626"/>
-            <w:tcBorders>
-              <w:top w:val="single" w:color="B8C2D0" w:sz="4"/>
-              <w:left w:val="single" w:color="B8C2D0" w:sz="4"/>
-              <w:bottom w:val="single" w:color="B8C2D0" w:sz="4"/>
-              <w:right w:val="single" w:color="B8C2D0" w:sz="4"/>
-            </w:tcBorders>
-            <w:shd w:fill="FFFFFF" w:color="auto" w:val="clear"/>
-            <w:tcMar>
-              <w:top w:type="dxa" w:w="60"/>
-              <w:left w:type="dxa" w:w="100"/>
-              <w:bottom w:type="dxa" w:w="60"/>
-              <w:right w:type="dxa" w:w="100"/>
-            </w:tcMar>
-          </w:tcPr>
-          <w:p>
-            <w:r>
-              <w:rPr>
-                <w:sz w:val="19"/>
-                <w:szCs w:val="19"/>
-              </w:rPr>
-              <w:t xml:space="preserve">Attempt limits at start and at submit; scores are worked out only on the server; status values are checked; reference numbers are made once</w:t>
-            </w:r>
-          </w:p>
-        </w:tc>
-        <w:tc>
-          <w:tcPr>
-            <w:tcW w:type="dxa" w:w="2400"/>
-            <w:tcBorders>
-              <w:top w:val="single" w:color="B8C2D0" w:sz="4"/>
-              <w:left w:val="single" w:color="B8C2D0" w:sz="4"/>
-              <w:bottom w:val="single" w:color="B8C2D0" w:sz="4"/>
-              <w:right w:val="single" w:color="B8C2D0" w:sz="4"/>
-            </w:tcBorders>
-            <w:shd w:fill="FFFFFF" w:color="auto" w:val="clear"/>
-            <w:tcMar>
-              <w:top w:type="dxa" w:w="60"/>
-              <w:left w:type="dxa" w:w="100"/>
-              <w:bottom w:type="dxa" w:w="60"/>
-              <w:right w:type="dxa" w:w="100"/>
-            </w:tcMar>
-          </w:tcPr>
-          <w:p>
-            <w:r>
-              <w:rPr>
-                <w:sz w:val="19"/>
-                <w:szCs w:val="19"/>
-              </w:rPr>
-              <w:t xml:space="preserve">quizzes and incidents code</w:t>
-            </w:r>
-          </w:p>
-        </w:tc>
-      </w:tr>
-      <w:tr>
-        <w:trPr>
-          <w:cantSplit/>
-        </w:trPr>
-        <w:tc>
-          <w:tcPr>
-            <w:tcW w:type="dxa" w:w="2000"/>
-            <w:tcBorders>
-              <w:top w:val="single" w:color="B8C2D0" w:sz="4"/>
-              <w:left w:val="single" w:color="B8C2D0" w:sz="4"/>
-              <w:bottom w:val="single" w:color="B8C2D0" w:sz="4"/>
-              <w:right w:val="single" w:color="B8C2D0" w:sz="4"/>
-            </w:tcBorders>
-            <w:shd w:fill="FFFFFF" w:color="auto" w:val="clear"/>
-            <w:tcMar>
-              <w:top w:type="dxa" w:w="60"/>
-              <w:left w:type="dxa" w:w="100"/>
-              <w:bottom w:type="dxa" w:w="60"/>
-              <w:right w:type="dxa" w:w="100"/>
-            </w:tcMar>
-          </w:tcPr>
-          <w:p>
-            <w:r>
-              <w:rPr>
-                <w:sz w:val="19"/>
-                <w:szCs w:val="19"/>
-              </w:rPr>
-              <w:t xml:space="preserve">Audit controls</w:t>
-            </w:r>
-          </w:p>
-        </w:tc>
-        <w:tc>
-          <w:tcPr>
-            <w:tcW w:type="dxa" w:w="4626"/>
-            <w:tcBorders>
-              <w:top w:val="single" w:color="B8C2D0" w:sz="4"/>
-              <w:left w:val="single" w:color="B8C2D0" w:sz="4"/>
-              <w:bottom w:val="single" w:color="B8C2D0" w:sz="4"/>
-              <w:right w:val="single" w:color="B8C2D0" w:sz="4"/>
-            </w:tcBorders>
-            <w:shd w:fill="FFFFFF" w:color="auto" w:val="clear"/>
-            <w:tcMar>
-              <w:top w:type="dxa" w:w="60"/>
-              <w:left w:type="dxa" w:w="100"/>
-              <w:bottom w:type="dxa" w:w="60"/>
-              <w:right w:type="dxa" w:w="100"/>
-            </w:tcMar>
-          </w:tcPr>
-          <w:p>
-            <w:r>
-              <w:rPr>
-                <w:sz w:val="19"/>
-                <w:szCs w:val="19"/>
-              </w:rPr>
-              <w:t xml:space="preserve">A middleware logs every signed-in data-changing request; the audit model cannot be edited through the API</w:t>
-            </w:r>
-          </w:p>
-        </w:tc>
-        <w:tc>
-          <w:tcPr>
-            <w:tcW w:type="dxa" w:w="2400"/>
-            <w:tcBorders>
-              <w:top w:val="single" w:color="B8C2D0" w:sz="4"/>
-              <w:left w:val="single" w:color="B8C2D0" w:sz="4"/>
-              <w:bottom w:val="single" w:color="B8C2D0" w:sz="4"/>
-              <w:right w:val="single" w:color="B8C2D0" w:sz="4"/>
-            </w:tcBorders>
-            <w:shd w:fill="FFFFFF" w:color="auto" w:val="clear"/>
-            <w:tcMar>
-              <w:top w:type="dxa" w:w="60"/>
-              <w:left w:type="dxa" w:w="100"/>
-              <w:bottom w:type="dxa" w:w="60"/>
-              <w:right w:type="dxa" w:w="100"/>
-            </w:tcMar>
-          </w:tcPr>
-          <w:p>
-            <w:r>
-              <w:rPr>
-                <w:sz w:val="19"/>
-                <w:szCs w:val="19"/>
-              </w:rPr>
-              <w:t xml:space="preserve">audit app</w:t>
-            </w:r>
-          </w:p>
-        </w:tc>
-      </w:tr>
-      <w:tr>
-        <w:trPr>
-          <w:cantSplit/>
-        </w:trPr>
-        <w:tc>
-          <w:tcPr>
-            <w:tcW w:type="dxa" w:w="2000"/>
-            <w:tcBorders>
-              <w:top w:val="single" w:color="B8C2D0" w:sz="4"/>
-              <w:left w:val="single" w:color="B8C2D0" w:sz="4"/>
-              <w:bottom w:val="single" w:color="B8C2D0" w:sz="4"/>
-              <w:right w:val="single" w:color="B8C2D0" w:sz="4"/>
-            </w:tcBorders>
-            <w:shd w:fill="FFFFFF" w:color="auto" w:val="clear"/>
-            <w:tcMar>
-              <w:top w:type="dxa" w:w="60"/>
-              <w:left w:type="dxa" w:w="100"/>
-              <w:bottom w:type="dxa" w:w="60"/>
-              <w:right w:type="dxa" w:w="100"/>
-            </w:tcMar>
-          </w:tcPr>
-          <w:p>
-            <w:r>
-              <w:rPr>
-                <w:sz w:val="19"/>
-                <w:szCs w:val="19"/>
-              </w:rPr>
-              <w:t xml:space="preserve">Transport and browser controls</w:t>
-            </w:r>
-          </w:p>
-        </w:tc>
-        <w:tc>
-          <w:tcPr>
-            <w:tcW w:type="dxa" w:w="4626"/>
-            <w:tcBorders>
-              <w:top w:val="single" w:color="B8C2D0" w:sz="4"/>
-              <w:left w:val="single" w:color="B8C2D0" w:sz="4"/>
-              <w:bottom w:val="single" w:color="B8C2D0" w:sz="4"/>
-              <w:right w:val="single" w:color="B8C2D0" w:sz="4"/>
-            </w:tcBorders>
-            <w:shd w:fill="FFFFFF" w:color="auto" w:val="clear"/>
-            <w:tcMar>
-              <w:top w:type="dxa" w:w="60"/>
-              <w:left w:type="dxa" w:w="100"/>
-              <w:bottom w:type="dxa" w:w="60"/>
-              <w:right w:type="dxa" w:w="100"/>
-            </w:tcMar>
-          </w:tcPr>
-          <w:p>
-            <w:r>
-              <w:rPr>
-                <w:sz w:val="19"/>
-                <w:szCs w:val="19"/>
-              </w:rPr>
-              <w:t xml:space="preserve">HTTPS in production; CORS limited to chosen origins; list of allowed hosts</w:t>
-            </w:r>
-          </w:p>
-        </w:tc>
-        <w:tc>
-          <w:tcPr>
-            <w:tcW w:type="dxa" w:w="2400"/>
-            <w:tcBorders>
-              <w:top w:val="single" w:color="B8C2D0" w:sz="4"/>
-              <w:left w:val="single" w:color="B8C2D0" w:sz="4"/>
-              <w:bottom w:val="single" w:color="B8C2D0" w:sz="4"/>
-              <w:right w:val="single" w:color="B8C2D0" w:sz="4"/>
-            </w:tcBorders>
-            <w:shd w:fill="FFFFFF" w:color="auto" w:val="clear"/>
-            <w:tcMar>
-              <w:top w:type="dxa" w:w="60"/>
-              <w:left w:type="dxa" w:w="100"/>
-              <w:bottom w:type="dxa" w:w="60"/>
-              <w:right w:type="dxa" w:w="100"/>
-            </w:tcMar>
-          </w:tcPr>
-          <w:p>
-            <w:r>
-              <w:rPr>
-                <w:sz w:val="19"/>
-                <w:szCs w:val="19"/>
-              </w:rPr>
-              <w:t xml:space="preserve">settings</w:t>
-            </w:r>
-          </w:p>
-        </w:tc>
-      </w:tr>
-      <w:tr>
-        <w:trPr>
-          <w:cantSplit/>
-        </w:trPr>
-        <w:tc>
-          <w:tcPr>
-            <w:tcW w:type="dxa" w:w="2000"/>
-            <w:tcBorders>
-              <w:top w:val="single" w:color="B8C2D0" w:sz="4"/>
-              <w:left w:val="single" w:color="B8C2D0" w:sz="4"/>
-              <w:bottom w:val="single" w:color="B8C2D0" w:sz="4"/>
-              <w:right w:val="single" w:color="B8C2D0" w:sz="4"/>
-            </w:tcBorders>
-            <w:shd w:fill="FFFFFF" w:color="auto" w:val="clear"/>
-            <w:tcMar>
-              <w:top w:type="dxa" w:w="60"/>
-              <w:left w:type="dxa" w:w="100"/>
-              <w:bottom w:type="dxa" w:w="60"/>
-              <w:right w:type="dxa" w:w="100"/>
-            </w:tcMar>
-          </w:tcPr>
-          <w:p>
-            <w:r>
-              <w:rPr>
-                <w:sz w:val="19"/>
-                <w:szCs w:val="19"/>
-              </w:rPr>
-              <w:t xml:space="preserve">Privacy</w:t>
-            </w:r>
-          </w:p>
-        </w:tc>
-        <w:tc>
-          <w:tcPr>
-            <w:tcW w:type="dxa" w:w="4626"/>
-            <w:tcBorders>
-              <w:top w:val="single" w:color="B8C2D0" w:sz="4"/>
-              <w:left w:val="single" w:color="B8C2D0" w:sz="4"/>
-              <w:bottom w:val="single" w:color="B8C2D0" w:sz="4"/>
-              <w:right w:val="single" w:color="B8C2D0" w:sz="4"/>
-            </w:tcBorders>
-            <w:shd w:fill="FFFFFF" w:color="auto" w:val="clear"/>
-            <w:tcMar>
-              <w:top w:type="dxa" w:w="60"/>
-              <w:left w:type="dxa" w:w="100"/>
-              <w:bottom w:type="dxa" w:w="60"/>
-              <w:right w:type="dxa" w:w="100"/>
-            </w:tcMar>
-          </w:tcPr>
-          <w:p>
-            <w:r>
-              <w:rPr>
-                <w:sz w:val="19"/>
-                <w:szCs w:val="19"/>
-              </w:rPr>
-              <w:t xml:space="preserve">Users see only their own incidents, attempts and notifications; a reset request for an unknown e-mail gives the same answer as for a known one</w:t>
-            </w:r>
-          </w:p>
-        </w:tc>
-        <w:tc>
-          <w:tcPr>
-            <w:tcW w:type="dxa" w:w="2400"/>
-            <w:tcBorders>
-              <w:top w:val="single" w:color="B8C2D0" w:sz="4"/>
-              <w:left w:val="single" w:color="B8C2D0" w:sz="4"/>
-              <w:bottom w:val="single" w:color="B8C2D0" w:sz="4"/>
-              <w:right w:val="single" w:color="B8C2D0" w:sz="4"/>
-            </w:tcBorders>
-            <w:shd w:fill="FFFFFF" w:color="auto" w:val="clear"/>
-            <w:tcMar>
-              <w:top w:type="dxa" w:w="60"/>
-              <w:left w:type="dxa" w:w="100"/>
-              <w:bottom w:type="dxa" w:w="60"/>
-              <w:right w:type="dxa" w:w="100"/>
-            </w:tcMar>
-          </w:tcPr>
-          <w:p>
-            <w:r>
-              <w:rPr>
-                <w:sz w:val="19"/>
-                <w:szCs w:val="19"/>
-              </w:rPr>
-              <w:t xml:space="preserve">view queries</w:t>
-            </w:r>
-          </w:p>
-        </w:tc>
-      </w:tr>
-      <w:tr>
-        <w:trPr>
-          <w:cantSplit/>
-        </w:trPr>
-        <w:tc>
-          <w:tcPr>
-            <w:tcW w:type="dxa" w:w="2000"/>
-            <w:tcBorders>
-              <w:top w:val="single" w:color="B8C2D0" w:sz="4"/>
-              <w:left w:val="single" w:color="B8C2D0" w:sz="4"/>
-              <w:bottom w:val="single" w:color="B8C2D0" w:sz="4"/>
-              <w:right w:val="single" w:color="B8C2D0" w:sz="4"/>
-            </w:tcBorders>
-            <w:shd w:fill="FFFFFF" w:color="auto" w:val="clear"/>
-            <w:tcMar>
-              <w:top w:type="dxa" w:w="60"/>
-              <w:left w:type="dxa" w:w="100"/>
-              <w:bottom w:type="dxa" w:w="60"/>
-              <w:right w:type="dxa" w:w="100"/>
-            </w:tcMar>
-          </w:tcPr>
-          <w:p>
-            <w:r>
-              <w:rPr>
-                <w:sz w:val="19"/>
-                <w:szCs w:val="19"/>
-              </w:rPr>
-              <w:t xml:space="preserve">Error handling</w:t>
-            </w:r>
-          </w:p>
-        </w:tc>
-        <w:tc>
-          <w:tcPr>
-            <w:tcW w:type="dxa" w:w="4626"/>
-            <w:tcBorders>
-              <w:top w:val="single" w:color="B8C2D0" w:sz="4"/>
-              <w:left w:val="single" w:color="B8C2D0" w:sz="4"/>
-              <w:bottom w:val="single" w:color="B8C2D0" w:sz="4"/>
-              <w:right w:val="single" w:color="B8C2D0" w:sz="4"/>
-            </w:tcBorders>
-            <w:shd w:fill="FFFFFF" w:color="auto" w:val="clear"/>
-            <w:tcMar>
-              <w:top w:type="dxa" w:w="60"/>
-              <w:left w:type="dxa" w:w="100"/>
-              <w:bottom w:type="dxa" w:w="60"/>
-              <w:right w:type="dxa" w:w="100"/>
-            </w:tcMar>
-          </w:tcPr>
-          <w:p>
-            <w:r>
-              <w:rPr>
-                <w:sz w:val="19"/>
-                <w:szCs w:val="19"/>
-              </w:rPr>
-              <w:t xml:space="preserve">A custom handler returns one JSON error format with no stack trace</w:t>
-            </w:r>
-          </w:p>
-        </w:tc>
-        <w:tc>
-          <w:tcPr>
-            <w:tcW w:type="dxa" w:w="2400"/>
-            <w:tcBorders>
-              <w:top w:val="single" w:color="B8C2D0" w:sz="4"/>
-              <w:left w:val="single" w:color="B8C2D0" w:sz="4"/>
-              <w:bottom w:val="single" w:color="B8C2D0" w:sz="4"/>
-              <w:right w:val="single" w:color="B8C2D0" w:sz="4"/>
-            </w:tcBorders>
-            <w:shd w:fill="FFFFFF" w:color="auto" w:val="clear"/>
-            <w:tcMar>
-              <w:top w:type="dxa" w:w="60"/>
-              <w:left w:type="dxa" w:w="100"/>
-              <w:bottom w:type="dxa" w:w="60"/>
-              <w:right w:type="dxa" w:w="100"/>
-            </w:tcMar>
-          </w:tcPr>
-          <w:p>
-            <w:r>
-              <w:rPr>
-                <w:sz w:val="19"/>
-                <w:szCs w:val="19"/>
-              </w:rPr>
-              <w:t xml:space="preserve">common/exceptions.py</w:t>
-            </w:r>
-          </w:p>
-        </w:tc>
-      </w:tr>
-      <w:tr>
-        <w:trPr>
-          <w:cantSplit/>
-        </w:trPr>
-        <w:tc>
-          <w:tcPr>
-            <w:tcW w:type="dxa" w:w="2000"/>
-            <w:tcBorders>
-              <w:top w:val="single" w:color="B8C2D0" w:sz="4"/>
-              <w:left w:val="single" w:color="B8C2D0" w:sz="4"/>
-              <w:bottom w:val="single" w:color="B8C2D0" w:sz="4"/>
-              <w:right w:val="single" w:color="B8C2D0" w:sz="4"/>
-            </w:tcBorders>
-            <w:shd w:fill="FFFFFF" w:color="auto" w:val="clear"/>
-            <w:tcMar>
-              <w:top w:type="dxa" w:w="60"/>
-              <w:left w:type="dxa" w:w="100"/>
-              <w:bottom w:type="dxa" w:w="60"/>
-              <w:right w:type="dxa" w:w="100"/>
-            </w:tcMar>
-          </w:tcPr>
-          <w:p>
-            <w:r>
-              <w:rPr>
-                <w:sz w:val="19"/>
-                <w:szCs w:val="19"/>
-              </w:rPr>
-              <w:t xml:space="preserve">Backup and recovery</w:t>
-            </w:r>
-          </w:p>
-        </w:tc>
-        <w:tc>
-          <w:tcPr>
-            <w:tcW w:type="dxa" w:w="4626"/>
-            <w:tcBorders>
-              <w:top w:val="single" w:color="B8C2D0" w:sz="4"/>
-              <w:left w:val="single" w:color="B8C2D0" w:sz="4"/>
-              <w:bottom w:val="single" w:color="B8C2D0" w:sz="4"/>
-              <w:right w:val="single" w:color="B8C2D0" w:sz="4"/>
-            </w:tcBorders>
-            <w:shd w:fill="FFFFFF" w:color="auto" w:val="clear"/>
-            <w:tcMar>
-              <w:top w:type="dxa" w:w="60"/>
-              <w:left w:type="dxa" w:w="100"/>
-              <w:bottom w:type="dxa" w:w="60"/>
-              <w:right w:type="dxa" w:w="100"/>
-            </w:tcMar>
-          </w:tcPr>
-          <w:p>
-            <w:r>
-              <w:rPr>
-                <w:sz w:val="19"/>
-                <w:szCs w:val="19"/>
-              </w:rPr>
-              <w:t xml:space="preserve">Daily database dump and media copy; Git for code; migrations can rebuild the tables</w:t>
-            </w:r>
-          </w:p>
-        </w:tc>
-        <w:tc>
-          <w:tcPr>
-            <w:tcW w:type="dxa" w:w="2400"/>
-            <w:tcBorders>
-              <w:top w:val="single" w:color="B8C2D0" w:sz="4"/>
-              <w:left w:val="single" w:color="B8C2D0" w:sz="4"/>
-              <w:bottom w:val="single" w:color="B8C2D0" w:sz="4"/>
-              <w:right w:val="single" w:color="B8C2D0" w:sz="4"/>
-            </w:tcBorders>
-            <w:shd w:fill="FFFFFF" w:color="auto" w:val="clear"/>
-            <w:tcMar>
-              <w:top w:type="dxa" w:w="60"/>
-              <w:left w:type="dxa" w:w="100"/>
-              <w:bottom w:type="dxa" w:w="60"/>
-              <w:right w:type="dxa" w:w="100"/>
-            </w:tcMar>
-          </w:tcPr>
-          <w:p>
-            <w:r>
-              <w:rPr>
-                <w:sz w:val="19"/>
-                <w:szCs w:val="19"/>
-              </w:rPr>
-              <w:t xml:space="preserve">Operations plan (Chapter 6)</w:t>
-            </w:r>
-          </w:p>
-        </w:tc>
-      </w:tr>
-      <w:tr>
-        <w:trPr>
-          <w:cantSplit/>
-        </w:trPr>
-        <w:tc>
-          <w:tcPr>
-            <w:tcW w:type="dxa" w:w="2000"/>
-            <w:tcBorders>
-              <w:top w:val="single" w:color="B8C2D0" w:sz="4"/>
-              <w:left w:val="single" w:color="B8C2D0" w:sz="4"/>
-              <w:bottom w:val="single" w:color="B8C2D0" w:sz="4"/>
-              <w:right w:val="single" w:color="B8C2D0" w:sz="4"/>
-            </w:tcBorders>
-            <w:shd w:fill="FFFFFF" w:color="auto" w:val="clear"/>
-            <w:tcMar>
-              <w:top w:type="dxa" w:w="60"/>
-              <w:left w:type="dxa" w:w="100"/>
-              <w:bottom w:type="dxa" w:w="60"/>
-              <w:right w:type="dxa" w:w="100"/>
-            </w:tcMar>
-          </w:tcPr>
-          <w:p>
-            <w:r>
-              <w:rPr>
-                <w:sz w:val="19"/>
-                <w:szCs w:val="19"/>
-              </w:rPr>
-              <w:t xml:space="preserve">Environment control</w:t>
-            </w:r>
-          </w:p>
-        </w:tc>
-        <w:tc>
-          <w:tcPr>
-            <w:tcW w:type="dxa" w:w="4626"/>
-            <w:tcBorders>
-              <w:top w:val="single" w:color="B8C2D0" w:sz="4"/>
-              <w:left w:val="single" w:color="B8C2D0" w:sz="4"/>
-              <w:bottom w:val="single" w:color="B8C2D0" w:sz="4"/>
-              <w:right w:val="single" w:color="B8C2D0" w:sz="4"/>
-            </w:tcBorders>
-            <w:shd w:fill="FFFFFF" w:color="auto" w:val="clear"/>
-            <w:tcMar>
-              <w:top w:type="dxa" w:w="60"/>
-              <w:left w:type="dxa" w:w="100"/>
-              <w:bottom w:type="dxa" w:w="60"/>
-              <w:right w:type="dxa" w:w="100"/>
-            </w:tcMar>
-          </w:tcPr>
-          <w:p>
-            <w:r>
-              <w:rPr>
-                <w:sz w:val="19"/>
-                <w:szCs w:val="19"/>
-              </w:rPr>
-              <w:t xml:space="preserve">Secrets are kept in </w:t>
-            </w:r>
-            <w:r>
-              <w:rPr>
-                <w:rFonts w:ascii="Consolas" w:cs="Consolas" w:eastAsia="Consolas" w:hAnsi="Consolas"/>
-                <w:sz w:val="19"/>
-                <w:szCs w:val="19"/>
-              </w:rPr>
-              <w:t xml:space="preserve">.env</w:t>
-            </w:r>
-            <w:r>
-              <w:rPr>
-                <w:sz w:val="19"/>
-                <w:szCs w:val="19"/>
-              </w:rPr>
-              <w:t xml:space="preserve"> and not committed; debug is off in production</w:t>
-            </w:r>
-          </w:p>
-        </w:tc>
-        <w:tc>
-          <w:tcPr>
-            <w:tcW w:type="dxa" w:w="2400"/>
-            <w:tcBorders>
-              <w:top w:val="single" w:color="B8C2D0" w:sz="4"/>
-              <w:left w:val="single" w:color="B8C2D0" w:sz="4"/>
-              <w:bottom w:val="single" w:color="B8C2D0" w:sz="4"/>
-              <w:right w:val="single" w:color="B8C2D0" w:sz="4"/>
-            </w:tcBorders>
-            <w:shd w:fill="FFFFFF" w:color="auto" w:val="clear"/>
-            <w:tcMar>
-              <w:top w:type="dxa" w:w="60"/>
-              <w:left w:type="dxa" w:w="100"/>
-              <w:bottom w:type="dxa" w:w="60"/>
-              <w:right w:type="dxa" w:w="100"/>
-            </w:tcMar>
-          </w:tcPr>
-          <w:p>
-            <w:r>
-              <w:rPr>
-                <w:sz w:val="19"/>
-                <w:szCs w:val="19"/>
-              </w:rPr>
-              <w:t xml:space="preserve">Configuration</w:t>
-            </w:r>
-          </w:p>
-        </w:tc>
-      </w:tr>
-    </w:tbl>
-    <w:p>
-      <w:pPr>
-        <w:spacing w:after="120"/>
-      </w:pPr>
-    </w:p>
-    <w:p>
-      <w:pPr>
-        <w:pStyle w:val="Heading1"/>
-      </w:pPr>
-      <w:r>
-        <w:t xml:space="preserve">4.6 Data Flow Diagrams up to Level 2</w:t>
-      </w:r>
-    </w:p>
-    <w:p>
-      <w:pPr>
-        <w:spacing w:after="120" w:line="300"/>
-      </w:pPr>
-      <w:r>
-        <w:t xml:space="preserve">In the diagrams, rectangles are external entities, ellipses are processes, open-ended bars are data stores and arrows are data flows.</w:t>
+        <w:t xml:space="preserve">Figure 4.22: Level 0 DFD (context diagram)</w:t>
       </w:r>
     </w:p>
     <w:p>
@@ -12238,7 +11150,7 @@
         <w:pStyle w:val="Heading2"/>
       </w:pPr>
       <w:r>
-        <w:t xml:space="preserve">4.6.1 Level 0 (context diagram)</w:t>
+        <w:t xml:space="preserve">4.6.2 Level 1</w:t>
       </w:r>
     </w:p>
     <w:p>
@@ -12250,9 +11162,9 @@
       <w:r>
         <w:drawing>
           <wp:inline distT="0" distB="0" distL="0" distR="0">
-            <wp:extent cx="5715000" cy="3114675"/>
+            <wp:extent cx="5715000" cy="3810000"/>
             <wp:effectExtent t="0" r="0" b="0" l="0"/>
-            <wp:docPr id="25" name="dfd_level0.png" descr="Figure 4.23: Level 0 DFD (context diagram)" title="Figure 4.23: Level 0 DFD (context diagram)"/>
+            <wp:docPr id="25" name="dfd_level1.png" descr="Figure 4.23: Level 1 DFD" title="Figure 4.23: Level 1 DFD"/>
             <wp:cNvGraphicFramePr>
               <a:graphicFrameLocks xmlns:a="http://schemas.openxmlformats.org/drawingml/2006/main" noChangeAspect="1"/>
             </wp:cNvGraphicFramePr>
@@ -12275,7 +11187,7 @@
                   <pic:spPr bwMode="auto">
                     <a:xfrm>
                       <a:off x="0" y="0"/>
-                      <a:ext cx="5715000" cy="3114675"/>
+                      <a:ext cx="5715000" cy="3810000"/>
                     </a:xfrm>
                     <a:prstGeom prst="rect">
                       <a:avLst/>
@@ -12301,7 +11213,7 @@
           <w:sz w:val="18"/>
           <w:szCs w:val="18"/>
         </w:rPr>
-        <w:t xml:space="preserve">Figure 4.23: Level 0 DFD (context diagram)</w:t>
+        <w:t xml:space="preserve">Figure 4.23: Level 1 DFD</w:t>
       </w:r>
     </w:p>
     <w:p>
@@ -12309,7 +11221,15 @@
         <w:pStyle w:val="Heading2"/>
       </w:pPr>
       <w:r>
-        <w:t xml:space="preserve">4.6.2 Level 1</w:t>
+        <w:t xml:space="preserve">4.6.3 Level 2</w:t>
+      </w:r>
+    </w:p>
+    <w:p>
+      <w:pPr>
+        <w:pStyle w:val="Heading3"/>
+      </w:pPr>
+      <w:r>
+        <w:t xml:space="preserve">Process 1.0: Authenticate and manage users</w:t>
       </w:r>
     </w:p>
     <w:p>
@@ -12321,9 +11241,9 @@
       <w:r>
         <w:drawing>
           <wp:inline distT="0" distB="0" distL="0" distR="0">
-            <wp:extent cx="5715000" cy="3629025"/>
+            <wp:extent cx="5715000" cy="2381250"/>
             <wp:effectExtent t="0" r="0" b="0" l="0"/>
-            <wp:docPr id="26" name="dfd_level1.png" descr="Figure 4.24: Level 1 DFD" title="Figure 4.24: Level 1 DFD"/>
+            <wp:docPr id="26" name="dfd_level2_auth.png" descr="Figure 4.24: Level 2 DFD, process 1.0" title="Figure 4.24: Level 2 DFD, process 1.0"/>
             <wp:cNvGraphicFramePr>
               <a:graphicFrameLocks xmlns:a="http://schemas.openxmlformats.org/drawingml/2006/main" noChangeAspect="1"/>
             </wp:cNvGraphicFramePr>
@@ -12346,7 +11266,7 @@
                   <pic:spPr bwMode="auto">
                     <a:xfrm>
                       <a:off x="0" y="0"/>
-                      <a:ext cx="5715000" cy="3629025"/>
+                      <a:ext cx="5715000" cy="2381250"/>
                     </a:xfrm>
                     <a:prstGeom prst="rect">
                       <a:avLst/>
@@ -12372,15 +11292,7 @@
           <w:sz w:val="18"/>
           <w:szCs w:val="18"/>
         </w:rPr>
-        <w:t xml:space="preserve">Figure 4.24: Level 1 DFD</w:t>
-      </w:r>
-    </w:p>
-    <w:p>
-      <w:pPr>
-        <w:pStyle w:val="Heading2"/>
-      </w:pPr>
-      <w:r>
-        <w:t xml:space="preserve">4.6.3 Level 2</w:t>
+        <w:t xml:space="preserve">Figure 4.24: Level 2 DFD, process 1.0</w:t>
       </w:r>
     </w:p>
     <w:p>
@@ -12388,7 +11300,7 @@
         <w:pStyle w:val="Heading3"/>
       </w:pPr>
       <w:r>
-        <w:t xml:space="preserve">Process 1.0: Authenticate and manage users</w:t>
+        <w:t xml:space="preserve">Process 2.0: Deliver training</w:t>
       </w:r>
     </w:p>
     <w:p>
@@ -12402,7 +11314,7 @@
           <wp:inline distT="0" distB="0" distL="0" distR="0">
             <wp:extent cx="5715000" cy="2381250"/>
             <wp:effectExtent t="0" r="0" b="0" l="0"/>
-            <wp:docPr id="27" name="dfd_level2_auth.png" descr="Figure 4.25: Level 2 DFD, process 1.0" title="Figure 4.25: Level 2 DFD, process 1.0"/>
+            <wp:docPr id="27" name="dfd_level2_training.png" descr="Figure 4.25: Level 2 DFD, process 2.0" title="Figure 4.25: Level 2 DFD, process 2.0"/>
             <wp:cNvGraphicFramePr>
               <a:graphicFrameLocks xmlns:a="http://schemas.openxmlformats.org/drawingml/2006/main" noChangeAspect="1"/>
             </wp:cNvGraphicFramePr>
@@ -12451,7 +11363,7 @@
           <w:sz w:val="18"/>
           <w:szCs w:val="18"/>
         </w:rPr>
-        <w:t xml:space="preserve">Figure 4.25: Level 2 DFD, process 1.0</w:t>
+        <w:t xml:space="preserve">Figure 4.25: Level 2 DFD, process 2.0</w:t>
       </w:r>
     </w:p>
     <w:p>
@@ -12459,7 +11371,7 @@
         <w:pStyle w:val="Heading3"/>
       </w:pPr>
       <w:r>
-        <w:t xml:space="preserve">Process 2.0: Deliver training</w:t>
+        <w:t xml:space="preserve">Process 3.0: Run quizzes</w:t>
       </w:r>
     </w:p>
     <w:p>
@@ -12471,9 +11383,9 @@
       <w:r>
         <w:drawing>
           <wp:inline distT="0" distB="0" distL="0" distR="0">
-            <wp:extent cx="5715000" cy="2381250"/>
+            <wp:extent cx="5715000" cy="2200275"/>
             <wp:effectExtent t="0" r="0" b="0" l="0"/>
-            <wp:docPr id="28" name="dfd_level2_training.png" descr="Figure 4.26: Level 2 DFD, process 2.0" title="Figure 4.26: Level 2 DFD, process 2.0"/>
+            <wp:docPr id="28" name="dfd_level2_quiz.png" descr="Figure 4.26: Level 2 DFD, process 3.0" title="Figure 4.26: Level 2 DFD, process 3.0"/>
             <wp:cNvGraphicFramePr>
               <a:graphicFrameLocks xmlns:a="http://schemas.openxmlformats.org/drawingml/2006/main" noChangeAspect="1"/>
             </wp:cNvGraphicFramePr>
@@ -12496,7 +11408,7 @@
                   <pic:spPr bwMode="auto">
                     <a:xfrm>
                       <a:off x="0" y="0"/>
-                      <a:ext cx="5715000" cy="2381250"/>
+                      <a:ext cx="5715000" cy="2200275"/>
                     </a:xfrm>
                     <a:prstGeom prst="rect">
                       <a:avLst/>
@@ -12522,7 +11434,7 @@
           <w:sz w:val="18"/>
           <w:szCs w:val="18"/>
         </w:rPr>
-        <w:t xml:space="preserve">Figure 4.26: Level 2 DFD, process 2.0</w:t>
+        <w:t xml:space="preserve">Figure 4.26: Level 2 DFD, process 3.0</w:t>
       </w:r>
     </w:p>
     <w:p>
@@ -12530,7 +11442,7 @@
         <w:pStyle w:val="Heading3"/>
       </w:pPr>
       <w:r>
-        <w:t xml:space="preserve">Process 3.0: Run quizzes</w:t>
+        <w:t xml:space="preserve">Process 4.0: Phishing simulation</w:t>
       </w:r>
     </w:p>
     <w:p>
@@ -12542,9 +11454,9 @@
       <w:r>
         <w:drawing>
           <wp:inline distT="0" distB="0" distL="0" distR="0">
-            <wp:extent cx="5715000" cy="2200275"/>
+            <wp:extent cx="5715000" cy="2381250"/>
             <wp:effectExtent t="0" r="0" b="0" l="0"/>
-            <wp:docPr id="29" name="dfd_level2_quiz.png" descr="Figure 4.27: Level 2 DFD, process 3.0" title="Figure 4.27: Level 2 DFD, process 3.0"/>
+            <wp:docPr id="29" name="dfd_level2_phishing.png" descr="Figure 4.27: Level 2 DFD, process 4.0" title="Figure 4.27: Level 2 DFD, process 4.0"/>
             <wp:cNvGraphicFramePr>
               <a:graphicFrameLocks xmlns:a="http://schemas.openxmlformats.org/drawingml/2006/main" noChangeAspect="1"/>
             </wp:cNvGraphicFramePr>
@@ -12567,7 +11479,7 @@
                   <pic:spPr bwMode="auto">
                     <a:xfrm>
                       <a:off x="0" y="0"/>
-                      <a:ext cx="5715000" cy="2200275"/>
+                      <a:ext cx="5715000" cy="2381250"/>
                     </a:xfrm>
                     <a:prstGeom prst="rect">
                       <a:avLst/>
@@ -12593,7 +11505,7 @@
           <w:sz w:val="18"/>
           <w:szCs w:val="18"/>
         </w:rPr>
-        <w:t xml:space="preserve">Figure 4.27: Level 2 DFD, process 3.0</w:t>
+        <w:t xml:space="preserve">Figure 4.27: Level 2 DFD, process 4.0</w:t>
       </w:r>
     </w:p>
     <w:p>
@@ -12601,7 +11513,7 @@
         <w:pStyle w:val="Heading3"/>
       </w:pPr>
       <w:r>
-        <w:t xml:space="preserve">Process 4.0: Phishing simulation</w:t>
+        <w:t xml:space="preserve">Process 5.0: Incident response</w:t>
       </w:r>
     </w:p>
     <w:p>
@@ -12613,9 +11525,9 @@
       <w:r>
         <w:drawing>
           <wp:inline distT="0" distB="0" distL="0" distR="0">
-            <wp:extent cx="5715000" cy="2381250"/>
+            <wp:extent cx="5715000" cy="2857500"/>
             <wp:effectExtent t="0" r="0" b="0" l="0"/>
-            <wp:docPr id="30" name="dfd_level2_phishing.png" descr="Figure 4.28: Level 2 DFD, process 4.0" title="Figure 4.28: Level 2 DFD, process 4.0"/>
+            <wp:docPr id="30" name="dfd_level2_incident.png" descr="Figure 4.28: Level 2 DFD, process 5.0" title="Figure 4.28: Level 2 DFD, process 5.0"/>
             <wp:cNvGraphicFramePr>
               <a:graphicFrameLocks xmlns:a="http://schemas.openxmlformats.org/drawingml/2006/main" noChangeAspect="1"/>
             </wp:cNvGraphicFramePr>
@@ -12638,7 +11550,7 @@
                   <pic:spPr bwMode="auto">
                     <a:xfrm>
                       <a:off x="0" y="0"/>
-                      <a:ext cx="5715000" cy="2381250"/>
+                      <a:ext cx="5715000" cy="2857500"/>
                     </a:xfrm>
                     <a:prstGeom prst="rect">
                       <a:avLst/>
@@ -12664,15 +11576,23 @@
           <w:sz w:val="18"/>
           <w:szCs w:val="18"/>
         </w:rPr>
-        <w:t xml:space="preserve">Figure 4.28: Level 2 DFD, process 4.0</w:t>
-      </w:r>
-    </w:p>
-    <w:p>
-      <w:pPr>
-        <w:pStyle w:val="Heading3"/>
-      </w:pPr>
-      <w:r>
-        <w:t xml:space="preserve">Process 5.0: Incident response</w:t>
+        <w:t xml:space="preserve">Figure 4.28: Level 2 DFD, process 5.0</w:t>
+      </w:r>
+    </w:p>
+    <w:p>
+      <w:pPr>
+        <w:pStyle w:val="Heading1"/>
+      </w:pPr>
+      <w:r>
+        <w:t xml:space="preserve">4.7 UML and System Diagrams</w:t>
+      </w:r>
+    </w:p>
+    <w:p>
+      <w:pPr>
+        <w:pStyle w:val="Heading2"/>
+      </w:pPr>
+      <w:r>
+        <w:t xml:space="preserve">4.7.1 Use case diagram</w:t>
       </w:r>
     </w:p>
     <w:p>
@@ -12684,9 +11604,9 @@
       <w:r>
         <w:drawing>
           <wp:inline distT="0" distB="0" distL="0" distR="0">
-            <wp:extent cx="5715000" cy="2676525"/>
+            <wp:extent cx="5715000" cy="3810000"/>
             <wp:effectExtent t="0" r="0" b="0" l="0"/>
-            <wp:docPr id="31" name="dfd_level2_incident.png" descr="Figure 4.29: Level 2 DFD, process 5.0" title="Figure 4.29: Level 2 DFD, process 5.0"/>
+            <wp:docPr id="31" name="use_case.png" descr="Figure 4.29: Use case diagram" title="Figure 4.29: Use case diagram"/>
             <wp:cNvGraphicFramePr>
               <a:graphicFrameLocks xmlns:a="http://schemas.openxmlformats.org/drawingml/2006/main" noChangeAspect="1"/>
             </wp:cNvGraphicFramePr>
@@ -12709,7 +11629,7 @@
                   <pic:spPr bwMode="auto">
                     <a:xfrm>
                       <a:off x="0" y="0"/>
-                      <a:ext cx="5715000" cy="2676525"/>
+                      <a:ext cx="5715000" cy="3810000"/>
                     </a:xfrm>
                     <a:prstGeom prst="rect">
                       <a:avLst/>
@@ -12735,15 +11655,15 @@
           <w:sz w:val="18"/>
           <w:szCs w:val="18"/>
         </w:rPr>
-        <w:t xml:space="preserve">Figure 4.29: Level 2 DFD, process 5.0</w:t>
-      </w:r>
-    </w:p>
-    <w:p>
-      <w:pPr>
-        <w:pStyle w:val="Heading3"/>
-      </w:pPr>
-      <w:r>
-        <w:t xml:space="preserve">Process 6.0: Alerts and notifications</w:t>
+        <w:t xml:space="preserve">Figure 4.29: Use case diagram</w:t>
+      </w:r>
+    </w:p>
+    <w:p>
+      <w:pPr>
+        <w:pStyle w:val="Heading2"/>
+      </w:pPr>
+      <w:r>
+        <w:t xml:space="preserve">4.7.2 Class diagram</w:t>
       </w:r>
     </w:p>
     <w:p>
@@ -12755,9 +11675,9 @@
       <w:r>
         <w:drawing>
           <wp:inline distT="0" distB="0" distL="0" distR="0">
-            <wp:extent cx="5715000" cy="2381250"/>
+            <wp:extent cx="5905500" cy="3914775"/>
             <wp:effectExtent t="0" r="0" b="0" l="0"/>
-            <wp:docPr id="32" name="dfd_level2_alerts.png" descr="Figure 4.30: Level 2 DFD, process 6.0" title="Figure 4.30: Level 2 DFD, process 6.0"/>
+            <wp:docPr id="32" name="class_diagram.png" descr="Figure 4.30: Class diagram (main domain classes)" title="Figure 4.30: Class diagram (main domain classes)"/>
             <wp:cNvGraphicFramePr>
               <a:graphicFrameLocks xmlns:a="http://schemas.openxmlformats.org/drawingml/2006/main" noChangeAspect="1"/>
             </wp:cNvGraphicFramePr>
@@ -12780,7 +11700,7 @@
                   <pic:spPr bwMode="auto">
                     <a:xfrm>
                       <a:off x="0" y="0"/>
-                      <a:ext cx="5715000" cy="2381250"/>
+                      <a:ext cx="5905500" cy="3914775"/>
                     </a:xfrm>
                     <a:prstGeom prst="rect">
                       <a:avLst/>
@@ -12806,15 +11726,7 @@
           <w:sz w:val="18"/>
           <w:szCs w:val="18"/>
         </w:rPr>
-        <w:t xml:space="preserve">Figure 4.30: Level 2 DFD, process 6.0</w:t>
-      </w:r>
-    </w:p>
-    <w:p>
-      <w:pPr>
-        <w:pStyle w:val="Heading1"/>
-      </w:pPr>
-      <w:r>
-        <w:t xml:space="preserve">4.7 UML and System Diagrams</w:t>
+        <w:t xml:space="preserve">Figure 4.30: Class diagram (main domain classes)</w:t>
       </w:r>
     </w:p>
     <w:p>
@@ -12822,7 +11734,7 @@
         <w:pStyle w:val="Heading2"/>
       </w:pPr>
       <w:r>
-        <w:t xml:space="preserve">4.7.1 Use case diagram</w:t>
+        <w:t xml:space="preserve">4.7.3 Sequence diagram</w:t>
       </w:r>
     </w:p>
     <w:p>
@@ -12834,9 +11746,9 @@
       <w:r>
         <w:drawing>
           <wp:inline distT="0" distB="0" distL="0" distR="0">
-            <wp:extent cx="5715000" cy="3810000"/>
+            <wp:extent cx="5715000" cy="3333750"/>
             <wp:effectExtent t="0" r="0" b="0" l="0"/>
-            <wp:docPr id="33" name="use_case.png" descr="Figure 4.31: Use case diagram" title="Figure 4.31: Use case diagram"/>
+            <wp:docPr id="33" name="sequence_incident.png" descr="Figure 4.31: Sequence diagram: reporting and handling an incident" title="Figure 4.31: Sequence diagram: reporting and handling an incident"/>
             <wp:cNvGraphicFramePr>
               <a:graphicFrameLocks xmlns:a="http://schemas.openxmlformats.org/drawingml/2006/main" noChangeAspect="1"/>
             </wp:cNvGraphicFramePr>
@@ -12859,7 +11771,7 @@
                   <pic:spPr bwMode="auto">
                     <a:xfrm>
                       <a:off x="0" y="0"/>
-                      <a:ext cx="5715000" cy="3810000"/>
+                      <a:ext cx="5715000" cy="3333750"/>
                     </a:xfrm>
                     <a:prstGeom prst="rect">
                       <a:avLst/>
@@ -12885,7 +11797,7 @@
           <w:sz w:val="18"/>
           <w:szCs w:val="18"/>
         </w:rPr>
-        <w:t xml:space="preserve">Figure 4.31: Use case diagram</w:t>
+        <w:t xml:space="preserve">Figure 4.31: Sequence diagram: reporting and handling an incident</w:t>
       </w:r>
     </w:p>
     <w:p>
@@ -12893,7 +11805,7 @@
         <w:pStyle w:val="Heading2"/>
       </w:pPr>
       <w:r>
-        <w:t xml:space="preserve">4.7.2 Class diagram</w:t>
+        <w:t xml:space="preserve">4.7.4 Module structure</w:t>
       </w:r>
     </w:p>
     <w:p>
@@ -12905,9 +11817,9 @@
       <w:r>
         <w:drawing>
           <wp:inline distT="0" distB="0" distL="0" distR="0">
-            <wp:extent cx="5905500" cy="3914775"/>
+            <wp:extent cx="5905500" cy="3448050"/>
             <wp:effectExtent t="0" r="0" b="0" l="0"/>
-            <wp:docPr id="34" name="class_diagram.png" descr="Figure 4.32: Class diagram (main domain classes)" title="Figure 4.32: Class diagram (main domain classes)"/>
+            <wp:docPr id="34" name="structure_chart.png" descr="Figure 4.32: System module structure chart" title="Figure 4.32: System module structure chart"/>
             <wp:cNvGraphicFramePr>
               <a:graphicFrameLocks xmlns:a="http://schemas.openxmlformats.org/drawingml/2006/main" noChangeAspect="1"/>
             </wp:cNvGraphicFramePr>
@@ -12930,7 +11842,7 @@
                   <pic:spPr bwMode="auto">
                     <a:xfrm>
                       <a:off x="0" y="0"/>
-                      <a:ext cx="5905500" cy="3914775"/>
+                      <a:ext cx="5905500" cy="3448050"/>
                     </a:xfrm>
                     <a:prstGeom prst="rect">
                       <a:avLst/>
@@ -12956,7 +11868,7 @@
           <w:sz w:val="18"/>
           <w:szCs w:val="18"/>
         </w:rPr>
-        <w:t xml:space="preserve">Figure 4.32: Class diagram (main domain classes)</w:t>
+        <w:t xml:space="preserve">Figure 4.32: System module structure chart</w:t>
       </w:r>
     </w:p>
     <w:p>
@@ -12964,7 +11876,7 @@
         <w:pStyle w:val="Heading2"/>
       </w:pPr>
       <w:r>
-        <w:t xml:space="preserve">4.7.3 Sequence diagram</w:t>
+        <w:t xml:space="preserve">4.7.5 Deployment diagram</w:t>
       </w:r>
     </w:p>
     <w:p>
@@ -12976,9 +11888,9 @@
       <w:r>
         <w:drawing>
           <wp:inline distT="0" distB="0" distL="0" distR="0">
-            <wp:extent cx="5715000" cy="3152775"/>
+            <wp:extent cx="5524500" cy="3009900"/>
             <wp:effectExtent t="0" r="0" b="0" l="0"/>
-            <wp:docPr id="35" name="sequence_incident.png" descr="Figure 4.33: Sequence diagram: reporting and handling an incident" title="Figure 4.33: Sequence diagram: reporting and handling an incident"/>
+            <wp:docPr id="35" name="deployment.png" descr="Figure 4.33: Deployment diagram" title="Figure 4.33: Deployment diagram"/>
             <wp:cNvGraphicFramePr>
               <a:graphicFrameLocks xmlns:a="http://schemas.openxmlformats.org/drawingml/2006/main" noChangeAspect="1"/>
             </wp:cNvGraphicFramePr>
@@ -13001,148 +11913,6 @@
                   <pic:spPr bwMode="auto">
                     <a:xfrm>
                       <a:off x="0" y="0"/>
-                      <a:ext cx="5715000" cy="3152775"/>
-                    </a:xfrm>
-                    <a:prstGeom prst="rect">
-                      <a:avLst/>
-                    </a:prstGeom>
-                  </pic:spPr>
-                </pic:pic>
-              </a:graphicData>
-            </a:graphic>
-          </wp:inline>
-        </w:drawing>
-      </w:r>
-    </w:p>
-    <w:p>
-      <w:pPr>
-        <w:spacing w:after="200"/>
-        <w:jc w:val="center"/>
-      </w:pPr>
-      <w:r>
-        <w:rPr>
-          <w:i/>
-          <w:iCs/>
-          <w:color w:val="555555"/>
-          <w:sz w:val="18"/>
-          <w:szCs w:val="18"/>
-        </w:rPr>
-        <w:t xml:space="preserve">Figure 4.33: Sequence diagram: reporting and handling an incident</w:t>
-      </w:r>
-    </w:p>
-    <w:p>
-      <w:pPr>
-        <w:pStyle w:val="Heading2"/>
-      </w:pPr>
-      <w:r>
-        <w:t xml:space="preserve">4.7.4 Module structure</w:t>
-      </w:r>
-    </w:p>
-    <w:p>
-      <w:pPr>
-        <w:keepNext/>
-        <w:spacing w:after="60" w:before="120"/>
-        <w:jc w:val="center"/>
-      </w:pPr>
-      <w:r>
-        <w:drawing>
-          <wp:inline distT="0" distB="0" distL="0" distR="0">
-            <wp:extent cx="5905500" cy="3448050"/>
-            <wp:effectExtent t="0" r="0" b="0" l="0"/>
-            <wp:docPr id="36" name="structure_chart.png" descr="Figure 4.34: System module structure chart" title="Figure 4.34: System module structure chart"/>
-            <wp:cNvGraphicFramePr>
-              <a:graphicFrameLocks xmlns:a="http://schemas.openxmlformats.org/drawingml/2006/main" noChangeAspect="1"/>
-            </wp:cNvGraphicFramePr>
-            <a:graphic xmlns:a="http://schemas.openxmlformats.org/drawingml/2006/main">
-              <a:graphicData uri="http://schemas.openxmlformats.org/drawingml/2006/picture">
-                <pic:pic xmlns:pic="http://schemas.openxmlformats.org/drawingml/2006/picture">
-                  <pic:nvPicPr>
-                    <pic:cNvPr id="0" name="" descr=""/>
-                    <pic:cNvPicPr>
-                      <a:picLocks noChangeAspect="1" noChangeArrowheads="1"/>
-                    </pic:cNvPicPr>
-                  </pic:nvPicPr>
-                  <pic:blipFill>
-                    <a:blip r:embed="rId42" cstate="none"/>
-                    <a:srcRect/>
-                    <a:stretch>
-                      <a:fillRect/>
-                    </a:stretch>
-                  </pic:blipFill>
-                  <pic:spPr bwMode="auto">
-                    <a:xfrm>
-                      <a:off x="0" y="0"/>
-                      <a:ext cx="5905500" cy="3448050"/>
-                    </a:xfrm>
-                    <a:prstGeom prst="rect">
-                      <a:avLst/>
-                    </a:prstGeom>
-                  </pic:spPr>
-                </pic:pic>
-              </a:graphicData>
-            </a:graphic>
-          </wp:inline>
-        </w:drawing>
-      </w:r>
-    </w:p>
-    <w:p>
-      <w:pPr>
-        <w:spacing w:after="200"/>
-        <w:jc w:val="center"/>
-      </w:pPr>
-      <w:r>
-        <w:rPr>
-          <w:i/>
-          <w:iCs/>
-          <w:color w:val="555555"/>
-          <w:sz w:val="18"/>
-          <w:szCs w:val="18"/>
-        </w:rPr>
-        <w:t xml:space="preserve">Figure 4.34: System module structure chart</w:t>
-      </w:r>
-    </w:p>
-    <w:p>
-      <w:pPr>
-        <w:pStyle w:val="Heading2"/>
-      </w:pPr>
-      <w:r>
-        <w:t xml:space="preserve">4.7.5 Deployment diagram</w:t>
-      </w:r>
-    </w:p>
-    <w:p>
-      <w:pPr>
-        <w:keepNext/>
-        <w:spacing w:after="60" w:before="120"/>
-        <w:jc w:val="center"/>
-      </w:pPr>
-      <w:r>
-        <w:drawing>
-          <wp:inline distT="0" distB="0" distL="0" distR="0">
-            <wp:extent cx="5524500" cy="3009900"/>
-            <wp:effectExtent t="0" r="0" b="0" l="0"/>
-            <wp:docPr id="37" name="deployment.png" descr="Figure 4.35: Deployment diagram" title="Figure 4.35: Deployment diagram"/>
-            <wp:cNvGraphicFramePr>
-              <a:graphicFrameLocks xmlns:a="http://schemas.openxmlformats.org/drawingml/2006/main" noChangeAspect="1"/>
-            </wp:cNvGraphicFramePr>
-            <a:graphic xmlns:a="http://schemas.openxmlformats.org/drawingml/2006/main">
-              <a:graphicData uri="http://schemas.openxmlformats.org/drawingml/2006/picture">
-                <pic:pic xmlns:pic="http://schemas.openxmlformats.org/drawingml/2006/picture">
-                  <pic:nvPicPr>
-                    <pic:cNvPr id="0" name="" descr=""/>
-                    <pic:cNvPicPr>
-                      <a:picLocks noChangeAspect="1" noChangeArrowheads="1"/>
-                    </pic:cNvPicPr>
-                  </pic:nvPicPr>
-                  <pic:blipFill>
-                    <a:blip r:embed="rId43" cstate="none"/>
-                    <a:srcRect/>
-                    <a:stretch>
-                      <a:fillRect/>
-                    </a:stretch>
-                  </pic:blipFill>
-                  <pic:spPr bwMode="auto">
-                    <a:xfrm>
-                      <a:off x="0" y="0"/>
                       <a:ext cx="5524500" cy="3009900"/>
                     </a:xfrm>
                     <a:prstGeom prst="rect">
@@ -13169,7 +11939,7 @@
           <w:sz w:val="18"/>
           <w:szCs w:val="18"/>
         </w:rPr>
-        <w:t xml:space="preserve">Figure 4.35: Deployment diagram</w:t>
+        <w:t xml:space="preserve">Figure 4.33: Deployment diagram</w:t>
       </w:r>
     </w:p>
     <w:p>
@@ -13193,7 +11963,7 @@
         <w:spacing w:after="120" w:line="300"/>
       </w:pPr>
       <w:r>
-        <w:t xml:space="preserve">The two apps talk to the server through a REST API under </w:t>
+        <w:t xml:space="preserve">The web app talks to the server through a REST API under </w:t>
       </w:r>
       <w:r>
         <w:rPr>
@@ -13951,7 +12721,7 @@
                 <w:sz w:val="19"/>
                 <w:szCs w:val="19"/>
               </w:rPr>
-              <w:t xml:space="preserve">Signed-in users report; officers manage</w:t>
+              <w:t xml:space="preserve">Signed-in users report; administrators manage</w:t>
             </w:r>
           </w:p>
         </w:tc>
@@ -13983,7 +12753,7 @@
                 <w:sz w:val="19"/>
                 <w:szCs w:val="19"/>
               </w:rPr>
-              <w:t xml:space="preserve">Alerts (</w:t>
+              <w:t xml:space="preserve">Analytics and audit (</w:t>
             </w:r>
             <w:r>
               <w:rPr>
@@ -13991,7 +12761,22 @@
                 <w:sz w:val="19"/>
                 <w:szCs w:val="19"/>
               </w:rPr>
-              <w:t xml:space="preserve">/alerts/</w:t>
+              <w:t xml:space="preserve">/analytics/</w:t>
+            </w:r>
+            <w:r>
+              <w:rPr>
+                <w:sz w:val="19"/>
+                <w:szCs w:val="19"/>
+              </w:rPr>
+              <w:t xml:space="preserve">, </w:t>
+            </w:r>
+            <w:r>
+              <w:rPr>
+                <w:rFonts w:ascii="Consolas" w:cs="Consolas" w:eastAsia="Consolas" w:hAnsi="Consolas"/>
+                <w:sz w:val="19"/>
+                <w:szCs w:val="19"/>
+              </w:rPr>
+              <w:t xml:space="preserve">/audit/</w:t>
             </w:r>
             <w:r>
               <w:rPr>
@@ -14025,7 +12810,7 @@
                 <w:sz w:val="19"/>
                 <w:szCs w:val="19"/>
               </w:rPr>
-              <w:t xml:space="preserve">alerts, notifications, read, read_all</w:t>
+              <w:t xml:space="preserve">me, organization, charts, logs, export</w:t>
             </w:r>
           </w:p>
         </w:tc>
@@ -14052,123 +12837,7 @@
                 <w:sz w:val="19"/>
                 <w:szCs w:val="19"/>
               </w:rPr>
-              <w:t xml:space="preserve">Administrators publish; users read</w:t>
-            </w:r>
-          </w:p>
-        </w:tc>
-      </w:tr>
-      <w:tr>
-        <w:trPr>
-          <w:cantSplit/>
-        </w:trPr>
-        <w:tc>
-          <w:tcPr>
-            <w:tcW w:type="dxa" w:w="3000"/>
-            <w:tcBorders>
-              <w:top w:val="single" w:color="B8C2D0" w:sz="4"/>
-              <w:left w:val="single" w:color="B8C2D0" w:sz="4"/>
-              <w:bottom w:val="single" w:color="B8C2D0" w:sz="4"/>
-              <w:right w:val="single" w:color="B8C2D0" w:sz="4"/>
-            </w:tcBorders>
-            <w:shd w:fill="FFFFFF" w:color="auto" w:val="clear"/>
-            <w:tcMar>
-              <w:top w:type="dxa" w:w="60"/>
-              <w:left w:type="dxa" w:w="100"/>
-              <w:bottom w:type="dxa" w:w="60"/>
-              <w:right w:type="dxa" w:w="100"/>
-            </w:tcMar>
-          </w:tcPr>
-          <w:p>
-            <w:r>
-              <w:rPr>
-                <w:sz w:val="19"/>
-                <w:szCs w:val="19"/>
-              </w:rPr>
-              <w:t xml:space="preserve">Analytics and audit (</w:t>
-            </w:r>
-            <w:r>
-              <w:rPr>
-                <w:rFonts w:ascii="Consolas" w:cs="Consolas" w:eastAsia="Consolas" w:hAnsi="Consolas"/>
-                <w:sz w:val="19"/>
-                <w:szCs w:val="19"/>
-              </w:rPr>
-              <w:t xml:space="preserve">/analytics/</w:t>
-            </w:r>
-            <w:r>
-              <w:rPr>
-                <w:sz w:val="19"/>
-                <w:szCs w:val="19"/>
-              </w:rPr>
-              <w:t xml:space="preserve">, </w:t>
-            </w:r>
-            <w:r>
-              <w:rPr>
-                <w:rFonts w:ascii="Consolas" w:cs="Consolas" w:eastAsia="Consolas" w:hAnsi="Consolas"/>
-                <w:sz w:val="19"/>
-                <w:szCs w:val="19"/>
-              </w:rPr>
-              <w:t xml:space="preserve">/audit/</w:t>
-            </w:r>
-            <w:r>
-              <w:rPr>
-                <w:sz w:val="19"/>
-                <w:szCs w:val="19"/>
-              </w:rPr>
-              <w:t xml:space="preserve">)</w:t>
-            </w:r>
-          </w:p>
-        </w:tc>
-        <w:tc>
-          <w:tcPr>
-            <w:tcW w:type="dxa" w:w="3326"/>
-            <w:tcBorders>
-              <w:top w:val="single" w:color="B8C2D0" w:sz="4"/>
-              <w:left w:val="single" w:color="B8C2D0" w:sz="4"/>
-              <w:bottom w:val="single" w:color="B8C2D0" w:sz="4"/>
-              <w:right w:val="single" w:color="B8C2D0" w:sz="4"/>
-            </w:tcBorders>
-            <w:shd w:fill="FFFFFF" w:color="auto" w:val="clear"/>
-            <w:tcMar>
-              <w:top w:type="dxa" w:w="60"/>
-              <w:left w:type="dxa" w:w="100"/>
-              <w:bottom w:type="dxa" w:w="60"/>
-              <w:right w:type="dxa" w:w="100"/>
-            </w:tcMar>
-          </w:tcPr>
-          <w:p>
-            <w:r>
-              <w:rPr>
-                <w:sz w:val="19"/>
-                <w:szCs w:val="19"/>
-              </w:rPr>
-              <w:t xml:space="preserve">me, organization, charts, logs, export</w:t>
-            </w:r>
-          </w:p>
-        </w:tc>
-        <w:tc>
-          <w:tcPr>
-            <w:tcW w:type="dxa" w:w="2700"/>
-            <w:tcBorders>
-              <w:top w:val="single" w:color="B8C2D0" w:sz="4"/>
-              <w:left w:val="single" w:color="B8C2D0" w:sz="4"/>
-              <w:bottom w:val="single" w:color="B8C2D0" w:sz="4"/>
-              <w:right w:val="single" w:color="B8C2D0" w:sz="4"/>
-            </w:tcBorders>
-            <w:shd w:fill="FFFFFF" w:color="auto" w:val="clear"/>
-            <w:tcMar>
-              <w:top w:type="dxa" w:w="60"/>
-              <w:left w:type="dxa" w:w="100"/>
-              <w:bottom w:type="dxa" w:w="60"/>
-              <w:right w:type="dxa" w:w="100"/>
-            </w:tcMar>
-          </w:tcPr>
-          <w:p>
-            <w:r>
-              <w:rPr>
-                <w:sz w:val="19"/>
-                <w:szCs w:val="19"/>
-              </w:rPr>
-              <w:t xml:space="preserve">Own data for users; organisation data and audit for officers and administrators</w:t>
+              <w:t xml:space="preserve">Own data for users; organisation data and audit for administrators</w:t>
             </w:r>
           </w:p>
         </w:tc>
